--- a/PCP P&ID ListRegisters/DF-RE-0102PM-E-94238-24 WTP 10 IO LIST DOCUMENT – LIST OF INPUTS & OUTPUTS(1).docx
+++ b/PCP P&ID ListRegisters/DF-RE-0102PM-E-94238-24 WTP 10 IO LIST DOCUMENT – LIST OF INPUTS & OUTPUTS(1).docx
@@ -4116,6 +4116,14 @@
                 <w:sz w:val="16"/>
                 <w:szCs w:val="16"/>
               </w:rPr>
+              <w:t xml:space="preserve">Trip </w:t>
+            </w:r>
+            <w:r>
+              <w:rPr>
+                <w:rFonts w:cs="Arial"/>
+                <w:sz w:val="16"/>
+                <w:szCs w:val="16"/>
+              </w:rPr>
               <w:t>TP-01A</w:t>
             </w:r>
           </w:p>
@@ -4688,6 +4696,14 @@
                 <w:sz w:val="16"/>
                 <w:szCs w:val="16"/>
               </w:rPr>
+              <w:t xml:space="preserve">Trip </w:t>
+            </w:r>
+            <w:r>
+              <w:rPr>
+                <w:rFonts w:cs="Arial"/>
+                <w:sz w:val="16"/>
+                <w:szCs w:val="16"/>
+              </w:rPr>
               <w:t>TP-01B</w:t>
             </w:r>
           </w:p>
@@ -6422,7 +6438,23 @@
                 <w:sz w:val="16"/>
                 <w:szCs w:val="16"/>
               </w:rPr>
-              <w:t>AV-101 (OP)</w:t>
+              <w:t>AV-10</w:t>
+            </w:r>
+            <w:r>
+              <w:rPr>
+                <w:rFonts w:cs="Arial"/>
+                <w:sz w:val="16"/>
+                <w:szCs w:val="16"/>
+              </w:rPr>
+              <w:t>7</w:t>
+            </w:r>
+            <w:r>
+              <w:rPr>
+                <w:rFonts w:cs="Arial"/>
+                <w:sz w:val="16"/>
+                <w:szCs w:val="16"/>
+              </w:rPr>
+              <w:t xml:space="preserve"> (OP)</w:t>
             </w:r>
           </w:p>
         </w:tc>
@@ -6456,7 +6488,15 @@
                 <w:sz w:val="16"/>
                 <w:szCs w:val="16"/>
               </w:rPr>
-              <w:t>AV-101</w:t>
+              <w:t>AV-10</w:t>
+            </w:r>
+            <w:r>
+              <w:rPr>
+                <w:rFonts w:cs="Arial"/>
+                <w:sz w:val="16"/>
+                <w:szCs w:val="16"/>
+              </w:rPr>
+              <w:t>7</w:t>
             </w:r>
           </w:p>
         </w:tc>
@@ -7000,7 +7040,27 @@
                 <w:szCs w:val="16"/>
                 <w:lang w:val="en-ID" w:eastAsia="en-ID"/>
               </w:rPr>
-              <w:t>AV-101 (CL)</w:t>
+              <w:t>AV-10</w:t>
+            </w:r>
+            <w:r>
+              <w:rPr>
+                <w:rFonts w:eastAsia="Times New Roman" w:cs="Arial"/>
+                <w:color w:val="000000"/>
+                <w:sz w:val="16"/>
+                <w:szCs w:val="16"/>
+                <w:lang w:val="en-ID" w:eastAsia="en-ID"/>
+              </w:rPr>
+              <w:t>7</w:t>
+            </w:r>
+            <w:r>
+              <w:rPr>
+                <w:rFonts w:eastAsia="Times New Roman" w:cs="Arial"/>
+                <w:color w:val="000000"/>
+                <w:sz w:val="16"/>
+                <w:szCs w:val="16"/>
+                <w:lang w:val="en-ID" w:eastAsia="en-ID"/>
+              </w:rPr>
+              <w:t xml:space="preserve"> (CL)</w:t>
             </w:r>
           </w:p>
         </w:tc>
@@ -7560,7 +7620,23 @@
                 <w:sz w:val="16"/>
                 <w:szCs w:val="16"/>
               </w:rPr>
-              <w:t>AV-102 (OP)</w:t>
+              <w:t>AV-10</w:t>
+            </w:r>
+            <w:r>
+              <w:rPr>
+                <w:rFonts w:cs="Arial"/>
+                <w:sz w:val="16"/>
+                <w:szCs w:val="16"/>
+              </w:rPr>
+              <w:t>1</w:t>
+            </w:r>
+            <w:r>
+              <w:rPr>
+                <w:rFonts w:cs="Arial"/>
+                <w:sz w:val="16"/>
+                <w:szCs w:val="16"/>
+              </w:rPr>
+              <w:t xml:space="preserve"> (OP)</w:t>
             </w:r>
           </w:p>
         </w:tc>
@@ -7594,7 +7670,15 @@
                 <w:sz w:val="16"/>
                 <w:szCs w:val="16"/>
               </w:rPr>
-              <w:t>AV-102</w:t>
+              <w:t>AV-10</w:t>
+            </w:r>
+            <w:r>
+              <w:rPr>
+                <w:rFonts w:cs="Arial"/>
+                <w:sz w:val="16"/>
+                <w:szCs w:val="16"/>
+              </w:rPr>
+              <w:t>1</w:t>
             </w:r>
           </w:p>
         </w:tc>
@@ -8130,7 +8214,27 @@
                 <w:szCs w:val="16"/>
                 <w:lang w:val="en-ID" w:eastAsia="en-ID"/>
               </w:rPr>
-              <w:t>AV-102 (CL)</w:t>
+              <w:t>AV-10</w:t>
+            </w:r>
+            <w:r>
+              <w:rPr>
+                <w:rFonts w:eastAsia="Times New Roman" w:cs="Arial"/>
+                <w:color w:val="000000"/>
+                <w:sz w:val="16"/>
+                <w:szCs w:val="16"/>
+                <w:lang w:val="en-ID" w:eastAsia="en-ID"/>
+              </w:rPr>
+              <w:t>1</w:t>
+            </w:r>
+            <w:r>
+              <w:rPr>
+                <w:rFonts w:eastAsia="Times New Roman" w:cs="Arial"/>
+                <w:color w:val="000000"/>
+                <w:sz w:val="16"/>
+                <w:szCs w:val="16"/>
+                <w:lang w:val="en-ID" w:eastAsia="en-ID"/>
+              </w:rPr>
+              <w:t xml:space="preserve"> (CL)</w:t>
             </w:r>
           </w:p>
         </w:tc>
@@ -8690,7 +8794,23 @@
                 <w:sz w:val="16"/>
                 <w:szCs w:val="16"/>
               </w:rPr>
-              <w:t>AV-103 (OP)</w:t>
+              <w:t>AV-1</w:t>
+            </w:r>
+            <w:r>
+              <w:rPr>
+                <w:rFonts w:cs="Arial"/>
+                <w:sz w:val="16"/>
+                <w:szCs w:val="16"/>
+              </w:rPr>
+              <w:t>19</w:t>
+            </w:r>
+            <w:r>
+              <w:rPr>
+                <w:rFonts w:cs="Arial"/>
+                <w:sz w:val="16"/>
+                <w:szCs w:val="16"/>
+              </w:rPr>
+              <w:t xml:space="preserve"> (OP)</w:t>
             </w:r>
           </w:p>
         </w:tc>
@@ -8726,7 +8846,17 @@
                 <w:szCs w:val="16"/>
                 <w:lang w:val="en-ID" w:eastAsia="en-ID"/>
               </w:rPr>
-              <w:t>AV-103</w:t>
+              <w:t>AV-1</w:t>
+            </w:r>
+            <w:r>
+              <w:rPr>
+                <w:rFonts w:eastAsia="Times New Roman" w:cs="Arial"/>
+                <w:color w:val="000000"/>
+                <w:sz w:val="16"/>
+                <w:szCs w:val="16"/>
+                <w:lang w:val="en-ID" w:eastAsia="en-ID"/>
+              </w:rPr>
+              <w:t>19</w:t>
             </w:r>
           </w:p>
         </w:tc>
@@ -9260,7 +9390,27 @@
                 <w:szCs w:val="16"/>
                 <w:lang w:val="en-ID" w:eastAsia="en-ID"/>
               </w:rPr>
-              <w:t>AV-103 (CL)</w:t>
+              <w:t>AV-1</w:t>
+            </w:r>
+            <w:r>
+              <w:rPr>
+                <w:rFonts w:eastAsia="Times New Roman" w:cs="Arial"/>
+                <w:color w:val="000000"/>
+                <w:sz w:val="16"/>
+                <w:szCs w:val="16"/>
+                <w:lang w:val="en-ID" w:eastAsia="en-ID"/>
+              </w:rPr>
+              <w:t>19</w:t>
+            </w:r>
+            <w:r>
+              <w:rPr>
+                <w:rFonts w:eastAsia="Times New Roman" w:cs="Arial"/>
+                <w:color w:val="000000"/>
+                <w:sz w:val="16"/>
+                <w:szCs w:val="16"/>
+                <w:lang w:val="en-ID" w:eastAsia="en-ID"/>
+              </w:rPr>
+              <w:t xml:space="preserve"> (CL)</w:t>
             </w:r>
           </w:p>
         </w:tc>
@@ -9821,7 +9971,23 @@
                 <w:sz w:val="16"/>
                 <w:szCs w:val="16"/>
               </w:rPr>
-              <w:t>AV-104 (OP)</w:t>
+              <w:t>AV-1</w:t>
+            </w:r>
+            <w:r>
+              <w:rPr>
+                <w:rFonts w:cs="Arial"/>
+                <w:sz w:val="16"/>
+                <w:szCs w:val="16"/>
+              </w:rPr>
+              <w:t>20</w:t>
+            </w:r>
+            <w:r>
+              <w:rPr>
+                <w:rFonts w:cs="Arial"/>
+                <w:sz w:val="16"/>
+                <w:szCs w:val="16"/>
+              </w:rPr>
+              <w:t xml:space="preserve"> (OP)</w:t>
             </w:r>
           </w:p>
         </w:tc>
@@ -9832,32 +9998,43 @@
             <w:tcBorders>
               <w:top w:val="single" w:sz="4" w:space="0" w:color="auto"/>
               <w:left w:val="nil"/>
-              <w:right w:val="single" w:sz="4" w:space="0" w:color="auto"/>
-            </w:tcBorders>
-            <w:noWrap/>
-            <w:vAlign w:val="center"/>
-          </w:tcPr>
-          <w:p>
-            <w:pPr>
-              <w:spacing w:line="240" w:lineRule="auto"/>
-              <w:jc w:val="center"/>
-              <w:rPr>
-                <w:rFonts w:eastAsia="Times New Roman" w:cs="Arial"/>
-                <w:color w:val="000000"/>
-                <w:sz w:val="16"/>
-                <w:szCs w:val="16"/>
-                <w:lang w:val="en-ID" w:eastAsia="en-ID"/>
-              </w:rPr>
-            </w:pPr>
-            <w:r>
-              <w:rPr>
-                <w:rFonts w:eastAsia="Times New Roman" w:cs="Arial"/>
-                <w:color w:val="000000"/>
-                <w:sz w:val="16"/>
-                <w:szCs w:val="16"/>
-                <w:lang w:val="en-ID" w:eastAsia="en-ID"/>
-              </w:rPr>
-              <w:t>AV-104</w:t>
+              <w:bottom w:val="single" w:sz="4" w:space="0" w:color="auto"/>
+              <w:right w:val="single" w:sz="4" w:space="0" w:color="auto"/>
+            </w:tcBorders>
+            <w:noWrap/>
+            <w:vAlign w:val="center"/>
+          </w:tcPr>
+          <w:p>
+            <w:pPr>
+              <w:spacing w:line="240" w:lineRule="auto"/>
+              <w:jc w:val="center"/>
+              <w:rPr>
+                <w:rFonts w:eastAsia="Times New Roman" w:cs="Arial"/>
+                <w:color w:val="000000"/>
+                <w:sz w:val="16"/>
+                <w:szCs w:val="16"/>
+                <w:lang w:val="en-ID" w:eastAsia="en-ID"/>
+              </w:rPr>
+            </w:pPr>
+            <w:r>
+              <w:rPr>
+                <w:rFonts w:eastAsia="Times New Roman" w:cs="Arial"/>
+                <w:color w:val="000000"/>
+                <w:sz w:val="16"/>
+                <w:szCs w:val="16"/>
+                <w:lang w:val="en-ID" w:eastAsia="en-ID"/>
+              </w:rPr>
+              <w:t>AV-1</w:t>
+            </w:r>
+            <w:r>
+              <w:rPr>
+                <w:rFonts w:eastAsia="Times New Roman" w:cs="Arial"/>
+                <w:color w:val="000000"/>
+                <w:sz w:val="16"/>
+                <w:szCs w:val="16"/>
+                <w:lang w:val="en-ID" w:eastAsia="en-ID"/>
+              </w:rPr>
+              <w:t>20</w:t>
             </w:r>
           </w:p>
         </w:tc>
@@ -10391,7 +10568,23 @@
                 <w:sz w:val="16"/>
                 <w:szCs w:val="16"/>
               </w:rPr>
-              <w:t>AV-104 (CL)</w:t>
+              <w:t>AV-1</w:t>
+            </w:r>
+            <w:r>
+              <w:rPr>
+                <w:rFonts w:cs="Arial"/>
+                <w:sz w:val="16"/>
+                <w:szCs w:val="16"/>
+              </w:rPr>
+              <w:t>20</w:t>
+            </w:r>
+            <w:r>
+              <w:rPr>
+                <w:rFonts w:cs="Arial"/>
+                <w:sz w:val="16"/>
+                <w:szCs w:val="16"/>
+              </w:rPr>
+              <w:t xml:space="preserve"> (CL)</w:t>
             </w:r>
           </w:p>
         </w:tc>
@@ -10401,6 +10594,7 @@
             <w:vMerge/>
             <w:tcBorders>
               <w:left w:val="nil"/>
+              <w:bottom w:val="single" w:sz="4" w:space="0" w:color="auto"/>
               <w:right w:val="single" w:sz="4" w:space="0" w:color="auto"/>
             </w:tcBorders>
             <w:noWrap/>
@@ -10950,7 +11144,23 @@
                 <w:sz w:val="16"/>
                 <w:szCs w:val="16"/>
               </w:rPr>
-              <w:t>AV-105 (OP)</w:t>
+              <w:t>AV-1</w:t>
+            </w:r>
+            <w:r>
+              <w:rPr>
+                <w:rFonts w:cs="Arial"/>
+                <w:sz w:val="16"/>
+                <w:szCs w:val="16"/>
+              </w:rPr>
+              <w:t>21</w:t>
+            </w:r>
+            <w:r>
+              <w:rPr>
+                <w:rFonts w:cs="Arial"/>
+                <w:sz w:val="16"/>
+                <w:szCs w:val="16"/>
+              </w:rPr>
+              <w:t xml:space="preserve"> (OP)</w:t>
             </w:r>
           </w:p>
         </w:tc>
@@ -10958,33 +11168,44 @@
           <w:tcPr>
             <w:tcW w:w="1687" w:type="dxa"/>
             <w:tcBorders>
-              <w:left w:val="nil"/>
-              <w:right w:val="single" w:sz="4" w:space="0" w:color="auto"/>
-            </w:tcBorders>
-            <w:noWrap/>
-            <w:vAlign w:val="center"/>
-          </w:tcPr>
-          <w:p>
-            <w:pPr>
-              <w:spacing w:line="240" w:lineRule="auto"/>
-              <w:jc w:val="center"/>
-              <w:rPr>
-                <w:rFonts w:eastAsia="Times New Roman" w:cs="Arial"/>
-                <w:color w:val="000000"/>
-                <w:sz w:val="16"/>
-                <w:szCs w:val="16"/>
-                <w:lang w:val="en-ID" w:eastAsia="en-ID"/>
-              </w:rPr>
-            </w:pPr>
-            <w:r>
-              <w:rPr>
-                <w:rFonts w:eastAsia="Times New Roman" w:cs="Arial"/>
-                <w:color w:val="000000"/>
-                <w:sz w:val="16"/>
-                <w:szCs w:val="16"/>
-                <w:lang w:val="en-ID" w:eastAsia="en-ID"/>
-              </w:rPr>
-              <w:t>AV-105</w:t>
+              <w:top w:val="single" w:sz="4" w:space="0" w:color="auto"/>
+              <w:left w:val="nil"/>
+              <w:right w:val="single" w:sz="4" w:space="0" w:color="auto"/>
+            </w:tcBorders>
+            <w:noWrap/>
+            <w:vAlign w:val="center"/>
+          </w:tcPr>
+          <w:p>
+            <w:pPr>
+              <w:spacing w:line="240" w:lineRule="auto"/>
+              <w:jc w:val="center"/>
+              <w:rPr>
+                <w:rFonts w:eastAsia="Times New Roman" w:cs="Arial"/>
+                <w:color w:val="000000"/>
+                <w:sz w:val="16"/>
+                <w:szCs w:val="16"/>
+                <w:lang w:val="en-ID" w:eastAsia="en-ID"/>
+              </w:rPr>
+            </w:pPr>
+            <w:r>
+              <w:rPr>
+                <w:rFonts w:eastAsia="Times New Roman" w:cs="Arial"/>
+                <w:color w:val="000000"/>
+                <w:sz w:val="16"/>
+                <w:szCs w:val="16"/>
+                <w:lang w:val="en-ID" w:eastAsia="en-ID"/>
+              </w:rPr>
+              <w:t>AV-1</w:t>
+            </w:r>
+            <w:r>
+              <w:rPr>
+                <w:rFonts w:eastAsia="Times New Roman" w:cs="Arial"/>
+                <w:color w:val="000000"/>
+                <w:sz w:val="16"/>
+                <w:szCs w:val="16"/>
+                <w:lang w:val="en-ID" w:eastAsia="en-ID"/>
+              </w:rPr>
+              <w:t>21</w:t>
             </w:r>
           </w:p>
         </w:tc>
@@ -14574,7 +14795,15 @@
                 <w:sz w:val="16"/>
                 <w:szCs w:val="16"/>
               </w:rPr>
-              <w:t>AV-101</w:t>
+              <w:t>AV-10</w:t>
+            </w:r>
+            <w:r>
+              <w:rPr>
+                <w:rFonts w:cs="Arial"/>
+                <w:sz w:val="16"/>
+                <w:szCs w:val="16"/>
+              </w:rPr>
+              <w:t>7</w:t>
             </w:r>
           </w:p>
         </w:tc>
@@ -14608,7 +14837,15 @@
                 <w:sz w:val="16"/>
                 <w:szCs w:val="16"/>
               </w:rPr>
-              <w:t>AV-101</w:t>
+              <w:t>AV-10</w:t>
+            </w:r>
+            <w:r>
+              <w:rPr>
+                <w:rFonts w:cs="Arial"/>
+                <w:sz w:val="16"/>
+                <w:szCs w:val="16"/>
+              </w:rPr>
+              <w:t>7</w:t>
             </w:r>
           </w:p>
         </w:tc>
@@ -15166,7 +15403,7 @@
                 <w:sz w:val="16"/>
                 <w:szCs w:val="16"/>
               </w:rPr>
-              <w:t>2</w:t>
+              <w:t>1</w:t>
             </w:r>
           </w:p>
         </w:tc>
@@ -15208,7 +15445,7 @@
                 <w:sz w:val="16"/>
                 <w:szCs w:val="16"/>
               </w:rPr>
-              <w:t>2</w:t>
+              <w:t>1</w:t>
             </w:r>
           </w:p>
         </w:tc>
@@ -15758,15 +15995,15 @@
                 <w:sz w:val="16"/>
                 <w:szCs w:val="16"/>
               </w:rPr>
-              <w:t>QAV-10</w:t>
-            </w:r>
-            <w:r>
-              <w:rPr>
-                <w:rFonts w:cs="Arial"/>
-                <w:sz w:val="16"/>
-                <w:szCs w:val="16"/>
-              </w:rPr>
-              <w:t>3</w:t>
+              <w:t>QAV-1</w:t>
+            </w:r>
+            <w:r>
+              <w:rPr>
+                <w:rFonts w:cs="Arial"/>
+                <w:sz w:val="16"/>
+                <w:szCs w:val="16"/>
+              </w:rPr>
+              <w:t>19</w:t>
             </w:r>
           </w:p>
         </w:tc>
@@ -15800,15 +16037,15 @@
                 <w:sz w:val="16"/>
                 <w:szCs w:val="16"/>
               </w:rPr>
-              <w:t>AV-10</w:t>
-            </w:r>
-            <w:r>
-              <w:rPr>
-                <w:rFonts w:cs="Arial"/>
-                <w:sz w:val="16"/>
-                <w:szCs w:val="16"/>
-              </w:rPr>
-              <w:t>3</w:t>
+              <w:t>AV-1</w:t>
+            </w:r>
+            <w:r>
+              <w:rPr>
+                <w:rFonts w:cs="Arial"/>
+                <w:sz w:val="16"/>
+                <w:szCs w:val="16"/>
+              </w:rPr>
+              <w:t>19</w:t>
             </w:r>
           </w:p>
         </w:tc>
@@ -16358,15 +16595,15 @@
                 <w:sz w:val="16"/>
                 <w:szCs w:val="16"/>
               </w:rPr>
-              <w:t>QAV-10</w:t>
-            </w:r>
-            <w:r>
-              <w:rPr>
-                <w:rFonts w:cs="Arial"/>
-                <w:sz w:val="16"/>
-                <w:szCs w:val="16"/>
-              </w:rPr>
-              <w:t>4</w:t>
+              <w:t>QAV-1</w:t>
+            </w:r>
+            <w:r>
+              <w:rPr>
+                <w:rFonts w:cs="Arial"/>
+                <w:sz w:val="16"/>
+                <w:szCs w:val="16"/>
+              </w:rPr>
+              <w:t>20</w:t>
             </w:r>
           </w:p>
         </w:tc>
@@ -16400,15 +16637,15 @@
                 <w:sz w:val="16"/>
                 <w:szCs w:val="16"/>
               </w:rPr>
-              <w:t>AV-10</w:t>
-            </w:r>
-            <w:r>
-              <w:rPr>
-                <w:rFonts w:cs="Arial"/>
-                <w:sz w:val="16"/>
-                <w:szCs w:val="16"/>
-              </w:rPr>
-              <w:t>4</w:t>
+              <w:t>AV-1</w:t>
+            </w:r>
+            <w:r>
+              <w:rPr>
+                <w:rFonts w:cs="Arial"/>
+                <w:sz w:val="16"/>
+                <w:szCs w:val="16"/>
+              </w:rPr>
+              <w:t>20</w:t>
             </w:r>
           </w:p>
         </w:tc>
@@ -16958,15 +17195,15 @@
                 <w:sz w:val="16"/>
                 <w:szCs w:val="16"/>
               </w:rPr>
-              <w:t>QAV-10</w:t>
-            </w:r>
-            <w:r>
-              <w:rPr>
-                <w:rFonts w:cs="Arial"/>
-                <w:sz w:val="16"/>
-                <w:szCs w:val="16"/>
-              </w:rPr>
-              <w:t>5</w:t>
+              <w:t>QAV-1</w:t>
+            </w:r>
+            <w:r>
+              <w:rPr>
+                <w:rFonts w:cs="Arial"/>
+                <w:sz w:val="16"/>
+                <w:szCs w:val="16"/>
+              </w:rPr>
+              <w:t>21</w:t>
             </w:r>
           </w:p>
         </w:tc>
@@ -17000,15 +17237,15 @@
                 <w:sz w:val="16"/>
                 <w:szCs w:val="16"/>
               </w:rPr>
-              <w:t>AV-10</w:t>
-            </w:r>
-            <w:r>
-              <w:rPr>
-                <w:rFonts w:cs="Arial"/>
-                <w:sz w:val="16"/>
-                <w:szCs w:val="16"/>
-              </w:rPr>
-              <w:t>5</w:t>
+              <w:t>AV-1</w:t>
+            </w:r>
+            <w:r>
+              <w:rPr>
+                <w:rFonts w:cs="Arial"/>
+                <w:sz w:val="16"/>
+                <w:szCs w:val="16"/>
+              </w:rPr>
+              <w:t>21</w:t>
             </w:r>
           </w:p>
         </w:tc>
@@ -17599,7 +17836,27 @@
                 <w:szCs w:val="16"/>
                 <w:lang w:val="en-ID" w:eastAsia="en-ID"/>
               </w:rPr>
-              <w:t>AV-105 (CL)</w:t>
+              <w:t>AV-1</w:t>
+            </w:r>
+            <w:r>
+              <w:rPr>
+                <w:rFonts w:eastAsia="Times New Roman" w:cstheme="minorHAnsi"/>
+                <w:color w:val="000000"/>
+                <w:sz w:val="16"/>
+                <w:szCs w:val="16"/>
+                <w:lang w:val="en-ID" w:eastAsia="en-ID"/>
+              </w:rPr>
+              <w:t>21</w:t>
+            </w:r>
+            <w:r>
+              <w:rPr>
+                <w:rFonts w:eastAsia="Times New Roman" w:cstheme="minorHAnsi"/>
+                <w:color w:val="000000"/>
+                <w:sz w:val="16"/>
+                <w:szCs w:val="16"/>
+                <w:lang w:val="en-ID" w:eastAsia="en-ID"/>
+              </w:rPr>
+              <w:t xml:space="preserve"> (CL)</w:t>
             </w:r>
           </w:p>
         </w:tc>
@@ -17635,7 +17892,17 @@
                 <w:szCs w:val="16"/>
                 <w:lang w:val="en-ID" w:eastAsia="en-ID"/>
               </w:rPr>
-              <w:t>AV-105</w:t>
+              <w:t>AV-1</w:t>
+            </w:r>
+            <w:r>
+              <w:rPr>
+                <w:rFonts w:eastAsia="Times New Roman" w:cstheme="minorHAnsi"/>
+                <w:color w:val="000000"/>
+                <w:sz w:val="16"/>
+                <w:szCs w:val="16"/>
+                <w:lang w:val="en-ID" w:eastAsia="en-ID"/>
+              </w:rPr>
+              <w:t>21</w:t>
             </w:r>
           </w:p>
         </w:tc>
@@ -18145,7 +18412,27 @@
                 <w:szCs w:val="16"/>
                 <w:lang w:val="en-ID" w:eastAsia="en-ID"/>
               </w:rPr>
-              <w:t>AV-106 (OP)</w:t>
+              <w:t>AV-1</w:t>
+            </w:r>
+            <w:r>
+              <w:rPr>
+                <w:rFonts w:eastAsia="Times New Roman" w:cstheme="minorHAnsi"/>
+                <w:color w:val="000000"/>
+                <w:sz w:val="16"/>
+                <w:szCs w:val="16"/>
+                <w:lang w:val="en-ID" w:eastAsia="en-ID"/>
+              </w:rPr>
+              <w:t>22</w:t>
+            </w:r>
+            <w:r>
+              <w:rPr>
+                <w:rFonts w:eastAsia="Times New Roman" w:cstheme="minorHAnsi"/>
+                <w:color w:val="000000"/>
+                <w:sz w:val="16"/>
+                <w:szCs w:val="16"/>
+                <w:lang w:val="en-ID" w:eastAsia="en-ID"/>
+              </w:rPr>
+              <w:t xml:space="preserve"> (OP)</w:t>
             </w:r>
           </w:p>
         </w:tc>
@@ -18181,7 +18468,17 @@
                 <w:szCs w:val="16"/>
                 <w:lang w:val="en-ID" w:eastAsia="en-ID"/>
               </w:rPr>
-              <w:t>AV-106</w:t>
+              <w:t>AV-1</w:t>
+            </w:r>
+            <w:r>
+              <w:rPr>
+                <w:rFonts w:eastAsia="Times New Roman" w:cstheme="minorHAnsi"/>
+                <w:color w:val="000000"/>
+                <w:sz w:val="16"/>
+                <w:szCs w:val="16"/>
+                <w:lang w:val="en-ID" w:eastAsia="en-ID"/>
+              </w:rPr>
+              <w:t>22</w:t>
             </w:r>
           </w:p>
         </w:tc>
@@ -18681,7 +18978,27 @@
                 <w:szCs w:val="16"/>
                 <w:lang w:val="en-ID" w:eastAsia="en-ID"/>
               </w:rPr>
-              <w:t>AV-106 (CL)</w:t>
+              <w:t>AV-1</w:t>
+            </w:r>
+            <w:r>
+              <w:rPr>
+                <w:rFonts w:eastAsia="Times New Roman" w:cstheme="minorHAnsi"/>
+                <w:color w:val="000000"/>
+                <w:sz w:val="16"/>
+                <w:szCs w:val="16"/>
+                <w:lang w:val="en-ID" w:eastAsia="en-ID"/>
+              </w:rPr>
+              <w:t>22</w:t>
+            </w:r>
+            <w:r>
+              <w:rPr>
+                <w:rFonts w:eastAsia="Times New Roman" w:cstheme="minorHAnsi"/>
+                <w:color w:val="000000"/>
+                <w:sz w:val="16"/>
+                <w:szCs w:val="16"/>
+                <w:lang w:val="en-ID" w:eastAsia="en-ID"/>
+              </w:rPr>
+              <w:t xml:space="preserve"> (CL)</w:t>
             </w:r>
           </w:p>
         </w:tc>
@@ -20300,17 +20617,7 @@
                 <w:szCs w:val="16"/>
                 <w:lang w:val="en-ID" w:eastAsia="en-ID"/>
               </w:rPr>
-              <w:t>AT</w:t>
-            </w:r>
-            <w:r>
-              <w:rPr>
-                <w:rFonts w:eastAsia="Times New Roman" w:cstheme="minorHAnsi"/>
-                <w:color w:val="000000"/>
-                <w:sz w:val="16"/>
-                <w:szCs w:val="16"/>
-                <w:lang w:val="en-ID" w:eastAsia="en-ID"/>
-              </w:rPr>
-              <w:t xml:space="preserve"> </w:t>
+              <w:t xml:space="preserve">AT </w:t>
             </w:r>
             <w:r>
               <w:rPr>
@@ -21357,17 +21664,7 @@
                 <w:szCs w:val="16"/>
                 <w:lang w:val="en-ID" w:eastAsia="en-ID"/>
               </w:rPr>
-              <w:t>AT</w:t>
-            </w:r>
-            <w:r>
-              <w:rPr>
-                <w:rFonts w:eastAsia="Times New Roman" w:cstheme="minorHAnsi"/>
-                <w:color w:val="000000"/>
-                <w:sz w:val="16"/>
-                <w:szCs w:val="16"/>
-                <w:lang w:val="en-ID" w:eastAsia="en-ID"/>
-              </w:rPr>
-              <w:t xml:space="preserve"> </w:t>
+              <w:t xml:space="preserve">AT </w:t>
             </w:r>
             <w:r>
               <w:rPr>
@@ -22416,17 +22713,7 @@
                 <w:szCs w:val="16"/>
                 <w:lang w:val="en-ID" w:eastAsia="en-ID"/>
               </w:rPr>
-              <w:t>AT</w:t>
-            </w:r>
-            <w:r>
-              <w:rPr>
-                <w:rFonts w:eastAsia="Times New Roman" w:cstheme="minorHAnsi"/>
-                <w:color w:val="000000"/>
-                <w:sz w:val="16"/>
-                <w:szCs w:val="16"/>
-                <w:lang w:val="en-ID" w:eastAsia="en-ID"/>
-              </w:rPr>
-              <w:t xml:space="preserve"> </w:t>
+              <w:t xml:space="preserve">AT </w:t>
             </w:r>
             <w:r>
               <w:rPr>
@@ -25917,7 +26204,17 @@
                 <w:szCs w:val="16"/>
                 <w:lang w:val="en-ID" w:eastAsia="en-ID"/>
               </w:rPr>
-              <w:t>QAV-106</w:t>
+              <w:t>QAV-1</w:t>
+            </w:r>
+            <w:r>
+              <w:rPr>
+                <w:rFonts w:eastAsia="Times New Roman" w:cstheme="minorHAnsi"/>
+                <w:color w:val="000000"/>
+                <w:sz w:val="16"/>
+                <w:szCs w:val="16"/>
+                <w:lang w:val="en-ID" w:eastAsia="en-ID"/>
+              </w:rPr>
+              <w:t>22</w:t>
             </w:r>
           </w:p>
         </w:tc>
@@ -30249,7 +30546,15 @@
                 <w:sz w:val="16"/>
                 <w:szCs w:val="16"/>
               </w:rPr>
-              <w:t>AE-101</w:t>
+              <w:t>LT</w:t>
+            </w:r>
+            <w:r>
+              <w:rPr>
+                <w:rFonts w:cs="Arial"/>
+                <w:sz w:val="16"/>
+                <w:szCs w:val="16"/>
+              </w:rPr>
+              <w:t>-101</w:t>
             </w:r>
           </w:p>
         </w:tc>
@@ -30283,7 +30588,15 @@
                 <w:sz w:val="16"/>
                 <w:szCs w:val="16"/>
               </w:rPr>
-              <w:t>AE-101</w:t>
+              <w:t>LT</w:t>
+            </w:r>
+            <w:r>
+              <w:rPr>
+                <w:rFonts w:cs="Arial"/>
+                <w:sz w:val="16"/>
+                <w:szCs w:val="16"/>
+              </w:rPr>
+              <w:t>-101</w:t>
             </w:r>
           </w:p>
         </w:tc>
@@ -30831,7 +31144,15 @@
                 <w:sz w:val="16"/>
                 <w:szCs w:val="16"/>
               </w:rPr>
-              <w:t>AE-102</w:t>
+              <w:t>LT</w:t>
+            </w:r>
+            <w:r>
+              <w:rPr>
+                <w:rFonts w:cs="Arial"/>
+                <w:sz w:val="16"/>
+                <w:szCs w:val="16"/>
+              </w:rPr>
+              <w:t>-102</w:t>
             </w:r>
           </w:p>
         </w:tc>
@@ -30865,7 +31186,15 @@
                 <w:sz w:val="16"/>
                 <w:szCs w:val="16"/>
               </w:rPr>
-              <w:t>AE-102</w:t>
+              <w:t>LT</w:t>
+            </w:r>
+            <w:r>
+              <w:rPr>
+                <w:rFonts w:cs="Arial"/>
+                <w:sz w:val="16"/>
+                <w:szCs w:val="16"/>
+              </w:rPr>
+              <w:t>-102</w:t>
             </w:r>
           </w:p>
         </w:tc>
@@ -31300,6 +31629,7 @@
                 <w:lang w:val="en-ID" w:eastAsia="en-ID"/>
               </w:rPr>
             </w:pPr>
+            <w:proofErr w:type="gramStart"/>
             <w:r>
               <w:rPr>
                 <w:rFonts w:cs="Arial"/>
@@ -31322,7 +31652,16 @@
                 <w:sz w:val="16"/>
                 <w:szCs w:val="16"/>
               </w:rPr>
-              <w:t>P-20%</w:t>
+              <w:t>P</w:t>
+            </w:r>
+            <w:proofErr w:type="gramEnd"/>
+            <w:r>
+              <w:rPr>
+                <w:rFonts w:cs="Arial"/>
+                <w:sz w:val="16"/>
+                <w:szCs w:val="16"/>
+              </w:rPr>
+              <w:t>-20%</w:t>
             </w:r>
           </w:p>
         </w:tc>
@@ -31896,6 +32235,4112 @@
         </w:tc>
       </w:tr>
       <w:bookmarkEnd w:id="0"/>
+    </w:tbl>
+    <w:p>
+      <w:pPr>
+        <w:pStyle w:val="Header"/>
+        <w:tabs>
+          <w:tab w:val="clear" w:pos="4680"/>
+          <w:tab w:val="clear" w:pos="9360"/>
+        </w:tabs>
+        <w:spacing w:before="120" w:after="120" w:line="259" w:lineRule="auto"/>
+        <w:rPr>
+          <w:rFonts w:asciiTheme="majorHAnsi" w:hAnsiTheme="majorHAnsi" w:cstheme="majorHAnsi"/>
+          <w:b/>
+        </w:rPr>
+      </w:pPr>
+    </w:p>
+    <w:tbl>
+      <w:tblPr>
+        <w:tblW w:w="14575" w:type="dxa"/>
+        <w:jc w:val="center"/>
+        <w:tblLayout w:type="fixed"/>
+        <w:tblLook w:val="04A0" w:firstRow="1" w:lastRow="0" w:firstColumn="1" w:lastColumn="0" w:noHBand="0" w:noVBand="1"/>
+      </w:tblPr>
+      <w:tblGrid>
+        <w:gridCol w:w="625"/>
+        <w:gridCol w:w="1225"/>
+        <w:gridCol w:w="1687"/>
+        <w:gridCol w:w="688"/>
+        <w:gridCol w:w="630"/>
+        <w:gridCol w:w="810"/>
+        <w:gridCol w:w="851"/>
+        <w:gridCol w:w="992"/>
+        <w:gridCol w:w="851"/>
+        <w:gridCol w:w="992"/>
+        <w:gridCol w:w="850"/>
+        <w:gridCol w:w="567"/>
+        <w:gridCol w:w="567"/>
+        <w:gridCol w:w="567"/>
+        <w:gridCol w:w="709"/>
+        <w:gridCol w:w="704"/>
+        <w:gridCol w:w="1260"/>
+      </w:tblGrid>
+      <w:tr>
+        <w:trPr>
+          <w:trHeight w:val="301"/>
+          <w:tblHeader/>
+          <w:jc w:val="center"/>
+        </w:trPr>
+        <w:tc>
+          <w:tcPr>
+            <w:tcW w:w="625" w:type="dxa"/>
+            <w:vMerge w:val="restart"/>
+            <w:tcBorders>
+              <w:top w:val="single" w:sz="4" w:space="0" w:color="auto"/>
+              <w:left w:val="single" w:sz="4" w:space="0" w:color="auto"/>
+              <w:bottom w:val="single" w:sz="4" w:space="0" w:color="auto"/>
+              <w:right w:val="single" w:sz="4" w:space="0" w:color="auto"/>
+            </w:tcBorders>
+            <w:shd w:val="clear" w:color="auto" w:fill="F7CAAC" w:themeFill="accent2" w:themeFillTint="66"/>
+            <w:noWrap/>
+            <w:vAlign w:val="center"/>
+            <w:hideMark/>
+          </w:tcPr>
+          <w:p>
+            <w:pPr>
+              <w:spacing w:line="240" w:lineRule="auto"/>
+              <w:jc w:val="center"/>
+              <w:rPr>
+                <w:rFonts w:ascii="Calibri" w:eastAsia="Times New Roman" w:hAnsi="Calibri" w:cs="Calibri"/>
+                <w:b/>
+                <w:bCs/>
+                <w:color w:val="000000"/>
+                <w:sz w:val="16"/>
+                <w:szCs w:val="16"/>
+                <w:lang w:val="en-ID" w:eastAsia="en-ID"/>
+              </w:rPr>
+            </w:pPr>
+            <w:r>
+              <w:rPr>
+                <w:rFonts w:ascii="Calibri" w:eastAsia="Times New Roman" w:hAnsi="Calibri" w:cs="Calibri"/>
+                <w:b/>
+                <w:bCs/>
+                <w:color w:val="000000"/>
+                <w:sz w:val="16"/>
+                <w:szCs w:val="16"/>
+                <w:lang w:val="en-ID" w:eastAsia="en-ID"/>
+              </w:rPr>
+              <w:t>No</w:t>
+            </w:r>
+          </w:p>
+        </w:tc>
+        <w:tc>
+          <w:tcPr>
+            <w:tcW w:w="1225" w:type="dxa"/>
+            <w:vMerge w:val="restart"/>
+            <w:tcBorders>
+              <w:top w:val="single" w:sz="4" w:space="0" w:color="auto"/>
+              <w:left w:val="single" w:sz="4" w:space="0" w:color="auto"/>
+              <w:bottom w:val="single" w:sz="4" w:space="0" w:color="auto"/>
+              <w:right w:val="single" w:sz="4" w:space="0" w:color="auto"/>
+            </w:tcBorders>
+            <w:shd w:val="clear" w:color="auto" w:fill="F7CAAC" w:themeFill="accent2" w:themeFillTint="66"/>
+            <w:noWrap/>
+            <w:vAlign w:val="center"/>
+            <w:hideMark/>
+          </w:tcPr>
+          <w:p>
+            <w:pPr>
+              <w:spacing w:line="240" w:lineRule="auto"/>
+              <w:jc w:val="center"/>
+              <w:rPr>
+                <w:rFonts w:ascii="Calibri" w:eastAsia="Times New Roman" w:hAnsi="Calibri" w:cs="Calibri"/>
+                <w:b/>
+                <w:bCs/>
+                <w:color w:val="000000"/>
+                <w:sz w:val="16"/>
+                <w:szCs w:val="16"/>
+                <w:lang w:val="en-ID" w:eastAsia="en-ID"/>
+              </w:rPr>
+            </w:pPr>
+            <w:r>
+              <w:rPr>
+                <w:rFonts w:ascii="Calibri" w:eastAsia="Times New Roman" w:hAnsi="Calibri" w:cs="Calibri"/>
+                <w:b/>
+                <w:bCs/>
+                <w:color w:val="000000"/>
+                <w:sz w:val="16"/>
+                <w:szCs w:val="16"/>
+                <w:lang w:val="en-ID" w:eastAsia="en-ID"/>
+              </w:rPr>
+              <w:t>Tag</w:t>
+            </w:r>
+          </w:p>
+        </w:tc>
+        <w:tc>
+          <w:tcPr>
+            <w:tcW w:w="1687" w:type="dxa"/>
+            <w:vMerge w:val="restart"/>
+            <w:tcBorders>
+              <w:top w:val="single" w:sz="4" w:space="0" w:color="auto"/>
+              <w:left w:val="single" w:sz="4" w:space="0" w:color="auto"/>
+              <w:bottom w:val="single" w:sz="4" w:space="0" w:color="auto"/>
+              <w:right w:val="single" w:sz="4" w:space="0" w:color="auto"/>
+            </w:tcBorders>
+            <w:shd w:val="clear" w:color="auto" w:fill="F7CAAC" w:themeFill="accent2" w:themeFillTint="66"/>
+            <w:noWrap/>
+            <w:vAlign w:val="center"/>
+            <w:hideMark/>
+          </w:tcPr>
+          <w:p>
+            <w:pPr>
+              <w:spacing w:line="240" w:lineRule="auto"/>
+              <w:jc w:val="center"/>
+              <w:rPr>
+                <w:rFonts w:ascii="Calibri" w:eastAsia="Times New Roman" w:hAnsi="Calibri" w:cs="Calibri"/>
+                <w:b/>
+                <w:bCs/>
+                <w:color w:val="000000"/>
+                <w:sz w:val="16"/>
+                <w:szCs w:val="16"/>
+                <w:lang w:val="en-ID" w:eastAsia="en-ID"/>
+              </w:rPr>
+            </w:pPr>
+            <w:r>
+              <w:rPr>
+                <w:rFonts w:ascii="Calibri" w:eastAsia="Times New Roman" w:hAnsi="Calibri" w:cs="Calibri"/>
+                <w:b/>
+                <w:bCs/>
+                <w:color w:val="000000"/>
+                <w:sz w:val="16"/>
+                <w:szCs w:val="16"/>
+                <w:lang w:val="en-ID" w:eastAsia="en-ID"/>
+              </w:rPr>
+              <w:t>Description</w:t>
+            </w:r>
+          </w:p>
+        </w:tc>
+        <w:tc>
+          <w:tcPr>
+            <w:tcW w:w="2128" w:type="dxa"/>
+            <w:gridSpan w:val="3"/>
+            <w:tcBorders>
+              <w:top w:val="single" w:sz="4" w:space="0" w:color="auto"/>
+              <w:left w:val="nil"/>
+              <w:bottom w:val="single" w:sz="4" w:space="0" w:color="auto"/>
+              <w:right w:val="single" w:sz="4" w:space="0" w:color="auto"/>
+            </w:tcBorders>
+            <w:shd w:val="clear" w:color="auto" w:fill="F7CAAC" w:themeFill="accent2" w:themeFillTint="66"/>
+            <w:noWrap/>
+            <w:vAlign w:val="center"/>
+            <w:hideMark/>
+          </w:tcPr>
+          <w:p>
+            <w:pPr>
+              <w:spacing w:line="240" w:lineRule="auto"/>
+              <w:jc w:val="center"/>
+              <w:rPr>
+                <w:rFonts w:ascii="Calibri" w:eastAsia="Times New Roman" w:hAnsi="Calibri" w:cs="Calibri"/>
+                <w:b/>
+                <w:bCs/>
+                <w:color w:val="000000"/>
+                <w:sz w:val="16"/>
+                <w:szCs w:val="16"/>
+                <w:lang w:val="en-ID" w:eastAsia="en-ID"/>
+              </w:rPr>
+            </w:pPr>
+            <w:r>
+              <w:rPr>
+                <w:rFonts w:ascii="Calibri" w:eastAsia="Times New Roman" w:hAnsi="Calibri" w:cs="Calibri"/>
+                <w:b/>
+                <w:bCs/>
+                <w:color w:val="000000"/>
+                <w:sz w:val="16"/>
+                <w:szCs w:val="16"/>
+                <w:lang w:val="en-ID" w:eastAsia="en-ID"/>
+              </w:rPr>
+              <w:t>Location</w:t>
+            </w:r>
+          </w:p>
+        </w:tc>
+        <w:tc>
+          <w:tcPr>
+            <w:tcW w:w="1843" w:type="dxa"/>
+            <w:gridSpan w:val="2"/>
+            <w:tcBorders>
+              <w:top w:val="single" w:sz="4" w:space="0" w:color="auto"/>
+              <w:left w:val="nil"/>
+              <w:bottom w:val="single" w:sz="4" w:space="0" w:color="auto"/>
+              <w:right w:val="single" w:sz="4" w:space="0" w:color="auto"/>
+            </w:tcBorders>
+            <w:shd w:val="clear" w:color="auto" w:fill="F7CAAC" w:themeFill="accent2" w:themeFillTint="66"/>
+            <w:noWrap/>
+            <w:vAlign w:val="center"/>
+            <w:hideMark/>
+          </w:tcPr>
+          <w:p>
+            <w:pPr>
+              <w:spacing w:line="240" w:lineRule="auto"/>
+              <w:jc w:val="center"/>
+              <w:rPr>
+                <w:rFonts w:ascii="Calibri" w:eastAsia="Times New Roman" w:hAnsi="Calibri" w:cs="Calibri"/>
+                <w:b/>
+                <w:bCs/>
+                <w:color w:val="000000"/>
+                <w:sz w:val="16"/>
+                <w:szCs w:val="16"/>
+                <w:lang w:val="en-ID" w:eastAsia="en-ID"/>
+              </w:rPr>
+            </w:pPr>
+            <w:r>
+              <w:rPr>
+                <w:rFonts w:ascii="Calibri" w:eastAsia="Times New Roman" w:hAnsi="Calibri" w:cs="Calibri"/>
+                <w:b/>
+                <w:bCs/>
+                <w:color w:val="000000"/>
+                <w:sz w:val="16"/>
+                <w:szCs w:val="16"/>
+                <w:lang w:val="en-ID" w:eastAsia="en-ID"/>
+              </w:rPr>
+              <w:t>I/O</w:t>
+            </w:r>
+          </w:p>
+        </w:tc>
+        <w:tc>
+          <w:tcPr>
+            <w:tcW w:w="2693" w:type="dxa"/>
+            <w:gridSpan w:val="3"/>
+            <w:tcBorders>
+              <w:top w:val="single" w:sz="4" w:space="0" w:color="auto"/>
+              <w:left w:val="nil"/>
+              <w:bottom w:val="single" w:sz="4" w:space="0" w:color="auto"/>
+              <w:right w:val="single" w:sz="4" w:space="0" w:color="auto"/>
+            </w:tcBorders>
+            <w:shd w:val="clear" w:color="auto" w:fill="F7CAAC" w:themeFill="accent2" w:themeFillTint="66"/>
+            <w:noWrap/>
+            <w:vAlign w:val="center"/>
+            <w:hideMark/>
+          </w:tcPr>
+          <w:p>
+            <w:pPr>
+              <w:spacing w:line="240" w:lineRule="auto"/>
+              <w:jc w:val="center"/>
+              <w:rPr>
+                <w:rFonts w:ascii="Calibri" w:eastAsia="Times New Roman" w:hAnsi="Calibri" w:cs="Calibri"/>
+                <w:b/>
+                <w:bCs/>
+                <w:color w:val="000000"/>
+                <w:sz w:val="16"/>
+                <w:szCs w:val="16"/>
+                <w:lang w:val="en-ID" w:eastAsia="en-ID"/>
+              </w:rPr>
+            </w:pPr>
+            <w:r>
+              <w:rPr>
+                <w:rFonts w:ascii="Calibri" w:eastAsia="Times New Roman" w:hAnsi="Calibri" w:cs="Calibri"/>
+                <w:b/>
+                <w:bCs/>
+                <w:color w:val="000000"/>
+                <w:sz w:val="16"/>
+                <w:szCs w:val="16"/>
+                <w:lang w:val="en-ID" w:eastAsia="en-ID"/>
+              </w:rPr>
+              <w:t>PLC</w:t>
+            </w:r>
+          </w:p>
+        </w:tc>
+        <w:tc>
+          <w:tcPr>
+            <w:tcW w:w="3114" w:type="dxa"/>
+            <w:gridSpan w:val="5"/>
+            <w:tcBorders>
+              <w:top w:val="single" w:sz="4" w:space="0" w:color="auto"/>
+              <w:left w:val="nil"/>
+              <w:bottom w:val="single" w:sz="4" w:space="0" w:color="auto"/>
+              <w:right w:val="single" w:sz="4" w:space="0" w:color="auto"/>
+            </w:tcBorders>
+            <w:shd w:val="clear" w:color="auto" w:fill="F7CAAC" w:themeFill="accent2" w:themeFillTint="66"/>
+            <w:noWrap/>
+            <w:vAlign w:val="center"/>
+            <w:hideMark/>
+          </w:tcPr>
+          <w:p>
+            <w:pPr>
+              <w:spacing w:line="240" w:lineRule="auto"/>
+              <w:jc w:val="center"/>
+              <w:rPr>
+                <w:rFonts w:ascii="Calibri" w:eastAsia="Times New Roman" w:hAnsi="Calibri" w:cs="Calibri"/>
+                <w:b/>
+                <w:bCs/>
+                <w:color w:val="000000"/>
+                <w:sz w:val="16"/>
+                <w:szCs w:val="16"/>
+                <w:lang w:val="en-ID" w:eastAsia="en-ID"/>
+              </w:rPr>
+            </w:pPr>
+            <w:r>
+              <w:rPr>
+                <w:rFonts w:ascii="Calibri" w:eastAsia="Times New Roman" w:hAnsi="Calibri" w:cs="Calibri"/>
+                <w:b/>
+                <w:bCs/>
+                <w:color w:val="000000"/>
+                <w:sz w:val="16"/>
+                <w:szCs w:val="16"/>
+                <w:lang w:val="en-ID" w:eastAsia="en-ID"/>
+              </w:rPr>
+              <w:t>Range</w:t>
+            </w:r>
+          </w:p>
+        </w:tc>
+        <w:tc>
+          <w:tcPr>
+            <w:tcW w:w="1260" w:type="dxa"/>
+            <w:vMerge w:val="restart"/>
+            <w:tcBorders>
+              <w:top w:val="single" w:sz="4" w:space="0" w:color="auto"/>
+              <w:left w:val="single" w:sz="4" w:space="0" w:color="auto"/>
+              <w:bottom w:val="single" w:sz="4" w:space="0" w:color="auto"/>
+              <w:right w:val="single" w:sz="4" w:space="0" w:color="auto"/>
+            </w:tcBorders>
+            <w:shd w:val="clear" w:color="auto" w:fill="F7CAAC" w:themeFill="accent2" w:themeFillTint="66"/>
+            <w:noWrap/>
+            <w:vAlign w:val="center"/>
+            <w:hideMark/>
+          </w:tcPr>
+          <w:p>
+            <w:pPr>
+              <w:spacing w:line="240" w:lineRule="auto"/>
+              <w:jc w:val="center"/>
+              <w:rPr>
+                <w:rFonts w:ascii="Calibri" w:eastAsia="Times New Roman" w:hAnsi="Calibri" w:cs="Calibri"/>
+                <w:b/>
+                <w:bCs/>
+                <w:color w:val="000000"/>
+                <w:sz w:val="16"/>
+                <w:szCs w:val="16"/>
+                <w:lang w:val="en-ID" w:eastAsia="en-ID"/>
+              </w:rPr>
+            </w:pPr>
+            <w:r>
+              <w:rPr>
+                <w:rFonts w:ascii="Calibri" w:eastAsia="Times New Roman" w:hAnsi="Calibri" w:cs="Calibri"/>
+                <w:b/>
+                <w:bCs/>
+                <w:color w:val="000000"/>
+                <w:sz w:val="16"/>
+                <w:szCs w:val="16"/>
+                <w:lang w:val="en-ID" w:eastAsia="en-ID"/>
+              </w:rPr>
+              <w:t>Remarks</w:t>
+            </w:r>
+          </w:p>
+        </w:tc>
+      </w:tr>
+      <w:tr>
+        <w:trPr>
+          <w:trHeight w:val="301"/>
+          <w:tblHeader/>
+          <w:jc w:val="center"/>
+        </w:trPr>
+        <w:tc>
+          <w:tcPr>
+            <w:tcW w:w="625" w:type="dxa"/>
+            <w:vMerge/>
+            <w:tcBorders>
+              <w:top w:val="single" w:sz="4" w:space="0" w:color="auto"/>
+              <w:left w:val="single" w:sz="4" w:space="0" w:color="auto"/>
+              <w:bottom w:val="single" w:sz="4" w:space="0" w:color="auto"/>
+              <w:right w:val="single" w:sz="4" w:space="0" w:color="auto"/>
+            </w:tcBorders>
+            <w:vAlign w:val="center"/>
+            <w:hideMark/>
+          </w:tcPr>
+          <w:p>
+            <w:pPr>
+              <w:spacing w:line="240" w:lineRule="auto"/>
+              <w:jc w:val="center"/>
+              <w:rPr>
+                <w:rFonts w:ascii="Calibri" w:eastAsia="Times New Roman" w:hAnsi="Calibri" w:cs="Calibri"/>
+                <w:color w:val="000000"/>
+                <w:sz w:val="16"/>
+                <w:szCs w:val="16"/>
+                <w:lang w:val="en-ID" w:eastAsia="en-ID"/>
+              </w:rPr>
+            </w:pPr>
+          </w:p>
+        </w:tc>
+        <w:tc>
+          <w:tcPr>
+            <w:tcW w:w="1225" w:type="dxa"/>
+            <w:vMerge/>
+            <w:tcBorders>
+              <w:top w:val="single" w:sz="4" w:space="0" w:color="auto"/>
+              <w:left w:val="single" w:sz="4" w:space="0" w:color="auto"/>
+              <w:bottom w:val="single" w:sz="4" w:space="0" w:color="auto"/>
+              <w:right w:val="single" w:sz="4" w:space="0" w:color="auto"/>
+            </w:tcBorders>
+            <w:vAlign w:val="center"/>
+            <w:hideMark/>
+          </w:tcPr>
+          <w:p>
+            <w:pPr>
+              <w:spacing w:line="240" w:lineRule="auto"/>
+              <w:jc w:val="center"/>
+              <w:rPr>
+                <w:rFonts w:ascii="Calibri" w:eastAsia="Times New Roman" w:hAnsi="Calibri" w:cs="Calibri"/>
+                <w:color w:val="000000"/>
+                <w:sz w:val="16"/>
+                <w:szCs w:val="16"/>
+                <w:lang w:val="en-ID" w:eastAsia="en-ID"/>
+              </w:rPr>
+            </w:pPr>
+          </w:p>
+        </w:tc>
+        <w:tc>
+          <w:tcPr>
+            <w:tcW w:w="1687" w:type="dxa"/>
+            <w:vMerge/>
+            <w:tcBorders>
+              <w:top w:val="single" w:sz="4" w:space="0" w:color="auto"/>
+              <w:left w:val="single" w:sz="4" w:space="0" w:color="auto"/>
+              <w:bottom w:val="single" w:sz="4" w:space="0" w:color="auto"/>
+              <w:right w:val="single" w:sz="4" w:space="0" w:color="auto"/>
+            </w:tcBorders>
+            <w:vAlign w:val="center"/>
+            <w:hideMark/>
+          </w:tcPr>
+          <w:p>
+            <w:pPr>
+              <w:spacing w:line="240" w:lineRule="auto"/>
+              <w:jc w:val="center"/>
+              <w:rPr>
+                <w:rFonts w:ascii="Calibri" w:eastAsia="Times New Roman" w:hAnsi="Calibri" w:cs="Calibri"/>
+                <w:color w:val="000000"/>
+                <w:sz w:val="16"/>
+                <w:szCs w:val="16"/>
+                <w:lang w:val="en-ID" w:eastAsia="en-ID"/>
+              </w:rPr>
+            </w:pPr>
+          </w:p>
+        </w:tc>
+        <w:tc>
+          <w:tcPr>
+            <w:tcW w:w="688" w:type="dxa"/>
+            <w:tcBorders>
+              <w:top w:val="nil"/>
+              <w:left w:val="nil"/>
+              <w:bottom w:val="single" w:sz="4" w:space="0" w:color="auto"/>
+              <w:right w:val="single" w:sz="4" w:space="0" w:color="auto"/>
+            </w:tcBorders>
+            <w:shd w:val="clear" w:color="auto" w:fill="F7CAAC" w:themeFill="accent2" w:themeFillTint="66"/>
+            <w:noWrap/>
+            <w:vAlign w:val="center"/>
+            <w:hideMark/>
+          </w:tcPr>
+          <w:p>
+            <w:pPr>
+              <w:spacing w:line="240" w:lineRule="auto"/>
+              <w:jc w:val="center"/>
+              <w:rPr>
+                <w:rFonts w:ascii="Calibri" w:eastAsia="Times New Roman" w:hAnsi="Calibri" w:cs="Calibri"/>
+                <w:b/>
+                <w:bCs/>
+                <w:color w:val="000000"/>
+                <w:sz w:val="16"/>
+                <w:szCs w:val="16"/>
+                <w:lang w:val="en-ID" w:eastAsia="en-ID"/>
+              </w:rPr>
+            </w:pPr>
+            <w:r>
+              <w:rPr>
+                <w:rFonts w:ascii="Calibri" w:eastAsia="Times New Roman" w:hAnsi="Calibri" w:cs="Calibri"/>
+                <w:b/>
+                <w:bCs/>
+                <w:color w:val="000000"/>
+                <w:sz w:val="16"/>
+                <w:szCs w:val="16"/>
+                <w:lang w:val="en-ID" w:eastAsia="en-ID"/>
+              </w:rPr>
+              <w:t>From</w:t>
+            </w:r>
+          </w:p>
+        </w:tc>
+        <w:tc>
+          <w:tcPr>
+            <w:tcW w:w="630" w:type="dxa"/>
+            <w:tcBorders>
+              <w:top w:val="nil"/>
+              <w:left w:val="nil"/>
+              <w:bottom w:val="single" w:sz="4" w:space="0" w:color="auto"/>
+              <w:right w:val="single" w:sz="4" w:space="0" w:color="auto"/>
+            </w:tcBorders>
+            <w:shd w:val="clear" w:color="auto" w:fill="F7CAAC" w:themeFill="accent2" w:themeFillTint="66"/>
+            <w:noWrap/>
+            <w:vAlign w:val="center"/>
+            <w:hideMark/>
+          </w:tcPr>
+          <w:p>
+            <w:pPr>
+              <w:spacing w:line="240" w:lineRule="auto"/>
+              <w:jc w:val="center"/>
+              <w:rPr>
+                <w:rFonts w:ascii="Calibri" w:eastAsia="Times New Roman" w:hAnsi="Calibri" w:cs="Calibri"/>
+                <w:b/>
+                <w:bCs/>
+                <w:color w:val="000000"/>
+                <w:sz w:val="16"/>
+                <w:szCs w:val="16"/>
+                <w:lang w:val="en-ID" w:eastAsia="en-ID"/>
+              </w:rPr>
+            </w:pPr>
+            <w:r>
+              <w:rPr>
+                <w:rFonts w:ascii="Calibri" w:eastAsia="Times New Roman" w:hAnsi="Calibri" w:cs="Calibri"/>
+                <w:b/>
+                <w:bCs/>
+                <w:color w:val="000000"/>
+                <w:sz w:val="16"/>
+                <w:szCs w:val="16"/>
+                <w:lang w:val="en-ID" w:eastAsia="en-ID"/>
+              </w:rPr>
+              <w:t>To</w:t>
+            </w:r>
+          </w:p>
+        </w:tc>
+        <w:tc>
+          <w:tcPr>
+            <w:tcW w:w="810" w:type="dxa"/>
+            <w:tcBorders>
+              <w:top w:val="nil"/>
+              <w:left w:val="nil"/>
+              <w:bottom w:val="single" w:sz="4" w:space="0" w:color="auto"/>
+              <w:right w:val="single" w:sz="4" w:space="0" w:color="auto"/>
+            </w:tcBorders>
+            <w:shd w:val="clear" w:color="auto" w:fill="F7CAAC" w:themeFill="accent2" w:themeFillTint="66"/>
+            <w:noWrap/>
+            <w:vAlign w:val="center"/>
+            <w:hideMark/>
+          </w:tcPr>
+          <w:p>
+            <w:pPr>
+              <w:spacing w:line="240" w:lineRule="auto"/>
+              <w:jc w:val="center"/>
+              <w:rPr>
+                <w:rFonts w:ascii="Calibri" w:eastAsia="Times New Roman" w:hAnsi="Calibri" w:cs="Calibri"/>
+                <w:b/>
+                <w:bCs/>
+                <w:color w:val="000000"/>
+                <w:sz w:val="16"/>
+                <w:szCs w:val="16"/>
+                <w:lang w:val="en-ID" w:eastAsia="en-ID"/>
+              </w:rPr>
+            </w:pPr>
+            <w:r>
+              <w:rPr>
+                <w:rFonts w:ascii="Calibri" w:eastAsia="Times New Roman" w:hAnsi="Calibri" w:cs="Calibri"/>
+                <w:b/>
+                <w:bCs/>
+                <w:color w:val="000000"/>
+                <w:sz w:val="16"/>
+                <w:szCs w:val="16"/>
+                <w:lang w:val="en-ID" w:eastAsia="en-ID"/>
+              </w:rPr>
+              <w:t>Service</w:t>
+            </w:r>
+          </w:p>
+        </w:tc>
+        <w:tc>
+          <w:tcPr>
+            <w:tcW w:w="851" w:type="dxa"/>
+            <w:tcBorders>
+              <w:top w:val="nil"/>
+              <w:left w:val="nil"/>
+              <w:bottom w:val="single" w:sz="4" w:space="0" w:color="auto"/>
+              <w:right w:val="single" w:sz="4" w:space="0" w:color="auto"/>
+            </w:tcBorders>
+            <w:shd w:val="clear" w:color="auto" w:fill="F7CAAC" w:themeFill="accent2" w:themeFillTint="66"/>
+            <w:noWrap/>
+            <w:vAlign w:val="center"/>
+            <w:hideMark/>
+          </w:tcPr>
+          <w:p>
+            <w:pPr>
+              <w:spacing w:line="240" w:lineRule="auto"/>
+              <w:jc w:val="center"/>
+              <w:rPr>
+                <w:rFonts w:ascii="Calibri" w:eastAsia="Times New Roman" w:hAnsi="Calibri" w:cs="Calibri"/>
+                <w:b/>
+                <w:bCs/>
+                <w:color w:val="000000"/>
+                <w:sz w:val="16"/>
+                <w:szCs w:val="16"/>
+                <w:lang w:val="en-ID" w:eastAsia="en-ID"/>
+              </w:rPr>
+            </w:pPr>
+            <w:r>
+              <w:rPr>
+                <w:rFonts w:ascii="Calibri" w:eastAsia="Times New Roman" w:hAnsi="Calibri" w:cs="Calibri"/>
+                <w:b/>
+                <w:bCs/>
+                <w:color w:val="000000"/>
+                <w:sz w:val="16"/>
+                <w:szCs w:val="16"/>
+                <w:lang w:val="en-ID" w:eastAsia="en-ID"/>
+              </w:rPr>
+              <w:t>Signal</w:t>
+            </w:r>
+          </w:p>
+        </w:tc>
+        <w:tc>
+          <w:tcPr>
+            <w:tcW w:w="992" w:type="dxa"/>
+            <w:tcBorders>
+              <w:top w:val="nil"/>
+              <w:left w:val="nil"/>
+              <w:bottom w:val="single" w:sz="4" w:space="0" w:color="auto"/>
+              <w:right w:val="single" w:sz="4" w:space="0" w:color="auto"/>
+            </w:tcBorders>
+            <w:shd w:val="clear" w:color="auto" w:fill="F7CAAC" w:themeFill="accent2" w:themeFillTint="66"/>
+            <w:noWrap/>
+            <w:vAlign w:val="center"/>
+            <w:hideMark/>
+          </w:tcPr>
+          <w:p>
+            <w:pPr>
+              <w:spacing w:line="240" w:lineRule="auto"/>
+              <w:jc w:val="center"/>
+              <w:rPr>
+                <w:rFonts w:ascii="Calibri" w:eastAsia="Times New Roman" w:hAnsi="Calibri" w:cs="Calibri"/>
+                <w:b/>
+                <w:bCs/>
+                <w:color w:val="000000"/>
+                <w:sz w:val="16"/>
+                <w:szCs w:val="16"/>
+                <w:lang w:val="en-ID" w:eastAsia="en-ID"/>
+              </w:rPr>
+            </w:pPr>
+            <w:r>
+              <w:rPr>
+                <w:rFonts w:ascii="Calibri" w:eastAsia="Times New Roman" w:hAnsi="Calibri" w:cs="Calibri"/>
+                <w:b/>
+                <w:bCs/>
+                <w:color w:val="000000"/>
+                <w:sz w:val="16"/>
+                <w:szCs w:val="16"/>
+                <w:lang w:val="en-ID" w:eastAsia="en-ID"/>
+              </w:rPr>
+              <w:t>Type</w:t>
+            </w:r>
+          </w:p>
+        </w:tc>
+        <w:tc>
+          <w:tcPr>
+            <w:tcW w:w="851" w:type="dxa"/>
+            <w:tcBorders>
+              <w:top w:val="nil"/>
+              <w:left w:val="nil"/>
+              <w:bottom w:val="single" w:sz="4" w:space="0" w:color="auto"/>
+              <w:right w:val="single" w:sz="4" w:space="0" w:color="auto"/>
+            </w:tcBorders>
+            <w:shd w:val="clear" w:color="auto" w:fill="F7CAAC" w:themeFill="accent2" w:themeFillTint="66"/>
+            <w:noWrap/>
+            <w:vAlign w:val="center"/>
+            <w:hideMark/>
+          </w:tcPr>
+          <w:p>
+            <w:pPr>
+              <w:spacing w:line="240" w:lineRule="auto"/>
+              <w:jc w:val="center"/>
+              <w:rPr>
+                <w:rFonts w:ascii="Calibri" w:eastAsia="Times New Roman" w:hAnsi="Calibri" w:cs="Calibri"/>
+                <w:b/>
+                <w:bCs/>
+                <w:color w:val="000000"/>
+                <w:sz w:val="16"/>
+                <w:szCs w:val="16"/>
+                <w:lang w:val="en-ID" w:eastAsia="en-ID"/>
+              </w:rPr>
+            </w:pPr>
+            <w:r>
+              <w:rPr>
+                <w:rFonts w:ascii="Calibri" w:eastAsia="Times New Roman" w:hAnsi="Calibri" w:cs="Calibri"/>
+                <w:b/>
+                <w:bCs/>
+                <w:color w:val="000000"/>
+                <w:sz w:val="16"/>
+                <w:szCs w:val="16"/>
+                <w:lang w:val="en-ID" w:eastAsia="en-ID"/>
+              </w:rPr>
+              <w:t>Module</w:t>
+            </w:r>
+          </w:p>
+        </w:tc>
+        <w:tc>
+          <w:tcPr>
+            <w:tcW w:w="992" w:type="dxa"/>
+            <w:tcBorders>
+              <w:top w:val="nil"/>
+              <w:left w:val="nil"/>
+              <w:bottom w:val="single" w:sz="4" w:space="0" w:color="auto"/>
+              <w:right w:val="single" w:sz="4" w:space="0" w:color="auto"/>
+            </w:tcBorders>
+            <w:shd w:val="clear" w:color="auto" w:fill="F7CAAC" w:themeFill="accent2" w:themeFillTint="66"/>
+            <w:noWrap/>
+            <w:vAlign w:val="center"/>
+            <w:hideMark/>
+          </w:tcPr>
+          <w:p>
+            <w:pPr>
+              <w:spacing w:line="240" w:lineRule="auto"/>
+              <w:jc w:val="center"/>
+              <w:rPr>
+                <w:rFonts w:ascii="Calibri" w:eastAsia="Times New Roman" w:hAnsi="Calibri" w:cs="Calibri"/>
+                <w:b/>
+                <w:bCs/>
+                <w:color w:val="000000"/>
+                <w:sz w:val="16"/>
+                <w:szCs w:val="16"/>
+                <w:lang w:val="en-ID" w:eastAsia="en-ID"/>
+              </w:rPr>
+            </w:pPr>
+            <w:r>
+              <w:rPr>
+                <w:rFonts w:ascii="Calibri" w:eastAsia="Times New Roman" w:hAnsi="Calibri" w:cs="Calibri"/>
+                <w:b/>
+                <w:bCs/>
+                <w:color w:val="000000"/>
+                <w:sz w:val="16"/>
+                <w:szCs w:val="16"/>
+                <w:lang w:val="en-ID" w:eastAsia="en-ID"/>
+              </w:rPr>
+              <w:t>Slave Address</w:t>
+            </w:r>
+          </w:p>
+        </w:tc>
+        <w:tc>
+          <w:tcPr>
+            <w:tcW w:w="850" w:type="dxa"/>
+            <w:tcBorders>
+              <w:top w:val="nil"/>
+              <w:left w:val="nil"/>
+              <w:bottom w:val="single" w:sz="4" w:space="0" w:color="auto"/>
+              <w:right w:val="single" w:sz="4" w:space="0" w:color="auto"/>
+            </w:tcBorders>
+            <w:shd w:val="clear" w:color="auto" w:fill="F7CAAC" w:themeFill="accent2" w:themeFillTint="66"/>
+            <w:noWrap/>
+            <w:vAlign w:val="center"/>
+            <w:hideMark/>
+          </w:tcPr>
+          <w:p>
+            <w:pPr>
+              <w:spacing w:line="240" w:lineRule="auto"/>
+              <w:jc w:val="center"/>
+              <w:rPr>
+                <w:rFonts w:ascii="Calibri" w:eastAsia="Times New Roman" w:hAnsi="Calibri" w:cs="Calibri"/>
+                <w:b/>
+                <w:bCs/>
+                <w:color w:val="000000"/>
+                <w:sz w:val="16"/>
+                <w:szCs w:val="16"/>
+                <w:lang w:val="en-ID" w:eastAsia="en-ID"/>
+              </w:rPr>
+            </w:pPr>
+            <w:r>
+              <w:rPr>
+                <w:rFonts w:ascii="Calibri" w:eastAsia="Times New Roman" w:hAnsi="Calibri" w:cs="Calibri"/>
+                <w:b/>
+                <w:bCs/>
+                <w:color w:val="000000"/>
+                <w:sz w:val="16"/>
+                <w:szCs w:val="16"/>
+                <w:lang w:val="en-ID" w:eastAsia="en-ID"/>
+              </w:rPr>
+              <w:t>Register Address</w:t>
+            </w:r>
+          </w:p>
+        </w:tc>
+        <w:tc>
+          <w:tcPr>
+            <w:tcW w:w="567" w:type="dxa"/>
+            <w:tcBorders>
+              <w:top w:val="nil"/>
+              <w:left w:val="nil"/>
+              <w:bottom w:val="single" w:sz="4" w:space="0" w:color="auto"/>
+              <w:right w:val="single" w:sz="4" w:space="0" w:color="auto"/>
+            </w:tcBorders>
+            <w:shd w:val="clear" w:color="auto" w:fill="F7CAAC" w:themeFill="accent2" w:themeFillTint="66"/>
+            <w:noWrap/>
+            <w:vAlign w:val="center"/>
+            <w:hideMark/>
+          </w:tcPr>
+          <w:p>
+            <w:pPr>
+              <w:spacing w:line="240" w:lineRule="auto"/>
+              <w:jc w:val="center"/>
+              <w:rPr>
+                <w:rFonts w:ascii="Calibri" w:eastAsia="Times New Roman" w:hAnsi="Calibri" w:cs="Calibri"/>
+                <w:b/>
+                <w:bCs/>
+                <w:color w:val="000000"/>
+                <w:sz w:val="16"/>
+                <w:szCs w:val="16"/>
+                <w:lang w:val="en-ID" w:eastAsia="en-ID"/>
+              </w:rPr>
+            </w:pPr>
+            <w:r>
+              <w:rPr>
+                <w:rFonts w:ascii="Calibri" w:eastAsia="Times New Roman" w:hAnsi="Calibri" w:cs="Calibri"/>
+                <w:b/>
+                <w:bCs/>
+                <w:color w:val="000000"/>
+                <w:sz w:val="16"/>
+                <w:szCs w:val="16"/>
+                <w:lang w:val="en-ID" w:eastAsia="en-ID"/>
+              </w:rPr>
+              <w:t>HH</w:t>
+            </w:r>
+          </w:p>
+        </w:tc>
+        <w:tc>
+          <w:tcPr>
+            <w:tcW w:w="567" w:type="dxa"/>
+            <w:tcBorders>
+              <w:top w:val="nil"/>
+              <w:left w:val="nil"/>
+              <w:bottom w:val="single" w:sz="4" w:space="0" w:color="auto"/>
+              <w:right w:val="single" w:sz="4" w:space="0" w:color="auto"/>
+            </w:tcBorders>
+            <w:shd w:val="clear" w:color="auto" w:fill="F7CAAC" w:themeFill="accent2" w:themeFillTint="66"/>
+            <w:noWrap/>
+            <w:vAlign w:val="center"/>
+            <w:hideMark/>
+          </w:tcPr>
+          <w:p>
+            <w:pPr>
+              <w:spacing w:line="240" w:lineRule="auto"/>
+              <w:jc w:val="center"/>
+              <w:rPr>
+                <w:rFonts w:ascii="Calibri" w:eastAsia="Times New Roman" w:hAnsi="Calibri" w:cs="Calibri"/>
+                <w:b/>
+                <w:bCs/>
+                <w:color w:val="000000"/>
+                <w:sz w:val="16"/>
+                <w:szCs w:val="16"/>
+                <w:lang w:val="en-ID" w:eastAsia="en-ID"/>
+              </w:rPr>
+            </w:pPr>
+            <w:r>
+              <w:rPr>
+                <w:rFonts w:ascii="Calibri" w:eastAsia="Times New Roman" w:hAnsi="Calibri" w:cs="Calibri"/>
+                <w:b/>
+                <w:bCs/>
+                <w:color w:val="000000"/>
+                <w:sz w:val="16"/>
+                <w:szCs w:val="16"/>
+                <w:lang w:val="en-ID" w:eastAsia="en-ID"/>
+              </w:rPr>
+              <w:t>H</w:t>
+            </w:r>
+          </w:p>
+        </w:tc>
+        <w:tc>
+          <w:tcPr>
+            <w:tcW w:w="567" w:type="dxa"/>
+            <w:tcBorders>
+              <w:top w:val="nil"/>
+              <w:left w:val="nil"/>
+              <w:bottom w:val="single" w:sz="4" w:space="0" w:color="auto"/>
+              <w:right w:val="single" w:sz="4" w:space="0" w:color="auto"/>
+            </w:tcBorders>
+            <w:shd w:val="clear" w:color="auto" w:fill="F7CAAC" w:themeFill="accent2" w:themeFillTint="66"/>
+            <w:noWrap/>
+            <w:vAlign w:val="center"/>
+            <w:hideMark/>
+          </w:tcPr>
+          <w:p>
+            <w:pPr>
+              <w:spacing w:line="240" w:lineRule="auto"/>
+              <w:jc w:val="center"/>
+              <w:rPr>
+                <w:rFonts w:ascii="Calibri" w:eastAsia="Times New Roman" w:hAnsi="Calibri" w:cs="Calibri"/>
+                <w:b/>
+                <w:bCs/>
+                <w:color w:val="000000"/>
+                <w:sz w:val="16"/>
+                <w:szCs w:val="16"/>
+                <w:lang w:val="en-ID" w:eastAsia="en-ID"/>
+              </w:rPr>
+            </w:pPr>
+            <w:r>
+              <w:rPr>
+                <w:rFonts w:ascii="Calibri" w:eastAsia="Times New Roman" w:hAnsi="Calibri" w:cs="Calibri"/>
+                <w:b/>
+                <w:bCs/>
+                <w:color w:val="000000"/>
+                <w:sz w:val="16"/>
+                <w:szCs w:val="16"/>
+                <w:lang w:val="en-ID" w:eastAsia="en-ID"/>
+              </w:rPr>
+              <w:t>SP</w:t>
+            </w:r>
+          </w:p>
+        </w:tc>
+        <w:tc>
+          <w:tcPr>
+            <w:tcW w:w="709" w:type="dxa"/>
+            <w:tcBorders>
+              <w:top w:val="nil"/>
+              <w:left w:val="nil"/>
+              <w:bottom w:val="single" w:sz="4" w:space="0" w:color="auto"/>
+              <w:right w:val="single" w:sz="4" w:space="0" w:color="auto"/>
+            </w:tcBorders>
+            <w:shd w:val="clear" w:color="auto" w:fill="F7CAAC" w:themeFill="accent2" w:themeFillTint="66"/>
+            <w:noWrap/>
+            <w:vAlign w:val="center"/>
+            <w:hideMark/>
+          </w:tcPr>
+          <w:p>
+            <w:pPr>
+              <w:spacing w:line="240" w:lineRule="auto"/>
+              <w:jc w:val="center"/>
+              <w:rPr>
+                <w:rFonts w:ascii="Calibri" w:eastAsia="Times New Roman" w:hAnsi="Calibri" w:cs="Calibri"/>
+                <w:b/>
+                <w:bCs/>
+                <w:color w:val="000000"/>
+                <w:sz w:val="16"/>
+                <w:szCs w:val="16"/>
+                <w:lang w:val="en-ID" w:eastAsia="en-ID"/>
+              </w:rPr>
+            </w:pPr>
+            <w:r>
+              <w:rPr>
+                <w:rFonts w:ascii="Calibri" w:eastAsia="Times New Roman" w:hAnsi="Calibri" w:cs="Calibri"/>
+                <w:b/>
+                <w:bCs/>
+                <w:color w:val="000000"/>
+                <w:sz w:val="16"/>
+                <w:szCs w:val="16"/>
+                <w:lang w:val="en-ID" w:eastAsia="en-ID"/>
+              </w:rPr>
+              <w:t>L</w:t>
+            </w:r>
+          </w:p>
+        </w:tc>
+        <w:tc>
+          <w:tcPr>
+            <w:tcW w:w="704" w:type="dxa"/>
+            <w:tcBorders>
+              <w:top w:val="nil"/>
+              <w:left w:val="nil"/>
+              <w:bottom w:val="single" w:sz="4" w:space="0" w:color="auto"/>
+              <w:right w:val="single" w:sz="4" w:space="0" w:color="auto"/>
+            </w:tcBorders>
+            <w:shd w:val="clear" w:color="auto" w:fill="F7CAAC" w:themeFill="accent2" w:themeFillTint="66"/>
+            <w:noWrap/>
+            <w:vAlign w:val="center"/>
+            <w:hideMark/>
+          </w:tcPr>
+          <w:p>
+            <w:pPr>
+              <w:spacing w:line="240" w:lineRule="auto"/>
+              <w:jc w:val="center"/>
+              <w:rPr>
+                <w:rFonts w:ascii="Calibri" w:eastAsia="Times New Roman" w:hAnsi="Calibri" w:cs="Calibri"/>
+                <w:b/>
+                <w:bCs/>
+                <w:color w:val="000000"/>
+                <w:sz w:val="16"/>
+                <w:szCs w:val="16"/>
+                <w:lang w:val="en-ID" w:eastAsia="en-ID"/>
+              </w:rPr>
+            </w:pPr>
+            <w:r>
+              <w:rPr>
+                <w:rFonts w:ascii="Calibri" w:eastAsia="Times New Roman" w:hAnsi="Calibri" w:cs="Calibri"/>
+                <w:b/>
+                <w:bCs/>
+                <w:color w:val="000000"/>
+                <w:sz w:val="16"/>
+                <w:szCs w:val="16"/>
+                <w:lang w:val="en-ID" w:eastAsia="en-ID"/>
+              </w:rPr>
+              <w:t>LL</w:t>
+            </w:r>
+          </w:p>
+        </w:tc>
+        <w:tc>
+          <w:tcPr>
+            <w:tcW w:w="1260" w:type="dxa"/>
+            <w:vMerge/>
+            <w:tcBorders>
+              <w:top w:val="single" w:sz="4" w:space="0" w:color="auto"/>
+              <w:left w:val="single" w:sz="4" w:space="0" w:color="auto"/>
+              <w:bottom w:val="single" w:sz="4" w:space="0" w:color="auto"/>
+              <w:right w:val="single" w:sz="4" w:space="0" w:color="auto"/>
+            </w:tcBorders>
+            <w:vAlign w:val="center"/>
+            <w:hideMark/>
+          </w:tcPr>
+          <w:p>
+            <w:pPr>
+              <w:spacing w:line="240" w:lineRule="auto"/>
+              <w:jc w:val="center"/>
+              <w:rPr>
+                <w:rFonts w:ascii="Calibri" w:eastAsia="Times New Roman" w:hAnsi="Calibri" w:cs="Calibri"/>
+                <w:b/>
+                <w:bCs/>
+                <w:color w:val="000000"/>
+                <w:sz w:val="16"/>
+                <w:szCs w:val="16"/>
+                <w:lang w:val="en-ID" w:eastAsia="en-ID"/>
+              </w:rPr>
+            </w:pPr>
+          </w:p>
+        </w:tc>
+      </w:tr>
+      <w:tr>
+        <w:trPr>
+          <w:trHeight w:val="301"/>
+          <w:jc w:val="center"/>
+        </w:trPr>
+        <w:tc>
+          <w:tcPr>
+            <w:tcW w:w="14575" w:type="dxa"/>
+            <w:gridSpan w:val="17"/>
+            <w:tcBorders>
+              <w:top w:val="single" w:sz="4" w:space="0" w:color="auto"/>
+              <w:left w:val="single" w:sz="4" w:space="0" w:color="auto"/>
+              <w:bottom w:val="single" w:sz="4" w:space="0" w:color="auto"/>
+              <w:right w:val="single" w:sz="4" w:space="0" w:color="auto"/>
+            </w:tcBorders>
+            <w:shd w:val="clear" w:color="auto" w:fill="DEEAF6" w:themeFill="accent1" w:themeFillTint="33"/>
+            <w:noWrap/>
+            <w:vAlign w:val="bottom"/>
+          </w:tcPr>
+          <w:p>
+            <w:pPr>
+              <w:pStyle w:val="Heading1"/>
+              <w:rPr>
+                <w:sz w:val="16"/>
+                <w:szCs w:val="16"/>
+                <w:lang w:val="en-ID" w:eastAsia="en-ID"/>
+              </w:rPr>
+            </w:pPr>
+            <w:r>
+              <w:rPr>
+                <w:sz w:val="16"/>
+                <w:szCs w:val="16"/>
+                <w:lang w:val="en-ID" w:eastAsia="en-ID"/>
+              </w:rPr>
+              <w:t>MODBUS PORT</w:t>
+            </w:r>
+          </w:p>
+        </w:tc>
+      </w:tr>
+      <w:tr>
+        <w:trPr>
+          <w:trHeight w:val="174"/>
+          <w:jc w:val="center"/>
+        </w:trPr>
+        <w:tc>
+          <w:tcPr>
+            <w:tcW w:w="625" w:type="dxa"/>
+            <w:vMerge w:val="restart"/>
+            <w:tcBorders>
+              <w:top w:val="single" w:sz="4" w:space="0" w:color="auto"/>
+              <w:left w:val="single" w:sz="4" w:space="0" w:color="auto"/>
+              <w:right w:val="single" w:sz="4" w:space="0" w:color="auto"/>
+            </w:tcBorders>
+            <w:noWrap/>
+            <w:vAlign w:val="center"/>
+          </w:tcPr>
+          <w:p>
+            <w:pPr>
+              <w:spacing w:line="240" w:lineRule="auto"/>
+              <w:jc w:val="center"/>
+              <w:rPr>
+                <w:rFonts w:eastAsia="Times New Roman" w:cs="Arial"/>
+                <w:color w:val="000000"/>
+                <w:sz w:val="16"/>
+                <w:szCs w:val="16"/>
+                <w:lang w:val="en-ID" w:eastAsia="en-ID"/>
+              </w:rPr>
+            </w:pPr>
+            <w:r>
+              <w:rPr>
+                <w:rFonts w:cs="Arial"/>
+                <w:sz w:val="16"/>
+                <w:szCs w:val="16"/>
+              </w:rPr>
+              <w:t>1</w:t>
+            </w:r>
+          </w:p>
+        </w:tc>
+        <w:tc>
+          <w:tcPr>
+            <w:tcW w:w="1225" w:type="dxa"/>
+            <w:vMerge w:val="restart"/>
+            <w:tcBorders>
+              <w:top w:val="single" w:sz="4" w:space="0" w:color="auto"/>
+              <w:left w:val="nil"/>
+              <w:right w:val="single" w:sz="4" w:space="0" w:color="auto"/>
+            </w:tcBorders>
+            <w:noWrap/>
+            <w:vAlign w:val="center"/>
+          </w:tcPr>
+          <w:p>
+            <w:pPr>
+              <w:spacing w:line="240" w:lineRule="auto"/>
+              <w:jc w:val="center"/>
+              <w:rPr>
+                <w:rFonts w:eastAsia="Times New Roman" w:cs="Arial"/>
+                <w:color w:val="000000"/>
+                <w:sz w:val="16"/>
+                <w:szCs w:val="16"/>
+                <w:lang w:val="en-ID" w:eastAsia="en-ID"/>
+              </w:rPr>
+            </w:pPr>
+            <w:r>
+              <w:rPr>
+                <w:rFonts w:cs="Arial"/>
+                <w:sz w:val="16"/>
+                <w:szCs w:val="16"/>
+              </w:rPr>
+              <w:t>AI</w:t>
+            </w:r>
+            <w:r>
+              <w:rPr>
+                <w:rFonts w:cs="Arial"/>
+                <w:sz w:val="16"/>
+                <w:szCs w:val="16"/>
+              </w:rPr>
+              <w:t>AE-101</w:t>
+            </w:r>
+          </w:p>
+        </w:tc>
+        <w:tc>
+          <w:tcPr>
+            <w:tcW w:w="1687" w:type="dxa"/>
+            <w:vMerge w:val="restart"/>
+            <w:tcBorders>
+              <w:top w:val="single" w:sz="4" w:space="0" w:color="auto"/>
+              <w:left w:val="nil"/>
+              <w:right w:val="single" w:sz="4" w:space="0" w:color="auto"/>
+            </w:tcBorders>
+            <w:noWrap/>
+            <w:vAlign w:val="center"/>
+          </w:tcPr>
+          <w:p>
+            <w:pPr>
+              <w:spacing w:line="240" w:lineRule="auto"/>
+              <w:jc w:val="center"/>
+              <w:rPr>
+                <w:rFonts w:eastAsia="Times New Roman" w:cs="Arial"/>
+                <w:color w:val="000000"/>
+                <w:sz w:val="16"/>
+                <w:szCs w:val="16"/>
+                <w:lang w:val="en-ID" w:eastAsia="en-ID"/>
+              </w:rPr>
+            </w:pPr>
+            <w:r>
+              <w:rPr>
+                <w:rFonts w:cs="Arial"/>
+                <w:sz w:val="16"/>
+                <w:szCs w:val="16"/>
+              </w:rPr>
+              <w:t>AE-101</w:t>
+            </w:r>
+          </w:p>
+        </w:tc>
+        <w:tc>
+          <w:tcPr>
+            <w:tcW w:w="688" w:type="dxa"/>
+            <w:vMerge w:val="restart"/>
+            <w:tcBorders>
+              <w:top w:val="single" w:sz="4" w:space="0" w:color="auto"/>
+              <w:left w:val="nil"/>
+              <w:right w:val="single" w:sz="4" w:space="0" w:color="auto"/>
+            </w:tcBorders>
+            <w:noWrap/>
+            <w:vAlign w:val="center"/>
+          </w:tcPr>
+          <w:p>
+            <w:pPr>
+              <w:spacing w:line="240" w:lineRule="auto"/>
+              <w:jc w:val="center"/>
+              <w:rPr>
+                <w:rFonts w:eastAsia="Times New Roman" w:cs="Arial"/>
+                <w:color w:val="000000"/>
+                <w:sz w:val="16"/>
+                <w:szCs w:val="16"/>
+                <w:lang w:val="en-ID" w:eastAsia="en-ID"/>
+              </w:rPr>
+            </w:pPr>
+            <w:r>
+              <w:rPr>
+                <w:rFonts w:eastAsia="Times New Roman" w:cs="Arial"/>
+                <w:color w:val="000000"/>
+                <w:sz w:val="16"/>
+                <w:szCs w:val="16"/>
+                <w:lang w:val="en-ID" w:eastAsia="en-ID"/>
+              </w:rPr>
+              <w:t>Field</w:t>
+            </w:r>
+          </w:p>
+        </w:tc>
+        <w:tc>
+          <w:tcPr>
+            <w:tcW w:w="630" w:type="dxa"/>
+            <w:vMerge w:val="restart"/>
+            <w:tcBorders>
+              <w:top w:val="single" w:sz="4" w:space="0" w:color="auto"/>
+              <w:left w:val="nil"/>
+              <w:right w:val="single" w:sz="4" w:space="0" w:color="auto"/>
+            </w:tcBorders>
+            <w:noWrap/>
+            <w:vAlign w:val="center"/>
+          </w:tcPr>
+          <w:p>
+            <w:pPr>
+              <w:spacing w:line="240" w:lineRule="auto"/>
+              <w:jc w:val="center"/>
+              <w:rPr>
+                <w:rFonts w:eastAsia="Times New Roman" w:cs="Arial"/>
+                <w:color w:val="000000"/>
+                <w:sz w:val="16"/>
+                <w:szCs w:val="16"/>
+                <w:lang w:val="en-ID" w:eastAsia="en-ID"/>
+              </w:rPr>
+            </w:pPr>
+            <w:r>
+              <w:rPr>
+                <w:rFonts w:eastAsia="Times New Roman" w:cs="Arial"/>
+                <w:color w:val="000000"/>
+                <w:sz w:val="16"/>
+                <w:szCs w:val="16"/>
+                <w:lang w:val="en-ID" w:eastAsia="en-ID"/>
+              </w:rPr>
+              <w:t>MCP</w:t>
+            </w:r>
+          </w:p>
+        </w:tc>
+        <w:tc>
+          <w:tcPr>
+            <w:tcW w:w="810" w:type="dxa"/>
+            <w:vMerge w:val="restart"/>
+            <w:tcBorders>
+              <w:top w:val="single" w:sz="4" w:space="0" w:color="auto"/>
+              <w:left w:val="nil"/>
+              <w:right w:val="single" w:sz="4" w:space="0" w:color="auto"/>
+            </w:tcBorders>
+            <w:noWrap/>
+            <w:vAlign w:val="center"/>
+          </w:tcPr>
+          <w:p>
+            <w:pPr>
+              <w:spacing w:line="240" w:lineRule="auto"/>
+              <w:jc w:val="center"/>
+              <w:rPr>
+                <w:rFonts w:eastAsia="Times New Roman" w:cs="Arial"/>
+                <w:color w:val="000000"/>
+                <w:sz w:val="16"/>
+                <w:szCs w:val="16"/>
+                <w:lang w:val="en-ID" w:eastAsia="en-ID"/>
+              </w:rPr>
+            </w:pPr>
+            <w:r>
+              <w:rPr>
+                <w:rFonts w:eastAsia="Times New Roman" w:cs="Arial"/>
+                <w:color w:val="000000"/>
+                <w:sz w:val="16"/>
+                <w:szCs w:val="16"/>
+                <w:lang w:val="en-ID" w:eastAsia="en-ID"/>
+              </w:rPr>
+              <w:t>HMI</w:t>
+            </w:r>
+          </w:p>
+        </w:tc>
+        <w:tc>
+          <w:tcPr>
+            <w:tcW w:w="851" w:type="dxa"/>
+            <w:vMerge w:val="restart"/>
+            <w:tcBorders>
+              <w:top w:val="single" w:sz="4" w:space="0" w:color="auto"/>
+              <w:left w:val="nil"/>
+              <w:right w:val="single" w:sz="4" w:space="0" w:color="auto"/>
+            </w:tcBorders>
+            <w:noWrap/>
+            <w:vAlign w:val="center"/>
+          </w:tcPr>
+          <w:p>
+            <w:pPr>
+              <w:spacing w:line="240" w:lineRule="auto"/>
+              <w:jc w:val="center"/>
+              <w:rPr>
+                <w:rFonts w:eastAsia="Times New Roman" w:cs="Arial"/>
+                <w:color w:val="000000"/>
+                <w:sz w:val="16"/>
+                <w:szCs w:val="16"/>
+                <w:lang w:val="en-ID" w:eastAsia="en-ID"/>
+              </w:rPr>
+            </w:pPr>
+            <w:r>
+              <w:rPr>
+                <w:rFonts w:eastAsia="Times New Roman" w:cs="Arial"/>
+                <w:color w:val="000000"/>
+                <w:sz w:val="16"/>
+                <w:szCs w:val="16"/>
+                <w:lang w:val="en-ID" w:eastAsia="en-ID"/>
+              </w:rPr>
+              <w:t>Modbus</w:t>
+            </w:r>
+          </w:p>
+        </w:tc>
+        <w:tc>
+          <w:tcPr>
+            <w:tcW w:w="992" w:type="dxa"/>
+            <w:vMerge w:val="restart"/>
+            <w:tcBorders>
+              <w:top w:val="single" w:sz="4" w:space="0" w:color="auto"/>
+              <w:left w:val="nil"/>
+              <w:right w:val="single" w:sz="4" w:space="0" w:color="auto"/>
+            </w:tcBorders>
+            <w:noWrap/>
+            <w:vAlign w:val="center"/>
+          </w:tcPr>
+          <w:p>
+            <w:pPr>
+              <w:spacing w:line="240" w:lineRule="auto"/>
+              <w:jc w:val="center"/>
+              <w:rPr>
+                <w:rFonts w:eastAsia="Times New Roman" w:cs="Arial"/>
+                <w:color w:val="000000"/>
+                <w:sz w:val="16"/>
+                <w:szCs w:val="16"/>
+                <w:lang w:val="en-ID" w:eastAsia="en-ID"/>
+              </w:rPr>
+            </w:pPr>
+            <w:r>
+              <w:rPr>
+                <w:rFonts w:eastAsia="Times New Roman" w:cs="Arial"/>
+                <w:color w:val="000000"/>
+                <w:sz w:val="16"/>
+                <w:szCs w:val="16"/>
+                <w:lang w:val="en-ID" w:eastAsia="en-ID"/>
+              </w:rPr>
+              <w:t>Modbus</w:t>
+            </w:r>
+          </w:p>
+        </w:tc>
+        <w:tc>
+          <w:tcPr>
+            <w:tcW w:w="851" w:type="dxa"/>
+            <w:vMerge w:val="restart"/>
+            <w:tcBorders>
+              <w:left w:val="nil"/>
+              <w:right w:val="single" w:sz="4" w:space="0" w:color="auto"/>
+            </w:tcBorders>
+            <w:noWrap/>
+            <w:vAlign w:val="center"/>
+          </w:tcPr>
+          <w:p>
+            <w:pPr>
+              <w:spacing w:line="240" w:lineRule="auto"/>
+              <w:jc w:val="center"/>
+              <w:rPr>
+                <w:rFonts w:eastAsia="Times New Roman" w:cs="Arial"/>
+                <w:color w:val="000000"/>
+                <w:sz w:val="16"/>
+                <w:szCs w:val="16"/>
+                <w:lang w:val="en-ID" w:eastAsia="en-ID"/>
+              </w:rPr>
+            </w:pPr>
+            <w:r>
+              <w:rPr>
+                <w:rFonts w:eastAsia="Times New Roman" w:cs="Arial"/>
+                <w:color w:val="000000"/>
+                <w:sz w:val="16"/>
+                <w:szCs w:val="16"/>
+                <w:lang w:val="en-ID" w:eastAsia="en-ID"/>
+              </w:rPr>
+              <w:t>Serial Port 2</w:t>
+            </w:r>
+          </w:p>
+        </w:tc>
+        <w:tc>
+          <w:tcPr>
+            <w:tcW w:w="992" w:type="dxa"/>
+            <w:vMerge w:val="restart"/>
+            <w:tcBorders>
+              <w:top w:val="single" w:sz="4" w:space="0" w:color="auto"/>
+              <w:left w:val="nil"/>
+              <w:right w:val="single" w:sz="4" w:space="0" w:color="auto"/>
+            </w:tcBorders>
+            <w:noWrap/>
+            <w:vAlign w:val="center"/>
+          </w:tcPr>
+          <w:p>
+            <w:pPr>
+              <w:spacing w:line="240" w:lineRule="auto"/>
+              <w:jc w:val="center"/>
+              <w:rPr>
+                <w:rFonts w:eastAsia="Times New Roman" w:cs="Arial"/>
+                <w:color w:val="000000"/>
+                <w:sz w:val="16"/>
+                <w:szCs w:val="16"/>
+                <w:lang w:val="en-ID" w:eastAsia="en-ID"/>
+              </w:rPr>
+            </w:pPr>
+            <w:r>
+              <w:rPr>
+                <w:rFonts w:eastAsia="Times New Roman" w:cs="Arial"/>
+                <w:color w:val="000000"/>
+                <w:sz w:val="16"/>
+                <w:szCs w:val="16"/>
+                <w:lang w:val="en-ID" w:eastAsia="en-ID"/>
+              </w:rPr>
+              <w:t>1</w:t>
+            </w:r>
+          </w:p>
+        </w:tc>
+        <w:tc>
+          <w:tcPr>
+            <w:tcW w:w="850" w:type="dxa"/>
+            <w:tcBorders>
+              <w:top w:val="single" w:sz="4" w:space="0" w:color="auto"/>
+              <w:left w:val="nil"/>
+              <w:bottom w:val="single" w:sz="4" w:space="0" w:color="auto"/>
+              <w:right w:val="single" w:sz="4" w:space="0" w:color="auto"/>
+            </w:tcBorders>
+            <w:noWrap/>
+            <w:vAlign w:val="center"/>
+          </w:tcPr>
+          <w:p>
+            <w:pPr>
+              <w:spacing w:line="240" w:lineRule="auto"/>
+              <w:jc w:val="center"/>
+              <w:rPr>
+                <w:rFonts w:eastAsia="Times New Roman" w:cs="Arial"/>
+                <w:color w:val="000000"/>
+                <w:sz w:val="16"/>
+                <w:szCs w:val="16"/>
+                <w:lang w:val="en-ID" w:eastAsia="en-ID"/>
+              </w:rPr>
+            </w:pPr>
+            <w:r>
+              <w:rPr>
+                <w:rFonts w:eastAsia="Times New Roman" w:cs="Arial"/>
+                <w:color w:val="000000"/>
+                <w:sz w:val="16"/>
+                <w:szCs w:val="16"/>
+                <w:lang w:val="en-ID" w:eastAsia="en-ID"/>
+              </w:rPr>
+              <w:t>0</w:t>
+            </w:r>
+          </w:p>
+        </w:tc>
+        <w:tc>
+          <w:tcPr>
+            <w:tcW w:w="567" w:type="dxa"/>
+            <w:vMerge w:val="restart"/>
+            <w:tcBorders>
+              <w:top w:val="single" w:sz="4" w:space="0" w:color="auto"/>
+              <w:left w:val="nil"/>
+              <w:right w:val="single" w:sz="4" w:space="0" w:color="auto"/>
+            </w:tcBorders>
+            <w:noWrap/>
+            <w:vAlign w:val="center"/>
+          </w:tcPr>
+          <w:p>
+            <w:pPr>
+              <w:spacing w:line="240" w:lineRule="auto"/>
+              <w:jc w:val="center"/>
+              <w:rPr>
+                <w:rFonts w:eastAsia="Times New Roman" w:cs="Arial"/>
+                <w:color w:val="000000"/>
+                <w:sz w:val="16"/>
+                <w:szCs w:val="16"/>
+                <w:lang w:val="en-ID" w:eastAsia="en-ID"/>
+              </w:rPr>
+            </w:pPr>
+            <w:r>
+              <w:rPr>
+                <w:rFonts w:eastAsia="Times New Roman" w:cs="Arial"/>
+                <w:color w:val="000000"/>
+                <w:sz w:val="16"/>
+                <w:szCs w:val="16"/>
+                <w:lang w:val="en-ID" w:eastAsia="en-ID"/>
+              </w:rPr>
+              <w:t>0.3</w:t>
+            </w:r>
+          </w:p>
+        </w:tc>
+        <w:tc>
+          <w:tcPr>
+            <w:tcW w:w="567" w:type="dxa"/>
+            <w:vMerge w:val="restart"/>
+            <w:tcBorders>
+              <w:top w:val="single" w:sz="4" w:space="0" w:color="auto"/>
+              <w:left w:val="nil"/>
+              <w:right w:val="single" w:sz="4" w:space="0" w:color="auto"/>
+            </w:tcBorders>
+            <w:noWrap/>
+            <w:vAlign w:val="center"/>
+          </w:tcPr>
+          <w:p>
+            <w:pPr>
+              <w:spacing w:line="240" w:lineRule="auto"/>
+              <w:jc w:val="center"/>
+              <w:rPr>
+                <w:rFonts w:eastAsia="Times New Roman" w:cs="Arial"/>
+                <w:color w:val="000000"/>
+                <w:sz w:val="16"/>
+                <w:szCs w:val="16"/>
+                <w:lang w:val="en-ID" w:eastAsia="en-ID"/>
+              </w:rPr>
+            </w:pPr>
+            <w:r>
+              <w:rPr>
+                <w:rFonts w:eastAsia="Times New Roman" w:cs="Arial"/>
+                <w:color w:val="000000"/>
+                <w:sz w:val="16"/>
+                <w:szCs w:val="16"/>
+                <w:lang w:val="en-ID" w:eastAsia="en-ID"/>
+              </w:rPr>
+              <w:t>-</w:t>
+            </w:r>
+          </w:p>
+        </w:tc>
+        <w:tc>
+          <w:tcPr>
+            <w:tcW w:w="567" w:type="dxa"/>
+            <w:vMerge w:val="restart"/>
+            <w:tcBorders>
+              <w:top w:val="single" w:sz="4" w:space="0" w:color="auto"/>
+              <w:left w:val="nil"/>
+              <w:right w:val="single" w:sz="4" w:space="0" w:color="auto"/>
+            </w:tcBorders>
+            <w:noWrap/>
+            <w:vAlign w:val="center"/>
+          </w:tcPr>
+          <w:p>
+            <w:pPr>
+              <w:spacing w:line="240" w:lineRule="auto"/>
+              <w:jc w:val="center"/>
+              <w:rPr>
+                <w:rFonts w:eastAsia="Times New Roman" w:cs="Arial"/>
+                <w:color w:val="000000"/>
+                <w:sz w:val="16"/>
+                <w:szCs w:val="16"/>
+                <w:lang w:val="en-ID" w:eastAsia="en-ID"/>
+              </w:rPr>
+            </w:pPr>
+            <w:r>
+              <w:rPr>
+                <w:rFonts w:eastAsia="Times New Roman" w:cs="Arial"/>
+                <w:color w:val="000000"/>
+                <w:sz w:val="16"/>
+                <w:szCs w:val="16"/>
+                <w:lang w:val="en-ID" w:eastAsia="en-ID"/>
+              </w:rPr>
+              <w:t>-</w:t>
+            </w:r>
+          </w:p>
+        </w:tc>
+        <w:tc>
+          <w:tcPr>
+            <w:tcW w:w="709" w:type="dxa"/>
+            <w:vMerge w:val="restart"/>
+            <w:tcBorders>
+              <w:top w:val="single" w:sz="4" w:space="0" w:color="auto"/>
+              <w:left w:val="nil"/>
+              <w:right w:val="single" w:sz="4" w:space="0" w:color="auto"/>
+            </w:tcBorders>
+            <w:noWrap/>
+            <w:vAlign w:val="center"/>
+          </w:tcPr>
+          <w:p>
+            <w:pPr>
+              <w:spacing w:line="240" w:lineRule="auto"/>
+              <w:jc w:val="center"/>
+              <w:rPr>
+                <w:rFonts w:eastAsia="Times New Roman" w:cs="Arial"/>
+                <w:color w:val="000000"/>
+                <w:sz w:val="16"/>
+                <w:szCs w:val="16"/>
+                <w:lang w:val="en-ID" w:eastAsia="en-ID"/>
+              </w:rPr>
+            </w:pPr>
+            <w:r>
+              <w:rPr>
+                <w:rFonts w:eastAsia="Times New Roman" w:cs="Arial"/>
+                <w:color w:val="000000"/>
+                <w:sz w:val="16"/>
+                <w:szCs w:val="16"/>
+                <w:lang w:val="en-ID" w:eastAsia="en-ID"/>
+              </w:rPr>
+              <w:t>-</w:t>
+            </w:r>
+          </w:p>
+        </w:tc>
+        <w:tc>
+          <w:tcPr>
+            <w:tcW w:w="704" w:type="dxa"/>
+            <w:vMerge w:val="restart"/>
+            <w:tcBorders>
+              <w:top w:val="single" w:sz="4" w:space="0" w:color="auto"/>
+              <w:left w:val="nil"/>
+              <w:right w:val="single" w:sz="4" w:space="0" w:color="auto"/>
+            </w:tcBorders>
+            <w:noWrap/>
+            <w:vAlign w:val="center"/>
+          </w:tcPr>
+          <w:p>
+            <w:pPr>
+              <w:spacing w:line="240" w:lineRule="auto"/>
+              <w:jc w:val="center"/>
+              <w:rPr>
+                <w:rFonts w:eastAsia="Times New Roman" w:cs="Arial"/>
+                <w:color w:val="000000"/>
+                <w:sz w:val="16"/>
+                <w:szCs w:val="16"/>
+                <w:lang w:val="en-ID" w:eastAsia="en-ID"/>
+              </w:rPr>
+            </w:pPr>
+            <w:r>
+              <w:rPr>
+                <w:rFonts w:eastAsia="Times New Roman" w:cs="Arial"/>
+                <w:color w:val="000000"/>
+                <w:sz w:val="16"/>
+                <w:szCs w:val="16"/>
+                <w:lang w:val="en-ID" w:eastAsia="en-ID"/>
+              </w:rPr>
+              <w:t>0.1</w:t>
+            </w:r>
+          </w:p>
+        </w:tc>
+        <w:tc>
+          <w:tcPr>
+            <w:tcW w:w="1260" w:type="dxa"/>
+            <w:vMerge w:val="restart"/>
+            <w:tcBorders>
+              <w:top w:val="single" w:sz="4" w:space="0" w:color="auto"/>
+              <w:left w:val="nil"/>
+              <w:right w:val="single" w:sz="4" w:space="0" w:color="auto"/>
+            </w:tcBorders>
+            <w:noWrap/>
+          </w:tcPr>
+          <w:p>
+            <w:pPr>
+              <w:spacing w:line="240" w:lineRule="auto"/>
+              <w:jc w:val="center"/>
+              <w:rPr>
+                <w:rFonts w:eastAsia="Times New Roman" w:cs="Arial"/>
+                <w:color w:val="000000"/>
+                <w:sz w:val="16"/>
+                <w:szCs w:val="16"/>
+                <w:lang w:val="en-ID" w:eastAsia="en-ID"/>
+              </w:rPr>
+            </w:pPr>
+          </w:p>
+        </w:tc>
+      </w:tr>
+      <w:tr>
+        <w:trPr>
+          <w:trHeight w:val="174"/>
+          <w:jc w:val="center"/>
+        </w:trPr>
+        <w:tc>
+          <w:tcPr>
+            <w:tcW w:w="625" w:type="dxa"/>
+            <w:vMerge/>
+            <w:tcBorders>
+              <w:left w:val="single" w:sz="4" w:space="0" w:color="auto"/>
+              <w:bottom w:val="single" w:sz="4" w:space="0" w:color="auto"/>
+              <w:right w:val="single" w:sz="4" w:space="0" w:color="auto"/>
+            </w:tcBorders>
+            <w:noWrap/>
+            <w:vAlign w:val="center"/>
+          </w:tcPr>
+          <w:p>
+            <w:pPr>
+              <w:spacing w:line="240" w:lineRule="auto"/>
+              <w:jc w:val="center"/>
+              <w:rPr>
+                <w:rFonts w:cs="Arial"/>
+                <w:sz w:val="16"/>
+                <w:szCs w:val="16"/>
+              </w:rPr>
+            </w:pPr>
+          </w:p>
+        </w:tc>
+        <w:tc>
+          <w:tcPr>
+            <w:tcW w:w="1225" w:type="dxa"/>
+            <w:vMerge/>
+            <w:tcBorders>
+              <w:left w:val="nil"/>
+              <w:bottom w:val="single" w:sz="4" w:space="0" w:color="auto"/>
+              <w:right w:val="single" w:sz="4" w:space="0" w:color="auto"/>
+            </w:tcBorders>
+            <w:noWrap/>
+            <w:vAlign w:val="center"/>
+          </w:tcPr>
+          <w:p>
+            <w:pPr>
+              <w:spacing w:line="240" w:lineRule="auto"/>
+              <w:jc w:val="center"/>
+              <w:rPr>
+                <w:rFonts w:cs="Arial"/>
+                <w:sz w:val="16"/>
+                <w:szCs w:val="16"/>
+              </w:rPr>
+            </w:pPr>
+          </w:p>
+        </w:tc>
+        <w:tc>
+          <w:tcPr>
+            <w:tcW w:w="1687" w:type="dxa"/>
+            <w:vMerge/>
+            <w:tcBorders>
+              <w:left w:val="nil"/>
+              <w:bottom w:val="single" w:sz="4" w:space="0" w:color="auto"/>
+              <w:right w:val="single" w:sz="4" w:space="0" w:color="auto"/>
+            </w:tcBorders>
+            <w:noWrap/>
+            <w:vAlign w:val="center"/>
+          </w:tcPr>
+          <w:p>
+            <w:pPr>
+              <w:spacing w:line="240" w:lineRule="auto"/>
+              <w:jc w:val="center"/>
+              <w:rPr>
+                <w:rFonts w:cs="Arial"/>
+                <w:sz w:val="16"/>
+                <w:szCs w:val="16"/>
+              </w:rPr>
+            </w:pPr>
+          </w:p>
+        </w:tc>
+        <w:tc>
+          <w:tcPr>
+            <w:tcW w:w="688" w:type="dxa"/>
+            <w:vMerge/>
+            <w:tcBorders>
+              <w:left w:val="nil"/>
+              <w:bottom w:val="single" w:sz="4" w:space="0" w:color="auto"/>
+              <w:right w:val="single" w:sz="4" w:space="0" w:color="auto"/>
+            </w:tcBorders>
+            <w:noWrap/>
+            <w:vAlign w:val="center"/>
+          </w:tcPr>
+          <w:p>
+            <w:pPr>
+              <w:spacing w:line="240" w:lineRule="auto"/>
+              <w:jc w:val="center"/>
+              <w:rPr>
+                <w:rFonts w:eastAsia="Times New Roman" w:cs="Arial"/>
+                <w:color w:val="000000"/>
+                <w:sz w:val="16"/>
+                <w:szCs w:val="16"/>
+                <w:lang w:val="en-ID" w:eastAsia="en-ID"/>
+              </w:rPr>
+            </w:pPr>
+          </w:p>
+        </w:tc>
+        <w:tc>
+          <w:tcPr>
+            <w:tcW w:w="630" w:type="dxa"/>
+            <w:vMerge/>
+            <w:tcBorders>
+              <w:left w:val="nil"/>
+              <w:bottom w:val="single" w:sz="4" w:space="0" w:color="auto"/>
+              <w:right w:val="single" w:sz="4" w:space="0" w:color="auto"/>
+            </w:tcBorders>
+            <w:noWrap/>
+            <w:vAlign w:val="center"/>
+          </w:tcPr>
+          <w:p>
+            <w:pPr>
+              <w:spacing w:line="240" w:lineRule="auto"/>
+              <w:jc w:val="center"/>
+              <w:rPr>
+                <w:rFonts w:eastAsia="Times New Roman" w:cs="Arial"/>
+                <w:color w:val="000000"/>
+                <w:sz w:val="16"/>
+                <w:szCs w:val="16"/>
+                <w:lang w:val="en-ID" w:eastAsia="en-ID"/>
+              </w:rPr>
+            </w:pPr>
+          </w:p>
+        </w:tc>
+        <w:tc>
+          <w:tcPr>
+            <w:tcW w:w="810" w:type="dxa"/>
+            <w:vMerge/>
+            <w:tcBorders>
+              <w:left w:val="nil"/>
+              <w:bottom w:val="single" w:sz="4" w:space="0" w:color="auto"/>
+              <w:right w:val="single" w:sz="4" w:space="0" w:color="auto"/>
+            </w:tcBorders>
+            <w:noWrap/>
+            <w:vAlign w:val="center"/>
+          </w:tcPr>
+          <w:p>
+            <w:pPr>
+              <w:spacing w:line="240" w:lineRule="auto"/>
+              <w:jc w:val="center"/>
+              <w:rPr>
+                <w:rFonts w:eastAsia="Times New Roman" w:cs="Arial"/>
+                <w:color w:val="000000"/>
+                <w:sz w:val="16"/>
+                <w:szCs w:val="16"/>
+                <w:lang w:val="en-ID" w:eastAsia="en-ID"/>
+              </w:rPr>
+            </w:pPr>
+          </w:p>
+        </w:tc>
+        <w:tc>
+          <w:tcPr>
+            <w:tcW w:w="851" w:type="dxa"/>
+            <w:vMerge/>
+            <w:tcBorders>
+              <w:left w:val="nil"/>
+              <w:bottom w:val="single" w:sz="4" w:space="0" w:color="auto"/>
+              <w:right w:val="single" w:sz="4" w:space="0" w:color="auto"/>
+            </w:tcBorders>
+            <w:noWrap/>
+            <w:vAlign w:val="center"/>
+          </w:tcPr>
+          <w:p>
+            <w:pPr>
+              <w:spacing w:line="240" w:lineRule="auto"/>
+              <w:jc w:val="center"/>
+              <w:rPr>
+                <w:rFonts w:eastAsia="Times New Roman" w:cs="Arial"/>
+                <w:color w:val="000000"/>
+                <w:sz w:val="16"/>
+                <w:szCs w:val="16"/>
+                <w:lang w:val="en-ID" w:eastAsia="en-ID"/>
+              </w:rPr>
+            </w:pPr>
+          </w:p>
+        </w:tc>
+        <w:tc>
+          <w:tcPr>
+            <w:tcW w:w="992" w:type="dxa"/>
+            <w:vMerge/>
+            <w:tcBorders>
+              <w:left w:val="nil"/>
+              <w:bottom w:val="single" w:sz="4" w:space="0" w:color="auto"/>
+              <w:right w:val="single" w:sz="4" w:space="0" w:color="auto"/>
+            </w:tcBorders>
+            <w:noWrap/>
+            <w:vAlign w:val="center"/>
+          </w:tcPr>
+          <w:p>
+            <w:pPr>
+              <w:spacing w:line="240" w:lineRule="auto"/>
+              <w:jc w:val="center"/>
+              <w:rPr>
+                <w:rFonts w:eastAsia="Times New Roman" w:cs="Arial"/>
+                <w:color w:val="000000"/>
+                <w:sz w:val="16"/>
+                <w:szCs w:val="16"/>
+                <w:lang w:val="en-ID" w:eastAsia="en-ID"/>
+              </w:rPr>
+            </w:pPr>
+          </w:p>
+        </w:tc>
+        <w:tc>
+          <w:tcPr>
+            <w:tcW w:w="851" w:type="dxa"/>
+            <w:vMerge/>
+            <w:tcBorders>
+              <w:left w:val="nil"/>
+              <w:right w:val="single" w:sz="4" w:space="0" w:color="auto"/>
+            </w:tcBorders>
+            <w:noWrap/>
+            <w:vAlign w:val="center"/>
+          </w:tcPr>
+          <w:p>
+            <w:pPr>
+              <w:spacing w:line="240" w:lineRule="auto"/>
+              <w:jc w:val="center"/>
+              <w:rPr>
+                <w:rFonts w:eastAsia="Times New Roman" w:cs="Arial"/>
+                <w:color w:val="000000"/>
+                <w:sz w:val="16"/>
+                <w:szCs w:val="16"/>
+                <w:lang w:val="en-ID" w:eastAsia="en-ID"/>
+              </w:rPr>
+            </w:pPr>
+          </w:p>
+        </w:tc>
+        <w:tc>
+          <w:tcPr>
+            <w:tcW w:w="992" w:type="dxa"/>
+            <w:vMerge/>
+            <w:tcBorders>
+              <w:left w:val="nil"/>
+              <w:bottom w:val="single" w:sz="4" w:space="0" w:color="auto"/>
+              <w:right w:val="single" w:sz="4" w:space="0" w:color="auto"/>
+            </w:tcBorders>
+            <w:noWrap/>
+            <w:vAlign w:val="center"/>
+          </w:tcPr>
+          <w:p>
+            <w:pPr>
+              <w:spacing w:line="240" w:lineRule="auto"/>
+              <w:jc w:val="center"/>
+              <w:rPr>
+                <w:rFonts w:eastAsia="Times New Roman" w:cs="Arial"/>
+                <w:color w:val="000000"/>
+                <w:sz w:val="16"/>
+                <w:szCs w:val="16"/>
+                <w:lang w:val="en-ID" w:eastAsia="en-ID"/>
+              </w:rPr>
+            </w:pPr>
+          </w:p>
+        </w:tc>
+        <w:tc>
+          <w:tcPr>
+            <w:tcW w:w="850" w:type="dxa"/>
+            <w:tcBorders>
+              <w:top w:val="single" w:sz="4" w:space="0" w:color="auto"/>
+              <w:left w:val="nil"/>
+              <w:bottom w:val="single" w:sz="4" w:space="0" w:color="auto"/>
+              <w:right w:val="single" w:sz="4" w:space="0" w:color="auto"/>
+            </w:tcBorders>
+            <w:noWrap/>
+            <w:vAlign w:val="center"/>
+          </w:tcPr>
+          <w:p>
+            <w:pPr>
+              <w:spacing w:line="240" w:lineRule="auto"/>
+              <w:jc w:val="center"/>
+              <w:rPr>
+                <w:rFonts w:eastAsia="Times New Roman" w:cs="Arial"/>
+                <w:color w:val="000000"/>
+                <w:sz w:val="16"/>
+                <w:szCs w:val="16"/>
+                <w:lang w:val="en-ID" w:eastAsia="en-ID"/>
+              </w:rPr>
+            </w:pPr>
+            <w:r>
+              <w:rPr>
+                <w:rFonts w:eastAsia="Times New Roman" w:cs="Arial"/>
+                <w:color w:val="000000"/>
+                <w:sz w:val="16"/>
+                <w:szCs w:val="16"/>
+                <w:lang w:val="en-ID" w:eastAsia="en-ID"/>
+              </w:rPr>
+              <w:t>1</w:t>
+            </w:r>
+          </w:p>
+        </w:tc>
+        <w:tc>
+          <w:tcPr>
+            <w:tcW w:w="567" w:type="dxa"/>
+            <w:vMerge/>
+            <w:tcBorders>
+              <w:left w:val="nil"/>
+              <w:bottom w:val="single" w:sz="4" w:space="0" w:color="auto"/>
+              <w:right w:val="single" w:sz="4" w:space="0" w:color="auto"/>
+            </w:tcBorders>
+            <w:noWrap/>
+            <w:vAlign w:val="center"/>
+          </w:tcPr>
+          <w:p>
+            <w:pPr>
+              <w:spacing w:line="240" w:lineRule="auto"/>
+              <w:jc w:val="center"/>
+              <w:rPr>
+                <w:rFonts w:eastAsia="Times New Roman" w:cs="Arial"/>
+                <w:color w:val="000000"/>
+                <w:sz w:val="16"/>
+                <w:szCs w:val="16"/>
+                <w:lang w:val="en-ID" w:eastAsia="en-ID"/>
+              </w:rPr>
+            </w:pPr>
+          </w:p>
+        </w:tc>
+        <w:tc>
+          <w:tcPr>
+            <w:tcW w:w="567" w:type="dxa"/>
+            <w:vMerge/>
+            <w:tcBorders>
+              <w:left w:val="nil"/>
+              <w:bottom w:val="single" w:sz="4" w:space="0" w:color="auto"/>
+              <w:right w:val="single" w:sz="4" w:space="0" w:color="auto"/>
+            </w:tcBorders>
+            <w:noWrap/>
+            <w:vAlign w:val="center"/>
+          </w:tcPr>
+          <w:p>
+            <w:pPr>
+              <w:spacing w:line="240" w:lineRule="auto"/>
+              <w:jc w:val="center"/>
+              <w:rPr>
+                <w:rFonts w:eastAsia="Times New Roman" w:cs="Arial"/>
+                <w:color w:val="000000"/>
+                <w:sz w:val="16"/>
+                <w:szCs w:val="16"/>
+                <w:lang w:val="en-ID" w:eastAsia="en-ID"/>
+              </w:rPr>
+            </w:pPr>
+          </w:p>
+        </w:tc>
+        <w:tc>
+          <w:tcPr>
+            <w:tcW w:w="567" w:type="dxa"/>
+            <w:vMerge/>
+            <w:tcBorders>
+              <w:left w:val="nil"/>
+              <w:bottom w:val="single" w:sz="4" w:space="0" w:color="auto"/>
+              <w:right w:val="single" w:sz="4" w:space="0" w:color="auto"/>
+            </w:tcBorders>
+            <w:noWrap/>
+            <w:vAlign w:val="center"/>
+          </w:tcPr>
+          <w:p>
+            <w:pPr>
+              <w:spacing w:line="240" w:lineRule="auto"/>
+              <w:jc w:val="center"/>
+              <w:rPr>
+                <w:rFonts w:eastAsia="Times New Roman" w:cs="Arial"/>
+                <w:color w:val="000000"/>
+                <w:sz w:val="16"/>
+                <w:szCs w:val="16"/>
+                <w:lang w:val="en-ID" w:eastAsia="en-ID"/>
+              </w:rPr>
+            </w:pPr>
+          </w:p>
+        </w:tc>
+        <w:tc>
+          <w:tcPr>
+            <w:tcW w:w="709" w:type="dxa"/>
+            <w:vMerge/>
+            <w:tcBorders>
+              <w:left w:val="nil"/>
+              <w:bottom w:val="single" w:sz="4" w:space="0" w:color="auto"/>
+              <w:right w:val="single" w:sz="4" w:space="0" w:color="auto"/>
+            </w:tcBorders>
+            <w:noWrap/>
+            <w:vAlign w:val="center"/>
+          </w:tcPr>
+          <w:p>
+            <w:pPr>
+              <w:spacing w:line="240" w:lineRule="auto"/>
+              <w:jc w:val="center"/>
+              <w:rPr>
+                <w:rFonts w:eastAsia="Times New Roman" w:cs="Arial"/>
+                <w:color w:val="000000"/>
+                <w:sz w:val="16"/>
+                <w:szCs w:val="16"/>
+                <w:lang w:val="en-ID" w:eastAsia="en-ID"/>
+              </w:rPr>
+            </w:pPr>
+          </w:p>
+        </w:tc>
+        <w:tc>
+          <w:tcPr>
+            <w:tcW w:w="704" w:type="dxa"/>
+            <w:vMerge/>
+            <w:tcBorders>
+              <w:left w:val="nil"/>
+              <w:bottom w:val="single" w:sz="4" w:space="0" w:color="auto"/>
+              <w:right w:val="single" w:sz="4" w:space="0" w:color="auto"/>
+            </w:tcBorders>
+            <w:noWrap/>
+            <w:vAlign w:val="center"/>
+          </w:tcPr>
+          <w:p>
+            <w:pPr>
+              <w:spacing w:line="240" w:lineRule="auto"/>
+              <w:jc w:val="center"/>
+              <w:rPr>
+                <w:rFonts w:eastAsia="Times New Roman" w:cs="Arial"/>
+                <w:color w:val="000000"/>
+                <w:sz w:val="16"/>
+                <w:szCs w:val="16"/>
+                <w:lang w:val="en-ID" w:eastAsia="en-ID"/>
+              </w:rPr>
+            </w:pPr>
+          </w:p>
+        </w:tc>
+        <w:tc>
+          <w:tcPr>
+            <w:tcW w:w="1260" w:type="dxa"/>
+            <w:vMerge/>
+            <w:tcBorders>
+              <w:left w:val="nil"/>
+              <w:bottom w:val="single" w:sz="4" w:space="0" w:color="auto"/>
+              <w:right w:val="single" w:sz="4" w:space="0" w:color="auto"/>
+            </w:tcBorders>
+            <w:noWrap/>
+          </w:tcPr>
+          <w:p>
+            <w:pPr>
+              <w:spacing w:line="240" w:lineRule="auto"/>
+              <w:jc w:val="center"/>
+              <w:rPr>
+                <w:rFonts w:eastAsia="Times New Roman" w:cs="Arial"/>
+                <w:color w:val="000000"/>
+                <w:sz w:val="16"/>
+                <w:szCs w:val="16"/>
+                <w:lang w:val="en-ID" w:eastAsia="en-ID"/>
+              </w:rPr>
+            </w:pPr>
+          </w:p>
+        </w:tc>
+      </w:tr>
+      <w:tr>
+        <w:trPr>
+          <w:trHeight w:val="176"/>
+          <w:jc w:val="center"/>
+        </w:trPr>
+        <w:tc>
+          <w:tcPr>
+            <w:tcW w:w="625" w:type="dxa"/>
+            <w:vMerge w:val="restart"/>
+            <w:tcBorders>
+              <w:top w:val="single" w:sz="4" w:space="0" w:color="auto"/>
+              <w:left w:val="single" w:sz="4" w:space="0" w:color="auto"/>
+              <w:right w:val="single" w:sz="4" w:space="0" w:color="auto"/>
+            </w:tcBorders>
+            <w:noWrap/>
+            <w:vAlign w:val="center"/>
+          </w:tcPr>
+          <w:p>
+            <w:pPr>
+              <w:spacing w:line="240" w:lineRule="auto"/>
+              <w:jc w:val="center"/>
+              <w:rPr>
+                <w:rFonts w:eastAsia="Times New Roman" w:cs="Arial"/>
+                <w:color w:val="000000"/>
+                <w:sz w:val="16"/>
+                <w:szCs w:val="16"/>
+                <w:lang w:val="en-ID" w:eastAsia="en-ID"/>
+              </w:rPr>
+            </w:pPr>
+            <w:r>
+              <w:rPr>
+                <w:rFonts w:cs="Arial"/>
+                <w:sz w:val="16"/>
+                <w:szCs w:val="16"/>
+              </w:rPr>
+              <w:t>2</w:t>
+            </w:r>
+          </w:p>
+        </w:tc>
+        <w:tc>
+          <w:tcPr>
+            <w:tcW w:w="1225" w:type="dxa"/>
+            <w:vMerge w:val="restart"/>
+            <w:tcBorders>
+              <w:top w:val="single" w:sz="4" w:space="0" w:color="auto"/>
+              <w:left w:val="nil"/>
+              <w:right w:val="single" w:sz="4" w:space="0" w:color="auto"/>
+            </w:tcBorders>
+            <w:noWrap/>
+            <w:vAlign w:val="center"/>
+          </w:tcPr>
+          <w:p>
+            <w:pPr>
+              <w:spacing w:line="240" w:lineRule="auto"/>
+              <w:jc w:val="center"/>
+              <w:rPr>
+                <w:rFonts w:eastAsia="Times New Roman" w:cs="Arial"/>
+                <w:color w:val="000000"/>
+                <w:sz w:val="16"/>
+                <w:szCs w:val="16"/>
+                <w:lang w:val="en-ID" w:eastAsia="en-ID"/>
+              </w:rPr>
+            </w:pPr>
+            <w:r>
+              <w:rPr>
+                <w:rFonts w:cs="Arial"/>
+                <w:sz w:val="16"/>
+                <w:szCs w:val="16"/>
+              </w:rPr>
+              <w:t>AI</w:t>
+            </w:r>
+            <w:r>
+              <w:rPr>
+                <w:rFonts w:cs="Arial"/>
+                <w:sz w:val="16"/>
+                <w:szCs w:val="16"/>
+              </w:rPr>
+              <w:t>AE-102</w:t>
+            </w:r>
+          </w:p>
+        </w:tc>
+        <w:tc>
+          <w:tcPr>
+            <w:tcW w:w="1687" w:type="dxa"/>
+            <w:vMerge w:val="restart"/>
+            <w:tcBorders>
+              <w:top w:val="single" w:sz="4" w:space="0" w:color="auto"/>
+              <w:left w:val="nil"/>
+              <w:right w:val="single" w:sz="4" w:space="0" w:color="auto"/>
+            </w:tcBorders>
+            <w:noWrap/>
+            <w:vAlign w:val="center"/>
+          </w:tcPr>
+          <w:p>
+            <w:pPr>
+              <w:spacing w:line="240" w:lineRule="auto"/>
+              <w:jc w:val="center"/>
+              <w:rPr>
+                <w:rFonts w:eastAsia="Times New Roman" w:cs="Arial"/>
+                <w:color w:val="000000"/>
+                <w:sz w:val="16"/>
+                <w:szCs w:val="16"/>
+                <w:lang w:val="en-ID" w:eastAsia="en-ID"/>
+              </w:rPr>
+            </w:pPr>
+            <w:r>
+              <w:rPr>
+                <w:rFonts w:cs="Arial"/>
+                <w:sz w:val="16"/>
+                <w:szCs w:val="16"/>
+              </w:rPr>
+              <w:t>AE-102</w:t>
+            </w:r>
+          </w:p>
+        </w:tc>
+        <w:tc>
+          <w:tcPr>
+            <w:tcW w:w="688" w:type="dxa"/>
+            <w:vMerge w:val="restart"/>
+            <w:tcBorders>
+              <w:top w:val="single" w:sz="4" w:space="0" w:color="auto"/>
+              <w:left w:val="nil"/>
+              <w:right w:val="single" w:sz="4" w:space="0" w:color="auto"/>
+            </w:tcBorders>
+            <w:noWrap/>
+            <w:vAlign w:val="center"/>
+          </w:tcPr>
+          <w:p>
+            <w:pPr>
+              <w:spacing w:line="240" w:lineRule="auto"/>
+              <w:jc w:val="center"/>
+              <w:rPr>
+                <w:rFonts w:eastAsia="Times New Roman" w:cs="Arial"/>
+                <w:color w:val="000000"/>
+                <w:sz w:val="16"/>
+                <w:szCs w:val="16"/>
+                <w:lang w:val="en-ID" w:eastAsia="en-ID"/>
+              </w:rPr>
+            </w:pPr>
+            <w:r>
+              <w:rPr>
+                <w:rFonts w:eastAsia="Times New Roman" w:cs="Arial"/>
+                <w:color w:val="000000"/>
+                <w:sz w:val="16"/>
+                <w:szCs w:val="16"/>
+                <w:lang w:val="en-ID" w:eastAsia="en-ID"/>
+              </w:rPr>
+              <w:t>Field</w:t>
+            </w:r>
+          </w:p>
+        </w:tc>
+        <w:tc>
+          <w:tcPr>
+            <w:tcW w:w="630" w:type="dxa"/>
+            <w:vMerge w:val="restart"/>
+            <w:tcBorders>
+              <w:top w:val="single" w:sz="4" w:space="0" w:color="auto"/>
+              <w:left w:val="nil"/>
+              <w:right w:val="single" w:sz="4" w:space="0" w:color="auto"/>
+            </w:tcBorders>
+            <w:noWrap/>
+            <w:vAlign w:val="center"/>
+          </w:tcPr>
+          <w:p>
+            <w:pPr>
+              <w:spacing w:line="240" w:lineRule="auto"/>
+              <w:jc w:val="center"/>
+              <w:rPr>
+                <w:rFonts w:eastAsia="Times New Roman" w:cs="Arial"/>
+                <w:color w:val="000000"/>
+                <w:sz w:val="16"/>
+                <w:szCs w:val="16"/>
+                <w:lang w:val="en-ID" w:eastAsia="en-ID"/>
+              </w:rPr>
+            </w:pPr>
+            <w:r>
+              <w:rPr>
+                <w:rFonts w:eastAsia="Times New Roman" w:cs="Arial"/>
+                <w:color w:val="000000"/>
+                <w:sz w:val="16"/>
+                <w:szCs w:val="16"/>
+                <w:lang w:val="en-ID" w:eastAsia="en-ID"/>
+              </w:rPr>
+              <w:t>MCP</w:t>
+            </w:r>
+          </w:p>
+        </w:tc>
+        <w:tc>
+          <w:tcPr>
+            <w:tcW w:w="810" w:type="dxa"/>
+            <w:vMerge w:val="restart"/>
+            <w:tcBorders>
+              <w:top w:val="single" w:sz="4" w:space="0" w:color="auto"/>
+              <w:left w:val="nil"/>
+              <w:right w:val="single" w:sz="4" w:space="0" w:color="auto"/>
+            </w:tcBorders>
+            <w:noWrap/>
+            <w:vAlign w:val="center"/>
+          </w:tcPr>
+          <w:p>
+            <w:pPr>
+              <w:spacing w:line="240" w:lineRule="auto"/>
+              <w:jc w:val="center"/>
+              <w:rPr>
+                <w:rFonts w:eastAsia="Times New Roman" w:cs="Arial"/>
+                <w:color w:val="000000"/>
+                <w:sz w:val="16"/>
+                <w:szCs w:val="16"/>
+                <w:lang w:val="en-ID" w:eastAsia="en-ID"/>
+              </w:rPr>
+            </w:pPr>
+            <w:r>
+              <w:rPr>
+                <w:rFonts w:eastAsia="Times New Roman" w:cs="Arial"/>
+                <w:color w:val="000000"/>
+                <w:sz w:val="16"/>
+                <w:szCs w:val="16"/>
+                <w:lang w:val="en-ID" w:eastAsia="en-ID"/>
+              </w:rPr>
+              <w:t>HMI</w:t>
+            </w:r>
+          </w:p>
+        </w:tc>
+        <w:tc>
+          <w:tcPr>
+            <w:tcW w:w="851" w:type="dxa"/>
+            <w:vMerge w:val="restart"/>
+            <w:tcBorders>
+              <w:top w:val="single" w:sz="4" w:space="0" w:color="auto"/>
+              <w:left w:val="nil"/>
+              <w:right w:val="single" w:sz="4" w:space="0" w:color="auto"/>
+            </w:tcBorders>
+            <w:noWrap/>
+            <w:vAlign w:val="center"/>
+          </w:tcPr>
+          <w:p>
+            <w:pPr>
+              <w:spacing w:line="240" w:lineRule="auto"/>
+              <w:jc w:val="center"/>
+              <w:rPr>
+                <w:rFonts w:eastAsia="Times New Roman" w:cs="Arial"/>
+                <w:color w:val="000000"/>
+                <w:sz w:val="16"/>
+                <w:szCs w:val="16"/>
+                <w:lang w:val="en-ID" w:eastAsia="en-ID"/>
+              </w:rPr>
+            </w:pPr>
+            <w:r>
+              <w:rPr>
+                <w:rFonts w:eastAsia="Times New Roman" w:cs="Arial"/>
+                <w:color w:val="000000"/>
+                <w:sz w:val="16"/>
+                <w:szCs w:val="16"/>
+                <w:lang w:val="en-ID" w:eastAsia="en-ID"/>
+              </w:rPr>
+              <w:t>Modbus</w:t>
+            </w:r>
+          </w:p>
+        </w:tc>
+        <w:tc>
+          <w:tcPr>
+            <w:tcW w:w="992" w:type="dxa"/>
+            <w:vMerge w:val="restart"/>
+            <w:tcBorders>
+              <w:top w:val="single" w:sz="4" w:space="0" w:color="auto"/>
+              <w:left w:val="nil"/>
+              <w:right w:val="single" w:sz="4" w:space="0" w:color="auto"/>
+            </w:tcBorders>
+            <w:noWrap/>
+            <w:vAlign w:val="center"/>
+          </w:tcPr>
+          <w:p>
+            <w:pPr>
+              <w:spacing w:line="240" w:lineRule="auto"/>
+              <w:jc w:val="center"/>
+              <w:rPr>
+                <w:rFonts w:eastAsia="Times New Roman" w:cs="Arial"/>
+                <w:color w:val="000000"/>
+                <w:sz w:val="16"/>
+                <w:szCs w:val="16"/>
+                <w:lang w:val="en-ID" w:eastAsia="en-ID"/>
+              </w:rPr>
+            </w:pPr>
+            <w:r>
+              <w:rPr>
+                <w:rFonts w:eastAsia="Times New Roman" w:cs="Arial"/>
+                <w:color w:val="000000"/>
+                <w:sz w:val="16"/>
+                <w:szCs w:val="16"/>
+                <w:lang w:val="en-ID" w:eastAsia="en-ID"/>
+              </w:rPr>
+              <w:t>Modbus</w:t>
+            </w:r>
+          </w:p>
+        </w:tc>
+        <w:tc>
+          <w:tcPr>
+            <w:tcW w:w="851" w:type="dxa"/>
+            <w:vMerge/>
+            <w:tcBorders>
+              <w:left w:val="nil"/>
+              <w:right w:val="single" w:sz="4" w:space="0" w:color="auto"/>
+            </w:tcBorders>
+            <w:noWrap/>
+            <w:vAlign w:val="center"/>
+          </w:tcPr>
+          <w:p>
+            <w:pPr>
+              <w:spacing w:line="240" w:lineRule="auto"/>
+              <w:jc w:val="center"/>
+              <w:rPr>
+                <w:rFonts w:eastAsia="Times New Roman" w:cs="Arial"/>
+                <w:color w:val="000000"/>
+                <w:sz w:val="16"/>
+                <w:szCs w:val="16"/>
+                <w:lang w:val="en-ID" w:eastAsia="en-ID"/>
+              </w:rPr>
+            </w:pPr>
+          </w:p>
+        </w:tc>
+        <w:tc>
+          <w:tcPr>
+            <w:tcW w:w="992" w:type="dxa"/>
+            <w:vMerge w:val="restart"/>
+            <w:tcBorders>
+              <w:top w:val="single" w:sz="4" w:space="0" w:color="auto"/>
+              <w:left w:val="nil"/>
+              <w:right w:val="single" w:sz="4" w:space="0" w:color="auto"/>
+            </w:tcBorders>
+            <w:noWrap/>
+            <w:vAlign w:val="center"/>
+          </w:tcPr>
+          <w:p>
+            <w:pPr>
+              <w:spacing w:line="240" w:lineRule="auto"/>
+              <w:jc w:val="center"/>
+              <w:rPr>
+                <w:rFonts w:eastAsia="Times New Roman" w:cs="Arial"/>
+                <w:color w:val="000000"/>
+                <w:sz w:val="16"/>
+                <w:szCs w:val="16"/>
+                <w:lang w:val="en-ID" w:eastAsia="en-ID"/>
+              </w:rPr>
+            </w:pPr>
+            <w:r>
+              <w:rPr>
+                <w:rFonts w:eastAsia="Times New Roman" w:cs="Arial"/>
+                <w:color w:val="000000"/>
+                <w:sz w:val="16"/>
+                <w:szCs w:val="16"/>
+                <w:lang w:val="en-ID" w:eastAsia="en-ID"/>
+              </w:rPr>
+              <w:t>6</w:t>
+            </w:r>
+          </w:p>
+        </w:tc>
+        <w:tc>
+          <w:tcPr>
+            <w:tcW w:w="850" w:type="dxa"/>
+            <w:tcBorders>
+              <w:top w:val="single" w:sz="4" w:space="0" w:color="auto"/>
+              <w:left w:val="nil"/>
+              <w:bottom w:val="single" w:sz="4" w:space="0" w:color="auto"/>
+              <w:right w:val="single" w:sz="4" w:space="0" w:color="auto"/>
+            </w:tcBorders>
+            <w:noWrap/>
+            <w:vAlign w:val="center"/>
+          </w:tcPr>
+          <w:p>
+            <w:pPr>
+              <w:spacing w:line="240" w:lineRule="auto"/>
+              <w:jc w:val="center"/>
+              <w:rPr>
+                <w:rFonts w:eastAsia="Times New Roman" w:cs="Arial"/>
+                <w:color w:val="000000"/>
+                <w:sz w:val="16"/>
+                <w:szCs w:val="16"/>
+                <w:lang w:val="en-ID" w:eastAsia="en-ID"/>
+              </w:rPr>
+            </w:pPr>
+            <w:r>
+              <w:rPr>
+                <w:rFonts w:eastAsia="Times New Roman" w:cs="Arial"/>
+                <w:color w:val="000000"/>
+                <w:sz w:val="16"/>
+                <w:szCs w:val="16"/>
+                <w:lang w:val="en-ID" w:eastAsia="en-ID"/>
+              </w:rPr>
+              <w:t>2</w:t>
+            </w:r>
+          </w:p>
+        </w:tc>
+        <w:tc>
+          <w:tcPr>
+            <w:tcW w:w="567" w:type="dxa"/>
+            <w:vMerge w:val="restart"/>
+            <w:tcBorders>
+              <w:top w:val="single" w:sz="4" w:space="0" w:color="auto"/>
+              <w:left w:val="nil"/>
+              <w:right w:val="single" w:sz="4" w:space="0" w:color="auto"/>
+            </w:tcBorders>
+            <w:noWrap/>
+            <w:vAlign w:val="center"/>
+          </w:tcPr>
+          <w:p>
+            <w:pPr>
+              <w:spacing w:line="240" w:lineRule="auto"/>
+              <w:jc w:val="center"/>
+              <w:rPr>
+                <w:rFonts w:eastAsia="Times New Roman" w:cs="Arial"/>
+                <w:color w:val="000000"/>
+                <w:sz w:val="16"/>
+                <w:szCs w:val="16"/>
+                <w:lang w:val="en-ID" w:eastAsia="en-ID"/>
+              </w:rPr>
+            </w:pPr>
+            <w:r>
+              <w:rPr>
+                <w:rFonts w:eastAsia="Times New Roman" w:cs="Arial"/>
+                <w:color w:val="000000"/>
+                <w:sz w:val="16"/>
+                <w:szCs w:val="16"/>
+                <w:lang w:val="en-ID" w:eastAsia="en-ID"/>
+              </w:rPr>
+              <w:t>-</w:t>
+            </w:r>
+          </w:p>
+        </w:tc>
+        <w:tc>
+          <w:tcPr>
+            <w:tcW w:w="567" w:type="dxa"/>
+            <w:vMerge w:val="restart"/>
+            <w:tcBorders>
+              <w:top w:val="single" w:sz="4" w:space="0" w:color="auto"/>
+              <w:left w:val="nil"/>
+              <w:right w:val="single" w:sz="4" w:space="0" w:color="auto"/>
+            </w:tcBorders>
+            <w:noWrap/>
+            <w:vAlign w:val="center"/>
+          </w:tcPr>
+          <w:p>
+            <w:pPr>
+              <w:spacing w:line="240" w:lineRule="auto"/>
+              <w:jc w:val="center"/>
+              <w:rPr>
+                <w:rFonts w:eastAsia="Times New Roman" w:cs="Arial"/>
+                <w:color w:val="000000"/>
+                <w:sz w:val="16"/>
+                <w:szCs w:val="16"/>
+                <w:lang w:val="en-ID" w:eastAsia="en-ID"/>
+              </w:rPr>
+            </w:pPr>
+            <w:r>
+              <w:rPr>
+                <w:rFonts w:eastAsia="Times New Roman" w:cs="Arial"/>
+                <w:color w:val="000000"/>
+                <w:sz w:val="16"/>
+                <w:szCs w:val="16"/>
+                <w:lang w:val="en-ID" w:eastAsia="en-ID"/>
+              </w:rPr>
+              <w:t>-</w:t>
+            </w:r>
+          </w:p>
+        </w:tc>
+        <w:tc>
+          <w:tcPr>
+            <w:tcW w:w="567" w:type="dxa"/>
+            <w:vMerge w:val="restart"/>
+            <w:tcBorders>
+              <w:top w:val="single" w:sz="4" w:space="0" w:color="auto"/>
+              <w:left w:val="nil"/>
+              <w:right w:val="single" w:sz="4" w:space="0" w:color="auto"/>
+            </w:tcBorders>
+            <w:noWrap/>
+            <w:vAlign w:val="center"/>
+          </w:tcPr>
+          <w:p>
+            <w:pPr>
+              <w:spacing w:line="240" w:lineRule="auto"/>
+              <w:jc w:val="center"/>
+              <w:rPr>
+                <w:rFonts w:eastAsia="Times New Roman" w:cs="Arial"/>
+                <w:color w:val="000000"/>
+                <w:sz w:val="16"/>
+                <w:szCs w:val="16"/>
+                <w:lang w:val="en-ID" w:eastAsia="en-ID"/>
+              </w:rPr>
+            </w:pPr>
+            <w:r>
+              <w:rPr>
+                <w:rFonts w:eastAsia="Times New Roman" w:cs="Arial"/>
+                <w:color w:val="000000"/>
+                <w:sz w:val="16"/>
+                <w:szCs w:val="16"/>
+                <w:lang w:val="en-ID" w:eastAsia="en-ID"/>
+              </w:rPr>
+              <w:t>-</w:t>
+            </w:r>
+          </w:p>
+        </w:tc>
+        <w:tc>
+          <w:tcPr>
+            <w:tcW w:w="709" w:type="dxa"/>
+            <w:vMerge w:val="restart"/>
+            <w:tcBorders>
+              <w:top w:val="single" w:sz="4" w:space="0" w:color="auto"/>
+              <w:left w:val="nil"/>
+              <w:right w:val="single" w:sz="4" w:space="0" w:color="auto"/>
+            </w:tcBorders>
+            <w:noWrap/>
+            <w:vAlign w:val="center"/>
+          </w:tcPr>
+          <w:p>
+            <w:pPr>
+              <w:spacing w:line="240" w:lineRule="auto"/>
+              <w:jc w:val="center"/>
+              <w:rPr>
+                <w:rFonts w:eastAsia="Times New Roman" w:cs="Arial"/>
+                <w:color w:val="000000"/>
+                <w:sz w:val="16"/>
+                <w:szCs w:val="16"/>
+                <w:lang w:val="en-ID" w:eastAsia="en-ID"/>
+              </w:rPr>
+            </w:pPr>
+            <w:r>
+              <w:rPr>
+                <w:rFonts w:eastAsia="Times New Roman" w:cs="Arial"/>
+                <w:color w:val="000000"/>
+                <w:sz w:val="16"/>
+                <w:szCs w:val="16"/>
+                <w:lang w:val="en-ID" w:eastAsia="en-ID"/>
+              </w:rPr>
+              <w:t>-</w:t>
+            </w:r>
+          </w:p>
+        </w:tc>
+        <w:tc>
+          <w:tcPr>
+            <w:tcW w:w="704" w:type="dxa"/>
+            <w:vMerge w:val="restart"/>
+            <w:tcBorders>
+              <w:top w:val="single" w:sz="4" w:space="0" w:color="auto"/>
+              <w:left w:val="nil"/>
+              <w:right w:val="single" w:sz="4" w:space="0" w:color="auto"/>
+            </w:tcBorders>
+            <w:noWrap/>
+            <w:vAlign w:val="center"/>
+          </w:tcPr>
+          <w:p>
+            <w:pPr>
+              <w:spacing w:line="240" w:lineRule="auto"/>
+              <w:jc w:val="center"/>
+              <w:rPr>
+                <w:rFonts w:eastAsia="Times New Roman" w:cs="Arial"/>
+                <w:color w:val="000000"/>
+                <w:sz w:val="16"/>
+                <w:szCs w:val="16"/>
+                <w:lang w:val="en-ID" w:eastAsia="en-ID"/>
+              </w:rPr>
+            </w:pPr>
+            <w:r>
+              <w:rPr>
+                <w:rFonts w:eastAsia="Times New Roman" w:cs="Arial"/>
+                <w:color w:val="000000"/>
+                <w:sz w:val="16"/>
+                <w:szCs w:val="16"/>
+                <w:lang w:val="en-ID" w:eastAsia="en-ID"/>
+              </w:rPr>
+              <w:t>-</w:t>
+            </w:r>
+          </w:p>
+        </w:tc>
+        <w:tc>
+          <w:tcPr>
+            <w:tcW w:w="1260" w:type="dxa"/>
+            <w:vMerge w:val="restart"/>
+            <w:tcBorders>
+              <w:top w:val="single" w:sz="4" w:space="0" w:color="auto"/>
+              <w:left w:val="nil"/>
+              <w:right w:val="single" w:sz="4" w:space="0" w:color="auto"/>
+            </w:tcBorders>
+            <w:noWrap/>
+          </w:tcPr>
+          <w:p>
+            <w:pPr>
+              <w:spacing w:line="240" w:lineRule="auto"/>
+              <w:jc w:val="center"/>
+              <w:rPr>
+                <w:rFonts w:eastAsia="Times New Roman" w:cs="Arial"/>
+                <w:color w:val="000000"/>
+                <w:sz w:val="16"/>
+                <w:szCs w:val="16"/>
+                <w:lang w:val="en-ID" w:eastAsia="en-ID"/>
+              </w:rPr>
+            </w:pPr>
+          </w:p>
+        </w:tc>
+      </w:tr>
+      <w:tr>
+        <w:trPr>
+          <w:trHeight w:val="175"/>
+          <w:jc w:val="center"/>
+        </w:trPr>
+        <w:tc>
+          <w:tcPr>
+            <w:tcW w:w="625" w:type="dxa"/>
+            <w:vMerge/>
+            <w:tcBorders>
+              <w:left w:val="single" w:sz="4" w:space="0" w:color="auto"/>
+              <w:bottom w:val="single" w:sz="4" w:space="0" w:color="auto"/>
+              <w:right w:val="single" w:sz="4" w:space="0" w:color="auto"/>
+            </w:tcBorders>
+            <w:noWrap/>
+            <w:vAlign w:val="center"/>
+          </w:tcPr>
+          <w:p>
+            <w:pPr>
+              <w:spacing w:line="240" w:lineRule="auto"/>
+              <w:jc w:val="center"/>
+              <w:rPr>
+                <w:rFonts w:cs="Arial"/>
+                <w:sz w:val="16"/>
+                <w:szCs w:val="16"/>
+              </w:rPr>
+            </w:pPr>
+          </w:p>
+        </w:tc>
+        <w:tc>
+          <w:tcPr>
+            <w:tcW w:w="1225" w:type="dxa"/>
+            <w:vMerge/>
+            <w:tcBorders>
+              <w:left w:val="nil"/>
+              <w:bottom w:val="single" w:sz="4" w:space="0" w:color="auto"/>
+              <w:right w:val="single" w:sz="4" w:space="0" w:color="auto"/>
+            </w:tcBorders>
+            <w:noWrap/>
+            <w:vAlign w:val="center"/>
+          </w:tcPr>
+          <w:p>
+            <w:pPr>
+              <w:spacing w:line="240" w:lineRule="auto"/>
+              <w:jc w:val="center"/>
+              <w:rPr>
+                <w:rFonts w:cs="Arial"/>
+                <w:sz w:val="16"/>
+                <w:szCs w:val="16"/>
+              </w:rPr>
+            </w:pPr>
+          </w:p>
+        </w:tc>
+        <w:tc>
+          <w:tcPr>
+            <w:tcW w:w="1687" w:type="dxa"/>
+            <w:vMerge/>
+            <w:tcBorders>
+              <w:left w:val="nil"/>
+              <w:bottom w:val="single" w:sz="4" w:space="0" w:color="auto"/>
+              <w:right w:val="single" w:sz="4" w:space="0" w:color="auto"/>
+            </w:tcBorders>
+            <w:noWrap/>
+            <w:vAlign w:val="center"/>
+          </w:tcPr>
+          <w:p>
+            <w:pPr>
+              <w:spacing w:line="240" w:lineRule="auto"/>
+              <w:jc w:val="center"/>
+              <w:rPr>
+                <w:rFonts w:cs="Arial"/>
+                <w:sz w:val="16"/>
+                <w:szCs w:val="16"/>
+              </w:rPr>
+            </w:pPr>
+          </w:p>
+        </w:tc>
+        <w:tc>
+          <w:tcPr>
+            <w:tcW w:w="688" w:type="dxa"/>
+            <w:vMerge/>
+            <w:tcBorders>
+              <w:left w:val="nil"/>
+              <w:bottom w:val="single" w:sz="4" w:space="0" w:color="auto"/>
+              <w:right w:val="single" w:sz="4" w:space="0" w:color="auto"/>
+            </w:tcBorders>
+            <w:noWrap/>
+            <w:vAlign w:val="center"/>
+          </w:tcPr>
+          <w:p>
+            <w:pPr>
+              <w:spacing w:line="240" w:lineRule="auto"/>
+              <w:jc w:val="center"/>
+              <w:rPr>
+                <w:rFonts w:eastAsia="Times New Roman" w:cs="Arial"/>
+                <w:color w:val="000000"/>
+                <w:sz w:val="16"/>
+                <w:szCs w:val="16"/>
+                <w:lang w:val="en-ID" w:eastAsia="en-ID"/>
+              </w:rPr>
+            </w:pPr>
+          </w:p>
+        </w:tc>
+        <w:tc>
+          <w:tcPr>
+            <w:tcW w:w="630" w:type="dxa"/>
+            <w:vMerge/>
+            <w:tcBorders>
+              <w:left w:val="nil"/>
+              <w:bottom w:val="single" w:sz="4" w:space="0" w:color="auto"/>
+              <w:right w:val="single" w:sz="4" w:space="0" w:color="auto"/>
+            </w:tcBorders>
+            <w:noWrap/>
+            <w:vAlign w:val="center"/>
+          </w:tcPr>
+          <w:p>
+            <w:pPr>
+              <w:spacing w:line="240" w:lineRule="auto"/>
+              <w:jc w:val="center"/>
+              <w:rPr>
+                <w:rFonts w:eastAsia="Times New Roman" w:cs="Arial"/>
+                <w:color w:val="000000"/>
+                <w:sz w:val="16"/>
+                <w:szCs w:val="16"/>
+                <w:lang w:val="en-ID" w:eastAsia="en-ID"/>
+              </w:rPr>
+            </w:pPr>
+          </w:p>
+        </w:tc>
+        <w:tc>
+          <w:tcPr>
+            <w:tcW w:w="810" w:type="dxa"/>
+            <w:vMerge/>
+            <w:tcBorders>
+              <w:left w:val="nil"/>
+              <w:bottom w:val="single" w:sz="4" w:space="0" w:color="auto"/>
+              <w:right w:val="single" w:sz="4" w:space="0" w:color="auto"/>
+            </w:tcBorders>
+            <w:noWrap/>
+            <w:vAlign w:val="center"/>
+          </w:tcPr>
+          <w:p>
+            <w:pPr>
+              <w:spacing w:line="240" w:lineRule="auto"/>
+              <w:jc w:val="center"/>
+              <w:rPr>
+                <w:rFonts w:eastAsia="Times New Roman" w:cs="Arial"/>
+                <w:color w:val="000000"/>
+                <w:sz w:val="16"/>
+                <w:szCs w:val="16"/>
+                <w:lang w:val="en-ID" w:eastAsia="en-ID"/>
+              </w:rPr>
+            </w:pPr>
+          </w:p>
+        </w:tc>
+        <w:tc>
+          <w:tcPr>
+            <w:tcW w:w="851" w:type="dxa"/>
+            <w:vMerge/>
+            <w:tcBorders>
+              <w:left w:val="nil"/>
+              <w:bottom w:val="single" w:sz="4" w:space="0" w:color="auto"/>
+              <w:right w:val="single" w:sz="4" w:space="0" w:color="auto"/>
+            </w:tcBorders>
+            <w:noWrap/>
+            <w:vAlign w:val="center"/>
+          </w:tcPr>
+          <w:p>
+            <w:pPr>
+              <w:spacing w:line="240" w:lineRule="auto"/>
+              <w:jc w:val="center"/>
+              <w:rPr>
+                <w:rFonts w:eastAsia="Times New Roman" w:cs="Arial"/>
+                <w:color w:val="000000"/>
+                <w:sz w:val="16"/>
+                <w:szCs w:val="16"/>
+                <w:lang w:val="en-ID" w:eastAsia="en-ID"/>
+              </w:rPr>
+            </w:pPr>
+          </w:p>
+        </w:tc>
+        <w:tc>
+          <w:tcPr>
+            <w:tcW w:w="992" w:type="dxa"/>
+            <w:vMerge/>
+            <w:tcBorders>
+              <w:left w:val="nil"/>
+              <w:bottom w:val="single" w:sz="4" w:space="0" w:color="auto"/>
+              <w:right w:val="single" w:sz="4" w:space="0" w:color="auto"/>
+            </w:tcBorders>
+            <w:noWrap/>
+            <w:vAlign w:val="center"/>
+          </w:tcPr>
+          <w:p>
+            <w:pPr>
+              <w:spacing w:line="240" w:lineRule="auto"/>
+              <w:jc w:val="center"/>
+              <w:rPr>
+                <w:rFonts w:eastAsia="Times New Roman" w:cs="Arial"/>
+                <w:color w:val="000000"/>
+                <w:sz w:val="16"/>
+                <w:szCs w:val="16"/>
+                <w:lang w:val="en-ID" w:eastAsia="en-ID"/>
+              </w:rPr>
+            </w:pPr>
+          </w:p>
+        </w:tc>
+        <w:tc>
+          <w:tcPr>
+            <w:tcW w:w="851" w:type="dxa"/>
+            <w:vMerge/>
+            <w:tcBorders>
+              <w:left w:val="nil"/>
+              <w:right w:val="single" w:sz="4" w:space="0" w:color="auto"/>
+            </w:tcBorders>
+            <w:noWrap/>
+            <w:vAlign w:val="center"/>
+          </w:tcPr>
+          <w:p>
+            <w:pPr>
+              <w:spacing w:line="240" w:lineRule="auto"/>
+              <w:jc w:val="center"/>
+              <w:rPr>
+                <w:rFonts w:eastAsia="Times New Roman" w:cs="Arial"/>
+                <w:color w:val="000000"/>
+                <w:sz w:val="16"/>
+                <w:szCs w:val="16"/>
+                <w:lang w:val="en-ID" w:eastAsia="en-ID"/>
+              </w:rPr>
+            </w:pPr>
+          </w:p>
+        </w:tc>
+        <w:tc>
+          <w:tcPr>
+            <w:tcW w:w="992" w:type="dxa"/>
+            <w:vMerge/>
+            <w:tcBorders>
+              <w:left w:val="nil"/>
+              <w:bottom w:val="single" w:sz="4" w:space="0" w:color="auto"/>
+              <w:right w:val="single" w:sz="4" w:space="0" w:color="auto"/>
+            </w:tcBorders>
+            <w:noWrap/>
+            <w:vAlign w:val="center"/>
+          </w:tcPr>
+          <w:p>
+            <w:pPr>
+              <w:spacing w:line="240" w:lineRule="auto"/>
+              <w:jc w:val="center"/>
+              <w:rPr>
+                <w:rFonts w:eastAsia="Times New Roman" w:cs="Arial"/>
+                <w:color w:val="000000"/>
+                <w:sz w:val="16"/>
+                <w:szCs w:val="16"/>
+                <w:lang w:val="en-ID" w:eastAsia="en-ID"/>
+              </w:rPr>
+            </w:pPr>
+          </w:p>
+        </w:tc>
+        <w:tc>
+          <w:tcPr>
+            <w:tcW w:w="850" w:type="dxa"/>
+            <w:tcBorders>
+              <w:top w:val="single" w:sz="4" w:space="0" w:color="auto"/>
+              <w:left w:val="nil"/>
+              <w:bottom w:val="single" w:sz="4" w:space="0" w:color="auto"/>
+              <w:right w:val="single" w:sz="4" w:space="0" w:color="auto"/>
+            </w:tcBorders>
+            <w:noWrap/>
+            <w:vAlign w:val="center"/>
+          </w:tcPr>
+          <w:p>
+            <w:pPr>
+              <w:spacing w:line="240" w:lineRule="auto"/>
+              <w:jc w:val="center"/>
+              <w:rPr>
+                <w:rFonts w:eastAsia="Times New Roman" w:cs="Arial"/>
+                <w:color w:val="000000"/>
+                <w:sz w:val="16"/>
+                <w:szCs w:val="16"/>
+                <w:lang w:val="en-ID" w:eastAsia="en-ID"/>
+              </w:rPr>
+            </w:pPr>
+            <w:r>
+              <w:rPr>
+                <w:rFonts w:eastAsia="Times New Roman" w:cs="Arial"/>
+                <w:color w:val="000000"/>
+                <w:sz w:val="16"/>
+                <w:szCs w:val="16"/>
+                <w:lang w:val="en-ID" w:eastAsia="en-ID"/>
+              </w:rPr>
+              <w:t>3</w:t>
+            </w:r>
+          </w:p>
+        </w:tc>
+        <w:tc>
+          <w:tcPr>
+            <w:tcW w:w="567" w:type="dxa"/>
+            <w:vMerge/>
+            <w:tcBorders>
+              <w:left w:val="nil"/>
+              <w:bottom w:val="single" w:sz="4" w:space="0" w:color="auto"/>
+              <w:right w:val="single" w:sz="4" w:space="0" w:color="auto"/>
+            </w:tcBorders>
+            <w:noWrap/>
+            <w:vAlign w:val="center"/>
+          </w:tcPr>
+          <w:p>
+            <w:pPr>
+              <w:spacing w:line="240" w:lineRule="auto"/>
+              <w:jc w:val="center"/>
+              <w:rPr>
+                <w:rFonts w:eastAsia="Times New Roman" w:cs="Arial"/>
+                <w:color w:val="000000"/>
+                <w:sz w:val="16"/>
+                <w:szCs w:val="16"/>
+                <w:lang w:val="en-ID" w:eastAsia="en-ID"/>
+              </w:rPr>
+            </w:pPr>
+          </w:p>
+        </w:tc>
+        <w:tc>
+          <w:tcPr>
+            <w:tcW w:w="567" w:type="dxa"/>
+            <w:vMerge/>
+            <w:tcBorders>
+              <w:left w:val="nil"/>
+              <w:bottom w:val="single" w:sz="4" w:space="0" w:color="auto"/>
+              <w:right w:val="single" w:sz="4" w:space="0" w:color="auto"/>
+            </w:tcBorders>
+            <w:noWrap/>
+            <w:vAlign w:val="center"/>
+          </w:tcPr>
+          <w:p>
+            <w:pPr>
+              <w:spacing w:line="240" w:lineRule="auto"/>
+              <w:jc w:val="center"/>
+              <w:rPr>
+                <w:rFonts w:eastAsia="Times New Roman" w:cs="Arial"/>
+                <w:color w:val="000000"/>
+                <w:sz w:val="16"/>
+                <w:szCs w:val="16"/>
+                <w:lang w:val="en-ID" w:eastAsia="en-ID"/>
+              </w:rPr>
+            </w:pPr>
+          </w:p>
+        </w:tc>
+        <w:tc>
+          <w:tcPr>
+            <w:tcW w:w="567" w:type="dxa"/>
+            <w:vMerge/>
+            <w:tcBorders>
+              <w:left w:val="nil"/>
+              <w:bottom w:val="single" w:sz="4" w:space="0" w:color="auto"/>
+              <w:right w:val="single" w:sz="4" w:space="0" w:color="auto"/>
+            </w:tcBorders>
+            <w:noWrap/>
+            <w:vAlign w:val="center"/>
+          </w:tcPr>
+          <w:p>
+            <w:pPr>
+              <w:spacing w:line="240" w:lineRule="auto"/>
+              <w:jc w:val="center"/>
+              <w:rPr>
+                <w:rFonts w:eastAsia="Times New Roman" w:cs="Arial"/>
+                <w:color w:val="000000"/>
+                <w:sz w:val="16"/>
+                <w:szCs w:val="16"/>
+                <w:lang w:val="en-ID" w:eastAsia="en-ID"/>
+              </w:rPr>
+            </w:pPr>
+          </w:p>
+        </w:tc>
+        <w:tc>
+          <w:tcPr>
+            <w:tcW w:w="709" w:type="dxa"/>
+            <w:vMerge/>
+            <w:tcBorders>
+              <w:left w:val="nil"/>
+              <w:bottom w:val="single" w:sz="4" w:space="0" w:color="auto"/>
+              <w:right w:val="single" w:sz="4" w:space="0" w:color="auto"/>
+            </w:tcBorders>
+            <w:noWrap/>
+            <w:vAlign w:val="center"/>
+          </w:tcPr>
+          <w:p>
+            <w:pPr>
+              <w:spacing w:line="240" w:lineRule="auto"/>
+              <w:jc w:val="center"/>
+              <w:rPr>
+                <w:rFonts w:eastAsia="Times New Roman" w:cs="Arial"/>
+                <w:color w:val="000000"/>
+                <w:sz w:val="16"/>
+                <w:szCs w:val="16"/>
+                <w:lang w:val="en-ID" w:eastAsia="en-ID"/>
+              </w:rPr>
+            </w:pPr>
+          </w:p>
+        </w:tc>
+        <w:tc>
+          <w:tcPr>
+            <w:tcW w:w="704" w:type="dxa"/>
+            <w:vMerge/>
+            <w:tcBorders>
+              <w:left w:val="nil"/>
+              <w:bottom w:val="single" w:sz="4" w:space="0" w:color="auto"/>
+              <w:right w:val="single" w:sz="4" w:space="0" w:color="auto"/>
+            </w:tcBorders>
+            <w:noWrap/>
+            <w:vAlign w:val="center"/>
+          </w:tcPr>
+          <w:p>
+            <w:pPr>
+              <w:spacing w:line="240" w:lineRule="auto"/>
+              <w:jc w:val="center"/>
+              <w:rPr>
+                <w:rFonts w:eastAsia="Times New Roman" w:cs="Arial"/>
+                <w:color w:val="000000"/>
+                <w:sz w:val="16"/>
+                <w:szCs w:val="16"/>
+                <w:lang w:val="en-ID" w:eastAsia="en-ID"/>
+              </w:rPr>
+            </w:pPr>
+          </w:p>
+        </w:tc>
+        <w:tc>
+          <w:tcPr>
+            <w:tcW w:w="1260" w:type="dxa"/>
+            <w:vMerge/>
+            <w:tcBorders>
+              <w:left w:val="nil"/>
+              <w:bottom w:val="single" w:sz="4" w:space="0" w:color="auto"/>
+              <w:right w:val="single" w:sz="4" w:space="0" w:color="auto"/>
+            </w:tcBorders>
+            <w:noWrap/>
+          </w:tcPr>
+          <w:p>
+            <w:pPr>
+              <w:spacing w:line="240" w:lineRule="auto"/>
+              <w:jc w:val="center"/>
+              <w:rPr>
+                <w:rFonts w:eastAsia="Times New Roman" w:cs="Arial"/>
+                <w:color w:val="000000"/>
+                <w:sz w:val="16"/>
+                <w:szCs w:val="16"/>
+                <w:lang w:val="en-ID" w:eastAsia="en-ID"/>
+              </w:rPr>
+            </w:pPr>
+          </w:p>
+        </w:tc>
+      </w:tr>
+      <w:tr>
+        <w:trPr>
+          <w:trHeight w:val="301"/>
+          <w:jc w:val="center"/>
+        </w:trPr>
+        <w:tc>
+          <w:tcPr>
+            <w:tcW w:w="625" w:type="dxa"/>
+            <w:tcBorders>
+              <w:top w:val="single" w:sz="4" w:space="0" w:color="auto"/>
+              <w:left w:val="single" w:sz="4" w:space="0" w:color="auto"/>
+              <w:bottom w:val="single" w:sz="4" w:space="0" w:color="auto"/>
+              <w:right w:val="single" w:sz="4" w:space="0" w:color="auto"/>
+            </w:tcBorders>
+            <w:noWrap/>
+            <w:vAlign w:val="center"/>
+          </w:tcPr>
+          <w:p>
+            <w:pPr>
+              <w:spacing w:line="240" w:lineRule="auto"/>
+              <w:jc w:val="center"/>
+              <w:rPr>
+                <w:rFonts w:eastAsia="Times New Roman" w:cs="Arial"/>
+                <w:color w:val="000000"/>
+                <w:sz w:val="16"/>
+                <w:szCs w:val="16"/>
+                <w:lang w:val="en-ID" w:eastAsia="en-ID"/>
+              </w:rPr>
+            </w:pPr>
+            <w:r>
+              <w:rPr>
+                <w:rFonts w:cs="Arial"/>
+                <w:sz w:val="16"/>
+                <w:szCs w:val="16"/>
+              </w:rPr>
+              <w:t>3</w:t>
+            </w:r>
+          </w:p>
+        </w:tc>
+        <w:tc>
+          <w:tcPr>
+            <w:tcW w:w="1225" w:type="dxa"/>
+            <w:tcBorders>
+              <w:top w:val="single" w:sz="4" w:space="0" w:color="auto"/>
+              <w:left w:val="nil"/>
+              <w:bottom w:val="single" w:sz="4" w:space="0" w:color="auto"/>
+              <w:right w:val="single" w:sz="4" w:space="0" w:color="auto"/>
+            </w:tcBorders>
+            <w:noWrap/>
+            <w:vAlign w:val="center"/>
+          </w:tcPr>
+          <w:p>
+            <w:pPr>
+              <w:spacing w:line="240" w:lineRule="auto"/>
+              <w:jc w:val="center"/>
+              <w:rPr>
+                <w:rFonts w:eastAsia="Times New Roman" w:cs="Arial"/>
+                <w:color w:val="000000"/>
+                <w:sz w:val="16"/>
+                <w:szCs w:val="16"/>
+                <w:lang w:val="en-ID" w:eastAsia="en-ID"/>
+              </w:rPr>
+            </w:pPr>
+          </w:p>
+        </w:tc>
+        <w:tc>
+          <w:tcPr>
+            <w:tcW w:w="1687" w:type="dxa"/>
+            <w:tcBorders>
+              <w:top w:val="single" w:sz="4" w:space="0" w:color="auto"/>
+              <w:left w:val="nil"/>
+              <w:bottom w:val="single" w:sz="4" w:space="0" w:color="auto"/>
+              <w:right w:val="single" w:sz="4" w:space="0" w:color="auto"/>
+            </w:tcBorders>
+            <w:noWrap/>
+            <w:vAlign w:val="center"/>
+          </w:tcPr>
+          <w:p>
+            <w:pPr>
+              <w:spacing w:line="240" w:lineRule="auto"/>
+              <w:jc w:val="center"/>
+              <w:rPr>
+                <w:rFonts w:eastAsia="Times New Roman" w:cs="Arial"/>
+                <w:color w:val="000000"/>
+                <w:sz w:val="16"/>
+                <w:szCs w:val="16"/>
+                <w:lang w:val="en-ID" w:eastAsia="en-ID"/>
+              </w:rPr>
+            </w:pPr>
+          </w:p>
+        </w:tc>
+        <w:tc>
+          <w:tcPr>
+            <w:tcW w:w="688" w:type="dxa"/>
+            <w:tcBorders>
+              <w:top w:val="single" w:sz="4" w:space="0" w:color="auto"/>
+              <w:left w:val="nil"/>
+              <w:bottom w:val="single" w:sz="4" w:space="0" w:color="auto"/>
+              <w:right w:val="single" w:sz="4" w:space="0" w:color="auto"/>
+            </w:tcBorders>
+            <w:noWrap/>
+            <w:vAlign w:val="center"/>
+          </w:tcPr>
+          <w:p>
+            <w:pPr>
+              <w:spacing w:line="240" w:lineRule="auto"/>
+              <w:jc w:val="center"/>
+              <w:rPr>
+                <w:rFonts w:eastAsia="Times New Roman" w:cs="Arial"/>
+                <w:color w:val="000000"/>
+                <w:sz w:val="16"/>
+                <w:szCs w:val="16"/>
+                <w:lang w:val="en-ID" w:eastAsia="en-ID"/>
+              </w:rPr>
+            </w:pPr>
+          </w:p>
+        </w:tc>
+        <w:tc>
+          <w:tcPr>
+            <w:tcW w:w="630" w:type="dxa"/>
+            <w:tcBorders>
+              <w:top w:val="single" w:sz="4" w:space="0" w:color="auto"/>
+              <w:left w:val="nil"/>
+              <w:bottom w:val="single" w:sz="4" w:space="0" w:color="auto"/>
+              <w:right w:val="single" w:sz="4" w:space="0" w:color="auto"/>
+            </w:tcBorders>
+            <w:noWrap/>
+            <w:vAlign w:val="center"/>
+          </w:tcPr>
+          <w:p>
+            <w:pPr>
+              <w:spacing w:line="240" w:lineRule="auto"/>
+              <w:jc w:val="center"/>
+              <w:rPr>
+                <w:rFonts w:eastAsia="Times New Roman" w:cs="Arial"/>
+                <w:color w:val="000000"/>
+                <w:sz w:val="16"/>
+                <w:szCs w:val="16"/>
+                <w:lang w:val="en-ID" w:eastAsia="en-ID"/>
+              </w:rPr>
+            </w:pPr>
+          </w:p>
+        </w:tc>
+        <w:tc>
+          <w:tcPr>
+            <w:tcW w:w="810" w:type="dxa"/>
+            <w:tcBorders>
+              <w:top w:val="single" w:sz="4" w:space="0" w:color="auto"/>
+              <w:left w:val="nil"/>
+              <w:bottom w:val="single" w:sz="4" w:space="0" w:color="auto"/>
+              <w:right w:val="single" w:sz="4" w:space="0" w:color="auto"/>
+            </w:tcBorders>
+            <w:noWrap/>
+            <w:vAlign w:val="center"/>
+          </w:tcPr>
+          <w:p>
+            <w:pPr>
+              <w:spacing w:line="240" w:lineRule="auto"/>
+              <w:jc w:val="center"/>
+              <w:rPr>
+                <w:rFonts w:eastAsia="Times New Roman" w:cs="Arial"/>
+                <w:color w:val="000000"/>
+                <w:sz w:val="16"/>
+                <w:szCs w:val="16"/>
+                <w:lang w:val="en-ID" w:eastAsia="en-ID"/>
+              </w:rPr>
+            </w:pPr>
+          </w:p>
+        </w:tc>
+        <w:tc>
+          <w:tcPr>
+            <w:tcW w:w="851" w:type="dxa"/>
+            <w:tcBorders>
+              <w:top w:val="single" w:sz="4" w:space="0" w:color="auto"/>
+              <w:left w:val="nil"/>
+              <w:bottom w:val="single" w:sz="4" w:space="0" w:color="auto"/>
+              <w:right w:val="single" w:sz="4" w:space="0" w:color="auto"/>
+            </w:tcBorders>
+            <w:noWrap/>
+            <w:vAlign w:val="center"/>
+          </w:tcPr>
+          <w:p>
+            <w:pPr>
+              <w:spacing w:line="240" w:lineRule="auto"/>
+              <w:jc w:val="center"/>
+              <w:rPr>
+                <w:rFonts w:eastAsia="Times New Roman" w:cs="Arial"/>
+                <w:color w:val="000000"/>
+                <w:sz w:val="16"/>
+                <w:szCs w:val="16"/>
+                <w:lang w:val="en-ID" w:eastAsia="en-ID"/>
+              </w:rPr>
+            </w:pPr>
+          </w:p>
+        </w:tc>
+        <w:tc>
+          <w:tcPr>
+            <w:tcW w:w="992" w:type="dxa"/>
+            <w:tcBorders>
+              <w:top w:val="single" w:sz="4" w:space="0" w:color="auto"/>
+              <w:left w:val="nil"/>
+              <w:bottom w:val="single" w:sz="4" w:space="0" w:color="auto"/>
+              <w:right w:val="single" w:sz="4" w:space="0" w:color="auto"/>
+            </w:tcBorders>
+            <w:noWrap/>
+            <w:vAlign w:val="center"/>
+          </w:tcPr>
+          <w:p>
+            <w:pPr>
+              <w:spacing w:line="240" w:lineRule="auto"/>
+              <w:jc w:val="center"/>
+              <w:rPr>
+                <w:rFonts w:eastAsia="Times New Roman" w:cs="Arial"/>
+                <w:color w:val="000000"/>
+                <w:sz w:val="16"/>
+                <w:szCs w:val="16"/>
+                <w:lang w:val="en-ID" w:eastAsia="en-ID"/>
+              </w:rPr>
+            </w:pPr>
+          </w:p>
+        </w:tc>
+        <w:tc>
+          <w:tcPr>
+            <w:tcW w:w="851" w:type="dxa"/>
+            <w:vMerge/>
+            <w:tcBorders>
+              <w:left w:val="nil"/>
+              <w:right w:val="single" w:sz="4" w:space="0" w:color="auto"/>
+            </w:tcBorders>
+            <w:noWrap/>
+            <w:vAlign w:val="center"/>
+          </w:tcPr>
+          <w:p>
+            <w:pPr>
+              <w:spacing w:line="240" w:lineRule="auto"/>
+              <w:jc w:val="center"/>
+              <w:rPr>
+                <w:rFonts w:eastAsia="Times New Roman" w:cs="Arial"/>
+                <w:color w:val="000000"/>
+                <w:sz w:val="16"/>
+                <w:szCs w:val="16"/>
+                <w:lang w:val="en-ID" w:eastAsia="en-ID"/>
+              </w:rPr>
+            </w:pPr>
+          </w:p>
+        </w:tc>
+        <w:tc>
+          <w:tcPr>
+            <w:tcW w:w="992" w:type="dxa"/>
+            <w:tcBorders>
+              <w:top w:val="single" w:sz="4" w:space="0" w:color="auto"/>
+              <w:left w:val="nil"/>
+              <w:bottom w:val="single" w:sz="4" w:space="0" w:color="auto"/>
+              <w:right w:val="single" w:sz="4" w:space="0" w:color="auto"/>
+            </w:tcBorders>
+            <w:noWrap/>
+            <w:vAlign w:val="center"/>
+          </w:tcPr>
+          <w:p>
+            <w:pPr>
+              <w:spacing w:line="240" w:lineRule="auto"/>
+              <w:jc w:val="center"/>
+              <w:rPr>
+                <w:rFonts w:eastAsia="Times New Roman" w:cs="Arial"/>
+                <w:color w:val="000000"/>
+                <w:sz w:val="16"/>
+                <w:szCs w:val="16"/>
+                <w:lang w:val="en-ID" w:eastAsia="en-ID"/>
+              </w:rPr>
+            </w:pPr>
+          </w:p>
+        </w:tc>
+        <w:tc>
+          <w:tcPr>
+            <w:tcW w:w="850" w:type="dxa"/>
+            <w:tcBorders>
+              <w:top w:val="single" w:sz="4" w:space="0" w:color="auto"/>
+              <w:left w:val="nil"/>
+              <w:bottom w:val="single" w:sz="4" w:space="0" w:color="auto"/>
+              <w:right w:val="single" w:sz="4" w:space="0" w:color="auto"/>
+            </w:tcBorders>
+            <w:noWrap/>
+            <w:vAlign w:val="center"/>
+          </w:tcPr>
+          <w:p>
+            <w:pPr>
+              <w:spacing w:line="240" w:lineRule="auto"/>
+              <w:jc w:val="center"/>
+              <w:rPr>
+                <w:rFonts w:eastAsia="Times New Roman" w:cs="Arial"/>
+                <w:color w:val="000000"/>
+                <w:sz w:val="16"/>
+                <w:szCs w:val="16"/>
+                <w:lang w:val="en-ID" w:eastAsia="en-ID"/>
+              </w:rPr>
+            </w:pPr>
+          </w:p>
+        </w:tc>
+        <w:tc>
+          <w:tcPr>
+            <w:tcW w:w="567" w:type="dxa"/>
+            <w:tcBorders>
+              <w:top w:val="single" w:sz="4" w:space="0" w:color="auto"/>
+              <w:left w:val="nil"/>
+              <w:bottom w:val="single" w:sz="4" w:space="0" w:color="auto"/>
+              <w:right w:val="single" w:sz="4" w:space="0" w:color="auto"/>
+            </w:tcBorders>
+            <w:noWrap/>
+            <w:vAlign w:val="center"/>
+          </w:tcPr>
+          <w:p>
+            <w:pPr>
+              <w:spacing w:line="240" w:lineRule="auto"/>
+              <w:jc w:val="center"/>
+              <w:rPr>
+                <w:rFonts w:eastAsia="Times New Roman" w:cs="Arial"/>
+                <w:color w:val="000000"/>
+                <w:sz w:val="16"/>
+                <w:szCs w:val="16"/>
+                <w:lang w:val="en-ID" w:eastAsia="en-ID"/>
+              </w:rPr>
+            </w:pPr>
+          </w:p>
+        </w:tc>
+        <w:tc>
+          <w:tcPr>
+            <w:tcW w:w="567" w:type="dxa"/>
+            <w:tcBorders>
+              <w:top w:val="single" w:sz="4" w:space="0" w:color="auto"/>
+              <w:left w:val="nil"/>
+              <w:bottom w:val="single" w:sz="4" w:space="0" w:color="auto"/>
+              <w:right w:val="single" w:sz="4" w:space="0" w:color="auto"/>
+            </w:tcBorders>
+            <w:noWrap/>
+            <w:vAlign w:val="center"/>
+          </w:tcPr>
+          <w:p>
+            <w:pPr>
+              <w:spacing w:line="240" w:lineRule="auto"/>
+              <w:jc w:val="center"/>
+              <w:rPr>
+                <w:rFonts w:eastAsia="Times New Roman" w:cs="Arial"/>
+                <w:color w:val="000000"/>
+                <w:sz w:val="16"/>
+                <w:szCs w:val="16"/>
+                <w:lang w:val="en-ID" w:eastAsia="en-ID"/>
+              </w:rPr>
+            </w:pPr>
+          </w:p>
+        </w:tc>
+        <w:tc>
+          <w:tcPr>
+            <w:tcW w:w="567" w:type="dxa"/>
+            <w:tcBorders>
+              <w:top w:val="single" w:sz="4" w:space="0" w:color="auto"/>
+              <w:left w:val="nil"/>
+              <w:bottom w:val="single" w:sz="4" w:space="0" w:color="auto"/>
+              <w:right w:val="single" w:sz="4" w:space="0" w:color="auto"/>
+            </w:tcBorders>
+            <w:noWrap/>
+            <w:vAlign w:val="center"/>
+          </w:tcPr>
+          <w:p>
+            <w:pPr>
+              <w:spacing w:line="240" w:lineRule="auto"/>
+              <w:jc w:val="center"/>
+              <w:rPr>
+                <w:rFonts w:eastAsia="Times New Roman" w:cs="Arial"/>
+                <w:color w:val="000000"/>
+                <w:sz w:val="16"/>
+                <w:szCs w:val="16"/>
+                <w:lang w:val="en-ID" w:eastAsia="en-ID"/>
+              </w:rPr>
+            </w:pPr>
+          </w:p>
+        </w:tc>
+        <w:tc>
+          <w:tcPr>
+            <w:tcW w:w="709" w:type="dxa"/>
+            <w:tcBorders>
+              <w:top w:val="single" w:sz="4" w:space="0" w:color="auto"/>
+              <w:left w:val="nil"/>
+              <w:bottom w:val="single" w:sz="4" w:space="0" w:color="auto"/>
+              <w:right w:val="single" w:sz="4" w:space="0" w:color="auto"/>
+            </w:tcBorders>
+            <w:noWrap/>
+            <w:vAlign w:val="center"/>
+          </w:tcPr>
+          <w:p>
+            <w:pPr>
+              <w:spacing w:line="240" w:lineRule="auto"/>
+              <w:jc w:val="center"/>
+              <w:rPr>
+                <w:rFonts w:eastAsia="Times New Roman" w:cs="Arial"/>
+                <w:color w:val="000000"/>
+                <w:sz w:val="16"/>
+                <w:szCs w:val="16"/>
+                <w:lang w:val="en-ID" w:eastAsia="en-ID"/>
+              </w:rPr>
+            </w:pPr>
+          </w:p>
+        </w:tc>
+        <w:tc>
+          <w:tcPr>
+            <w:tcW w:w="704" w:type="dxa"/>
+            <w:tcBorders>
+              <w:top w:val="single" w:sz="4" w:space="0" w:color="auto"/>
+              <w:left w:val="nil"/>
+              <w:bottom w:val="single" w:sz="4" w:space="0" w:color="auto"/>
+              <w:right w:val="single" w:sz="4" w:space="0" w:color="auto"/>
+            </w:tcBorders>
+            <w:noWrap/>
+            <w:vAlign w:val="center"/>
+          </w:tcPr>
+          <w:p>
+            <w:pPr>
+              <w:spacing w:line="240" w:lineRule="auto"/>
+              <w:jc w:val="center"/>
+              <w:rPr>
+                <w:rFonts w:eastAsia="Times New Roman" w:cs="Arial"/>
+                <w:color w:val="000000"/>
+                <w:sz w:val="16"/>
+                <w:szCs w:val="16"/>
+                <w:lang w:val="en-ID" w:eastAsia="en-ID"/>
+              </w:rPr>
+            </w:pPr>
+          </w:p>
+        </w:tc>
+        <w:tc>
+          <w:tcPr>
+            <w:tcW w:w="1260" w:type="dxa"/>
+            <w:tcBorders>
+              <w:top w:val="single" w:sz="4" w:space="0" w:color="auto"/>
+              <w:left w:val="nil"/>
+              <w:bottom w:val="single" w:sz="4" w:space="0" w:color="auto"/>
+              <w:right w:val="single" w:sz="4" w:space="0" w:color="auto"/>
+            </w:tcBorders>
+            <w:noWrap/>
+          </w:tcPr>
+          <w:p>
+            <w:pPr>
+              <w:spacing w:line="240" w:lineRule="auto"/>
+              <w:jc w:val="center"/>
+              <w:rPr>
+                <w:rFonts w:eastAsia="Times New Roman" w:cs="Arial"/>
+                <w:color w:val="000000"/>
+                <w:sz w:val="16"/>
+                <w:szCs w:val="16"/>
+                <w:lang w:val="en-ID" w:eastAsia="en-ID"/>
+              </w:rPr>
+            </w:pPr>
+          </w:p>
+        </w:tc>
+      </w:tr>
+      <w:tr>
+        <w:trPr>
+          <w:trHeight w:val="301"/>
+          <w:jc w:val="center"/>
+        </w:trPr>
+        <w:tc>
+          <w:tcPr>
+            <w:tcW w:w="625" w:type="dxa"/>
+            <w:tcBorders>
+              <w:top w:val="single" w:sz="4" w:space="0" w:color="auto"/>
+              <w:left w:val="single" w:sz="4" w:space="0" w:color="auto"/>
+              <w:bottom w:val="single" w:sz="4" w:space="0" w:color="auto"/>
+              <w:right w:val="single" w:sz="4" w:space="0" w:color="auto"/>
+            </w:tcBorders>
+            <w:noWrap/>
+            <w:vAlign w:val="center"/>
+          </w:tcPr>
+          <w:p>
+            <w:pPr>
+              <w:spacing w:line="240" w:lineRule="auto"/>
+              <w:jc w:val="center"/>
+              <w:rPr>
+                <w:rFonts w:cs="Arial"/>
+                <w:sz w:val="16"/>
+                <w:szCs w:val="16"/>
+              </w:rPr>
+            </w:pPr>
+            <w:r>
+              <w:rPr>
+                <w:rFonts w:cs="Arial"/>
+                <w:sz w:val="16"/>
+                <w:szCs w:val="16"/>
+              </w:rPr>
+              <w:t>4</w:t>
+            </w:r>
+          </w:p>
+        </w:tc>
+        <w:tc>
+          <w:tcPr>
+            <w:tcW w:w="1225" w:type="dxa"/>
+            <w:tcBorders>
+              <w:top w:val="single" w:sz="4" w:space="0" w:color="auto"/>
+              <w:left w:val="nil"/>
+              <w:bottom w:val="single" w:sz="4" w:space="0" w:color="auto"/>
+              <w:right w:val="single" w:sz="4" w:space="0" w:color="auto"/>
+            </w:tcBorders>
+            <w:noWrap/>
+            <w:vAlign w:val="center"/>
+          </w:tcPr>
+          <w:p>
+            <w:pPr>
+              <w:spacing w:line="240" w:lineRule="auto"/>
+              <w:jc w:val="center"/>
+              <w:rPr>
+                <w:rFonts w:eastAsia="Times New Roman" w:cs="Arial"/>
+                <w:color w:val="000000"/>
+                <w:sz w:val="16"/>
+                <w:szCs w:val="16"/>
+                <w:lang w:val="en-ID" w:eastAsia="en-ID"/>
+              </w:rPr>
+            </w:pPr>
+          </w:p>
+        </w:tc>
+        <w:tc>
+          <w:tcPr>
+            <w:tcW w:w="1687" w:type="dxa"/>
+            <w:tcBorders>
+              <w:top w:val="single" w:sz="4" w:space="0" w:color="auto"/>
+              <w:left w:val="nil"/>
+              <w:bottom w:val="single" w:sz="4" w:space="0" w:color="auto"/>
+              <w:right w:val="single" w:sz="4" w:space="0" w:color="auto"/>
+            </w:tcBorders>
+            <w:noWrap/>
+            <w:vAlign w:val="center"/>
+          </w:tcPr>
+          <w:p>
+            <w:pPr>
+              <w:spacing w:line="240" w:lineRule="auto"/>
+              <w:jc w:val="center"/>
+              <w:rPr>
+                <w:rFonts w:eastAsia="Times New Roman" w:cs="Arial"/>
+                <w:color w:val="000000"/>
+                <w:sz w:val="16"/>
+                <w:szCs w:val="16"/>
+                <w:lang w:val="en-ID" w:eastAsia="en-ID"/>
+              </w:rPr>
+            </w:pPr>
+          </w:p>
+        </w:tc>
+        <w:tc>
+          <w:tcPr>
+            <w:tcW w:w="688" w:type="dxa"/>
+            <w:tcBorders>
+              <w:top w:val="single" w:sz="4" w:space="0" w:color="auto"/>
+              <w:left w:val="nil"/>
+              <w:bottom w:val="single" w:sz="4" w:space="0" w:color="auto"/>
+              <w:right w:val="single" w:sz="4" w:space="0" w:color="auto"/>
+            </w:tcBorders>
+            <w:noWrap/>
+            <w:vAlign w:val="center"/>
+          </w:tcPr>
+          <w:p>
+            <w:pPr>
+              <w:spacing w:line="240" w:lineRule="auto"/>
+              <w:jc w:val="center"/>
+              <w:rPr>
+                <w:rFonts w:eastAsia="Times New Roman" w:cs="Arial"/>
+                <w:color w:val="000000"/>
+                <w:sz w:val="16"/>
+                <w:szCs w:val="16"/>
+                <w:lang w:val="en-ID" w:eastAsia="en-ID"/>
+              </w:rPr>
+            </w:pPr>
+          </w:p>
+        </w:tc>
+        <w:tc>
+          <w:tcPr>
+            <w:tcW w:w="630" w:type="dxa"/>
+            <w:tcBorders>
+              <w:top w:val="single" w:sz="4" w:space="0" w:color="auto"/>
+              <w:left w:val="nil"/>
+              <w:bottom w:val="single" w:sz="4" w:space="0" w:color="auto"/>
+              <w:right w:val="single" w:sz="4" w:space="0" w:color="auto"/>
+            </w:tcBorders>
+            <w:noWrap/>
+            <w:vAlign w:val="center"/>
+          </w:tcPr>
+          <w:p>
+            <w:pPr>
+              <w:spacing w:line="240" w:lineRule="auto"/>
+              <w:jc w:val="center"/>
+              <w:rPr>
+                <w:rFonts w:eastAsia="Times New Roman" w:cs="Arial"/>
+                <w:color w:val="000000"/>
+                <w:sz w:val="16"/>
+                <w:szCs w:val="16"/>
+                <w:lang w:val="en-ID" w:eastAsia="en-ID"/>
+              </w:rPr>
+            </w:pPr>
+          </w:p>
+        </w:tc>
+        <w:tc>
+          <w:tcPr>
+            <w:tcW w:w="810" w:type="dxa"/>
+            <w:tcBorders>
+              <w:top w:val="single" w:sz="4" w:space="0" w:color="auto"/>
+              <w:left w:val="nil"/>
+              <w:bottom w:val="single" w:sz="4" w:space="0" w:color="auto"/>
+              <w:right w:val="single" w:sz="4" w:space="0" w:color="auto"/>
+            </w:tcBorders>
+            <w:noWrap/>
+            <w:vAlign w:val="center"/>
+          </w:tcPr>
+          <w:p>
+            <w:pPr>
+              <w:spacing w:line="240" w:lineRule="auto"/>
+              <w:jc w:val="center"/>
+              <w:rPr>
+                <w:rFonts w:eastAsia="Times New Roman" w:cs="Arial"/>
+                <w:color w:val="000000"/>
+                <w:sz w:val="16"/>
+                <w:szCs w:val="16"/>
+                <w:lang w:val="en-ID" w:eastAsia="en-ID"/>
+              </w:rPr>
+            </w:pPr>
+          </w:p>
+        </w:tc>
+        <w:tc>
+          <w:tcPr>
+            <w:tcW w:w="851" w:type="dxa"/>
+            <w:tcBorders>
+              <w:top w:val="single" w:sz="4" w:space="0" w:color="auto"/>
+              <w:left w:val="nil"/>
+              <w:bottom w:val="single" w:sz="4" w:space="0" w:color="auto"/>
+              <w:right w:val="single" w:sz="4" w:space="0" w:color="auto"/>
+            </w:tcBorders>
+            <w:noWrap/>
+            <w:vAlign w:val="center"/>
+          </w:tcPr>
+          <w:p>
+            <w:pPr>
+              <w:spacing w:line="240" w:lineRule="auto"/>
+              <w:jc w:val="center"/>
+              <w:rPr>
+                <w:rFonts w:eastAsia="Times New Roman" w:cs="Arial"/>
+                <w:color w:val="000000"/>
+                <w:sz w:val="16"/>
+                <w:szCs w:val="16"/>
+                <w:lang w:val="en-ID" w:eastAsia="en-ID"/>
+              </w:rPr>
+            </w:pPr>
+          </w:p>
+        </w:tc>
+        <w:tc>
+          <w:tcPr>
+            <w:tcW w:w="992" w:type="dxa"/>
+            <w:tcBorders>
+              <w:top w:val="single" w:sz="4" w:space="0" w:color="auto"/>
+              <w:left w:val="nil"/>
+              <w:bottom w:val="single" w:sz="4" w:space="0" w:color="auto"/>
+              <w:right w:val="single" w:sz="4" w:space="0" w:color="auto"/>
+            </w:tcBorders>
+            <w:noWrap/>
+            <w:vAlign w:val="center"/>
+          </w:tcPr>
+          <w:p>
+            <w:pPr>
+              <w:spacing w:line="240" w:lineRule="auto"/>
+              <w:jc w:val="center"/>
+              <w:rPr>
+                <w:rFonts w:eastAsia="Times New Roman" w:cs="Arial"/>
+                <w:color w:val="000000"/>
+                <w:sz w:val="16"/>
+                <w:szCs w:val="16"/>
+                <w:lang w:val="en-ID" w:eastAsia="en-ID"/>
+              </w:rPr>
+            </w:pPr>
+          </w:p>
+        </w:tc>
+        <w:tc>
+          <w:tcPr>
+            <w:tcW w:w="851" w:type="dxa"/>
+            <w:tcBorders>
+              <w:left w:val="nil"/>
+              <w:bottom w:val="single" w:sz="4" w:space="0" w:color="auto"/>
+              <w:right w:val="single" w:sz="4" w:space="0" w:color="auto"/>
+            </w:tcBorders>
+            <w:noWrap/>
+            <w:vAlign w:val="center"/>
+          </w:tcPr>
+          <w:p>
+            <w:pPr>
+              <w:spacing w:line="240" w:lineRule="auto"/>
+              <w:jc w:val="center"/>
+              <w:rPr>
+                <w:rFonts w:eastAsia="Times New Roman" w:cs="Arial"/>
+                <w:color w:val="000000"/>
+                <w:sz w:val="16"/>
+                <w:szCs w:val="16"/>
+                <w:lang w:val="en-ID" w:eastAsia="en-ID"/>
+              </w:rPr>
+            </w:pPr>
+          </w:p>
+        </w:tc>
+        <w:tc>
+          <w:tcPr>
+            <w:tcW w:w="992" w:type="dxa"/>
+            <w:tcBorders>
+              <w:top w:val="single" w:sz="4" w:space="0" w:color="auto"/>
+              <w:left w:val="nil"/>
+              <w:bottom w:val="single" w:sz="4" w:space="0" w:color="auto"/>
+              <w:right w:val="single" w:sz="4" w:space="0" w:color="auto"/>
+            </w:tcBorders>
+            <w:noWrap/>
+            <w:vAlign w:val="center"/>
+          </w:tcPr>
+          <w:p>
+            <w:pPr>
+              <w:spacing w:line="240" w:lineRule="auto"/>
+              <w:jc w:val="center"/>
+              <w:rPr>
+                <w:rFonts w:eastAsia="Times New Roman" w:cs="Arial"/>
+                <w:color w:val="000000"/>
+                <w:sz w:val="16"/>
+                <w:szCs w:val="16"/>
+                <w:lang w:val="en-ID" w:eastAsia="en-ID"/>
+              </w:rPr>
+            </w:pPr>
+          </w:p>
+        </w:tc>
+        <w:tc>
+          <w:tcPr>
+            <w:tcW w:w="850" w:type="dxa"/>
+            <w:tcBorders>
+              <w:top w:val="single" w:sz="4" w:space="0" w:color="auto"/>
+              <w:left w:val="nil"/>
+              <w:bottom w:val="single" w:sz="4" w:space="0" w:color="auto"/>
+              <w:right w:val="single" w:sz="4" w:space="0" w:color="auto"/>
+            </w:tcBorders>
+            <w:noWrap/>
+            <w:vAlign w:val="center"/>
+          </w:tcPr>
+          <w:p>
+            <w:pPr>
+              <w:spacing w:line="240" w:lineRule="auto"/>
+              <w:jc w:val="center"/>
+              <w:rPr>
+                <w:rFonts w:eastAsia="Times New Roman" w:cs="Arial"/>
+                <w:color w:val="000000"/>
+                <w:sz w:val="16"/>
+                <w:szCs w:val="16"/>
+                <w:lang w:val="en-ID" w:eastAsia="en-ID"/>
+              </w:rPr>
+            </w:pPr>
+          </w:p>
+        </w:tc>
+        <w:tc>
+          <w:tcPr>
+            <w:tcW w:w="567" w:type="dxa"/>
+            <w:tcBorders>
+              <w:top w:val="single" w:sz="4" w:space="0" w:color="auto"/>
+              <w:left w:val="nil"/>
+              <w:bottom w:val="single" w:sz="4" w:space="0" w:color="auto"/>
+              <w:right w:val="single" w:sz="4" w:space="0" w:color="auto"/>
+            </w:tcBorders>
+            <w:noWrap/>
+            <w:vAlign w:val="center"/>
+          </w:tcPr>
+          <w:p>
+            <w:pPr>
+              <w:spacing w:line="240" w:lineRule="auto"/>
+              <w:jc w:val="center"/>
+              <w:rPr>
+                <w:rFonts w:eastAsia="Times New Roman" w:cs="Arial"/>
+                <w:color w:val="000000"/>
+                <w:sz w:val="16"/>
+                <w:szCs w:val="16"/>
+                <w:lang w:val="en-ID" w:eastAsia="en-ID"/>
+              </w:rPr>
+            </w:pPr>
+          </w:p>
+        </w:tc>
+        <w:tc>
+          <w:tcPr>
+            <w:tcW w:w="567" w:type="dxa"/>
+            <w:tcBorders>
+              <w:top w:val="single" w:sz="4" w:space="0" w:color="auto"/>
+              <w:left w:val="nil"/>
+              <w:bottom w:val="single" w:sz="4" w:space="0" w:color="auto"/>
+              <w:right w:val="single" w:sz="4" w:space="0" w:color="auto"/>
+            </w:tcBorders>
+            <w:noWrap/>
+            <w:vAlign w:val="center"/>
+          </w:tcPr>
+          <w:p>
+            <w:pPr>
+              <w:spacing w:line="240" w:lineRule="auto"/>
+              <w:jc w:val="center"/>
+              <w:rPr>
+                <w:rFonts w:eastAsia="Times New Roman" w:cs="Arial"/>
+                <w:color w:val="000000"/>
+                <w:sz w:val="16"/>
+                <w:szCs w:val="16"/>
+                <w:lang w:val="en-ID" w:eastAsia="en-ID"/>
+              </w:rPr>
+            </w:pPr>
+          </w:p>
+        </w:tc>
+        <w:tc>
+          <w:tcPr>
+            <w:tcW w:w="567" w:type="dxa"/>
+            <w:tcBorders>
+              <w:top w:val="single" w:sz="4" w:space="0" w:color="auto"/>
+              <w:left w:val="nil"/>
+              <w:bottom w:val="single" w:sz="4" w:space="0" w:color="auto"/>
+              <w:right w:val="single" w:sz="4" w:space="0" w:color="auto"/>
+            </w:tcBorders>
+            <w:noWrap/>
+            <w:vAlign w:val="center"/>
+          </w:tcPr>
+          <w:p>
+            <w:pPr>
+              <w:spacing w:line="240" w:lineRule="auto"/>
+              <w:jc w:val="center"/>
+              <w:rPr>
+                <w:rFonts w:eastAsia="Times New Roman" w:cs="Arial"/>
+                <w:color w:val="000000"/>
+                <w:sz w:val="16"/>
+                <w:szCs w:val="16"/>
+                <w:lang w:val="en-ID" w:eastAsia="en-ID"/>
+              </w:rPr>
+            </w:pPr>
+          </w:p>
+        </w:tc>
+        <w:tc>
+          <w:tcPr>
+            <w:tcW w:w="709" w:type="dxa"/>
+            <w:tcBorders>
+              <w:top w:val="single" w:sz="4" w:space="0" w:color="auto"/>
+              <w:left w:val="nil"/>
+              <w:bottom w:val="single" w:sz="4" w:space="0" w:color="auto"/>
+              <w:right w:val="single" w:sz="4" w:space="0" w:color="auto"/>
+            </w:tcBorders>
+            <w:noWrap/>
+            <w:vAlign w:val="center"/>
+          </w:tcPr>
+          <w:p>
+            <w:pPr>
+              <w:spacing w:line="240" w:lineRule="auto"/>
+              <w:jc w:val="center"/>
+              <w:rPr>
+                <w:rFonts w:eastAsia="Times New Roman" w:cs="Arial"/>
+                <w:color w:val="000000"/>
+                <w:sz w:val="16"/>
+                <w:szCs w:val="16"/>
+                <w:lang w:val="en-ID" w:eastAsia="en-ID"/>
+              </w:rPr>
+            </w:pPr>
+          </w:p>
+        </w:tc>
+        <w:tc>
+          <w:tcPr>
+            <w:tcW w:w="704" w:type="dxa"/>
+            <w:tcBorders>
+              <w:top w:val="single" w:sz="4" w:space="0" w:color="auto"/>
+              <w:left w:val="nil"/>
+              <w:bottom w:val="single" w:sz="4" w:space="0" w:color="auto"/>
+              <w:right w:val="single" w:sz="4" w:space="0" w:color="auto"/>
+            </w:tcBorders>
+            <w:noWrap/>
+            <w:vAlign w:val="center"/>
+          </w:tcPr>
+          <w:p>
+            <w:pPr>
+              <w:spacing w:line="240" w:lineRule="auto"/>
+              <w:jc w:val="center"/>
+              <w:rPr>
+                <w:rFonts w:eastAsia="Times New Roman" w:cs="Arial"/>
+                <w:color w:val="000000"/>
+                <w:sz w:val="16"/>
+                <w:szCs w:val="16"/>
+                <w:lang w:val="en-ID" w:eastAsia="en-ID"/>
+              </w:rPr>
+            </w:pPr>
+          </w:p>
+        </w:tc>
+        <w:tc>
+          <w:tcPr>
+            <w:tcW w:w="1260" w:type="dxa"/>
+            <w:tcBorders>
+              <w:top w:val="single" w:sz="4" w:space="0" w:color="auto"/>
+              <w:left w:val="nil"/>
+              <w:bottom w:val="single" w:sz="4" w:space="0" w:color="auto"/>
+              <w:right w:val="single" w:sz="4" w:space="0" w:color="auto"/>
+            </w:tcBorders>
+            <w:noWrap/>
+          </w:tcPr>
+          <w:p>
+            <w:pPr>
+              <w:spacing w:line="240" w:lineRule="auto"/>
+              <w:jc w:val="center"/>
+              <w:rPr>
+                <w:rFonts w:eastAsia="Times New Roman" w:cs="Arial"/>
+                <w:color w:val="000000"/>
+                <w:sz w:val="16"/>
+                <w:szCs w:val="16"/>
+                <w:lang w:val="en-ID" w:eastAsia="en-ID"/>
+              </w:rPr>
+            </w:pPr>
+          </w:p>
+        </w:tc>
+      </w:tr>
     </w:tbl>
     <w:p>
       <w:pPr>
@@ -36920,7 +41365,7 @@
   <w:style w:type="paragraph" w:default="1" w:styleId="Normal">
     <w:name w:val="Normal"/>
     <w:qFormat/>
-    <w:rsid w:val="00055D76"/>
+    <w:rsid w:val="002C594E"/>
   </w:style>
   <w:style w:type="paragraph" w:styleId="Heading1">
     <w:name w:val="heading 1"/>
